--- a/fuentes/CF2_52450478_DU.docx
+++ b/fuentes/CF2_52450478_DU.docx
@@ -1,6 +1,6 @@
 
 <file path=word/document.xml><?xml version="1.0" encoding="utf-8"?>
-<w:document xmlns:wpc="http://schemas.microsoft.com/office/word/2010/wordprocessingCanvas" xmlns:cx="http://schemas.microsoft.com/office/drawing/2014/chartex" xmlns:cx1="http://schemas.microsoft.com/office/drawing/2015/9/8/chartex" xmlns:cx2="http://schemas.microsoft.com/office/drawing/2015/10/21/chartex" xmlns:cx3="http://schemas.microsoft.com/office/drawing/2016/5/9/chartex" xmlns:cx4="http://schemas.microsoft.com/office/drawing/2016/5/10/chartex" xmlns:cx5="http://schemas.microsoft.com/office/drawing/2016/5/11/chartex" xmlns:cx6="http://schemas.microsoft.com/office/drawing/2016/5/12/chartex" xmlns:cx7="http://schemas.microsoft.com/office/drawing/2016/5/13/chartex" xmlns:cx8="http://schemas.microsoft.com/office/drawing/2016/5/14/chartex" xmlns:mc="http://schemas.openxmlformats.org/markup-compatibility/2006" xmlns:aink="http://schemas.microsoft.com/office/drawing/2016/ink" xmlns:am3d="http://schemas.microsoft.com/office/drawing/2017/model3d" xmlns:o="urn:schemas-microsoft-com:office:office" xmlns:r="http://schemas.openxmlformats.org/officeDocument/2006/relationships" xmlns:m="http://schemas.openxmlformats.org/officeDocument/2006/math" xmlns:v="urn:schemas-microsoft-com:vml" xmlns:wp14="http://schemas.microsoft.com/office/word/2010/wordprocessingDrawing" xmlns:wp="http://schemas.openxmlformats.org/drawingml/2006/wordprocessingDrawing" xmlns:w10="urn:schemas-microsoft-com:office:word" xmlns:w="http://schemas.openxmlformats.org/wordprocessingml/2006/main" xmlns:w14="http://schemas.microsoft.com/office/word/2010/wordml" xmlns:w15="http://schemas.microsoft.com/office/word/2012/wordml" xmlns:w16cex="http://schemas.microsoft.com/office/word/2018/wordml/cex" xmlns:w16cid="http://schemas.microsoft.com/office/word/2016/wordml/cid" xmlns:w16="http://schemas.microsoft.com/office/word/2018/wordml" xmlns:w16sdtdh="http://schemas.microsoft.com/office/word/2020/wordml/sdtdatahash" xmlns:w16se="http://schemas.microsoft.com/office/word/2015/wordml/symex" xmlns:wpg="http://schemas.microsoft.com/office/word/2010/wordprocessingGroup" xmlns:wpi="http://schemas.microsoft.com/office/word/2010/wordprocessingInk" xmlns:wne="http://schemas.microsoft.com/office/word/2006/wordml" xmlns:wps="http://schemas.microsoft.com/office/word/2010/wordprocessingShape" mc:Ignorable="w14 w15 w16se w16cid w16 w16cex w16sdtdh wp14">
+<w:document xmlns:wpc="http://schemas.microsoft.com/office/word/2010/wordprocessingCanvas" xmlns:cx="http://schemas.microsoft.com/office/drawing/2014/chartex" xmlns:cx1="http://schemas.microsoft.com/office/drawing/2015/9/8/chartex" xmlns:cx2="http://schemas.microsoft.com/office/drawing/2015/10/21/chartex" xmlns:cx3="http://schemas.microsoft.com/office/drawing/2016/5/9/chartex" xmlns:cx4="http://schemas.microsoft.com/office/drawing/2016/5/10/chartex" xmlns:cx5="http://schemas.microsoft.com/office/drawing/2016/5/11/chartex" xmlns:cx6="http://schemas.microsoft.com/office/drawing/2016/5/12/chartex" xmlns:cx7="http://schemas.microsoft.com/office/drawing/2016/5/13/chartex" xmlns:cx8="http://schemas.microsoft.com/office/drawing/2016/5/14/chartex" xmlns:mc="http://schemas.openxmlformats.org/markup-compatibility/2006" xmlns:aink="http://schemas.microsoft.com/office/drawing/2016/ink" xmlns:am3d="http://schemas.microsoft.com/office/drawing/2017/model3d" xmlns:o="urn:schemas-microsoft-com:office:office" xmlns:oel="http://schemas.microsoft.com/office/2019/extlst" xmlns:r="http://schemas.openxmlformats.org/officeDocument/2006/relationships" xmlns:m="http://schemas.openxmlformats.org/officeDocument/2006/math" xmlns:v="urn:schemas-microsoft-com:vml" xmlns:wp14="http://schemas.microsoft.com/office/word/2010/wordprocessingDrawing" xmlns:wp="http://schemas.openxmlformats.org/drawingml/2006/wordprocessingDrawing" xmlns:w10="urn:schemas-microsoft-com:office:word" xmlns:w="http://schemas.openxmlformats.org/wordprocessingml/2006/main" xmlns:w14="http://schemas.microsoft.com/office/word/2010/wordml" xmlns:w15="http://schemas.microsoft.com/office/word/2012/wordml" xmlns:w16cex="http://schemas.microsoft.com/office/word/2018/wordml/cex" xmlns:w16cid="http://schemas.microsoft.com/office/word/2016/wordml/cid" xmlns:w16="http://schemas.microsoft.com/office/word/2018/wordml" xmlns:w16du="http://schemas.microsoft.com/office/word/2023/wordml/word16du" xmlns:w16sdtdh="http://schemas.microsoft.com/office/word/2020/wordml/sdtdatahash" xmlns:w16sdtfl="http://schemas.microsoft.com/office/word/2024/wordml/sdtformatlock" xmlns:w16se="http://schemas.microsoft.com/office/word/2015/wordml/symex" xmlns:wpg="http://schemas.microsoft.com/office/word/2010/wordprocessingGroup" xmlns:wpi="http://schemas.microsoft.com/office/word/2010/wordprocessingInk" xmlns:wne="http://schemas.microsoft.com/office/word/2006/wordml" xmlns:wps="http://schemas.microsoft.com/office/word/2010/wordprocessingShape" mc:Ignorable="w14 w15 w16se w16cid w16 w16cex w16sdtdh w16sdtfl w16du wp14">
   <w:body>
     <w:p>
       <w:r>
@@ -201,9 +201,9 @@
               </wp:anchor>
             </w:drawing>
           </mc:Choice>
-          <mc:Fallback>
+          <mc:Fallback xmlns:a14="http://schemas.microsoft.com/office/drawing/2010/main" xmlns:pic="http://schemas.openxmlformats.org/drawingml/2006/picture" xmlns:adec="http://schemas.microsoft.com/office/drawing/2017/decorative" xmlns:a="http://schemas.openxmlformats.org/drawingml/2006/main">
             <w:pict>
-              <v:rect w14:anchorId="393B4CD3" id="Rectángulo 3" o:spid="_x0000_s1026" alt="&quot;&quot;" style="position:absolute;margin-left:-55.65pt;margin-top:26.95pt;width:613.85pt;height:165.5pt;z-index:-251655168;visibility:visible;mso-wrap-style:square;mso-height-percent:0;mso-wrap-distance-left:9pt;mso-wrap-distance-top:0;mso-wrap-distance-right:9pt;mso-wrap-distance-bottom:0;mso-position-horizontal:absolute;mso-position-horizontal-relative:text;mso-position-vertical:absolute;mso-position-vertical-relative:text;mso-height-percent:0;mso-height-relative:margin;v-text-anchor:middle" o:gfxdata="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" fillcolor="#00314d" stroked="f" strokeweight="1pt"/>
+              <v:rect id="Rectángulo 3" style="position:absolute;margin-left:-55.65pt;margin-top:26.95pt;width:613.85pt;height:165.5pt;z-index:-251655168;visibility:visible;mso-wrap-style:square;mso-height-percent:0;mso-wrap-distance-left:9pt;mso-wrap-distance-top:0;mso-wrap-distance-right:9pt;mso-wrap-distance-bottom:0;mso-position-horizontal:absolute;mso-position-horizontal-relative:text;mso-position-vertical:absolute;mso-position-vertical-relative:text;mso-height-percent:0;mso-height-relative:margin;v-text-anchor:middle" alt="&quot;&quot;" o:spid="_x0000_s1026" fillcolor="#00314d" stroked="f" strokeweight="1pt" w14:anchorId="393B4CD3" o:gfxdata="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"/>
             </w:pict>
           </mc:Fallback>
         </mc:AlternateContent>
@@ -302,13 +302,13 @@
               </wp:anchor>
             </w:drawing>
           </mc:Choice>
-          <mc:Fallback>
+          <mc:Fallback xmlns:a14="http://schemas.microsoft.com/office/drawing/2010/main" xmlns:pic="http://schemas.openxmlformats.org/drawingml/2006/picture" xmlns:adec="http://schemas.microsoft.com/office/drawing/2017/decorative" xmlns:a="http://schemas.openxmlformats.org/drawingml/2006/main">
             <w:pict>
-              <v:shapetype w14:anchorId="2E2DABF6" id="_x0000_t202" coordsize="21600,21600" o:spt="202" path="m,l,21600r21600,l21600,xe">
+              <v:shapetype id="_x0000_t202" coordsize="21600,21600" o:spt="202" path="m,l,21600r21600,l21600,xe" w14:anchorId="2E2DABF6">
                 <v:stroke joinstyle="miter"/>
                 <v:path gradientshapeok="t" o:connecttype="rect"/>
               </v:shapetype>
-              <v:shape id="Cuadro de texto 2" o:spid="_x0000_s1026" type="#_x0000_t202" alt="&quot;&quot;" style="position:absolute;left:0;text-align:left;margin-left:-19.8pt;margin-top:36.75pt;width:488.95pt;height:115.5pt;z-index:251663360;visibility:visible;mso-wrap-style:square;mso-width-percent:0;mso-height-percent:0;mso-wrap-distance-left:9pt;mso-wrap-distance-top:3.6pt;mso-wrap-distance-right:9pt;mso-wrap-distance-bottom:3.6pt;mso-position-horizontal:absolute;mso-position-horizontal-relative:text;mso-position-vertical:absolute;mso-position-vertical-relative:text;mso-width-percent:0;mso-height-percent:0;mso-width-relative:margin;mso-height-relative:margin;v-text-anchor:top" o:gfxdata="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" filled="f" stroked="f">
+              <v:shape id="Cuadro de texto 2" style="position:absolute;left:0;text-align:left;margin-left:-19.8pt;margin-top:36.75pt;width:488.95pt;height:115.5pt;z-index:251663360;visibility:visible;mso-wrap-style:square;mso-width-percent:0;mso-height-percent:0;mso-wrap-distance-left:9pt;mso-wrap-distance-top:3.6pt;mso-wrap-distance-right:9pt;mso-wrap-distance-bottom:3.6pt;mso-position-horizontal:absolute;mso-position-horizontal-relative:text;mso-position-vertical:absolute;mso-position-vertical-relative:text;mso-width-percent:0;mso-height-percent:0;mso-width-relative:margin;mso-height-relative:margin;v-text-anchor:top" alt="&quot;&quot;" o:spid="_x0000_s1026" filled="f" stroked="f" type="#_x0000_t202" o:gfxdata="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">
                 <v:textbox>
                   <w:txbxContent>
                     <w:p>
@@ -448,7 +448,31 @@
           <w:szCs w:val="28"/>
           <w14:ligatures w14:val="none"/>
         </w:rPr>
-        <w:t>Junio 2025</w:t>
+        <w:t>Ju</w:t>
+      </w:r>
+      <w:r>
+        <w:rPr>
+          <w:rFonts w:cstheme="minorHAnsi"/>
+          <w:b/>
+          <w:bCs/>
+          <w:color w:val="000000" w:themeColor="text1"/>
+          <w:kern w:val="0"/>
+          <w:szCs w:val="28"/>
+          <w14:ligatures w14:val="none"/>
+        </w:rPr>
+        <w:t>l</w:t>
+      </w:r>
+      <w:r>
+        <w:rPr>
+          <w:rFonts w:cstheme="minorHAnsi"/>
+          <w:b/>
+          <w:bCs/>
+          <w:color w:val="000000" w:themeColor="text1"/>
+          <w:kern w:val="0"/>
+          <w:szCs w:val="28"/>
+          <w14:ligatures w14:val="none"/>
+        </w:rPr>
+        <w:t>io 2025</w:t>
       </w:r>
       <w:r>
         <w:rPr>
@@ -461,12 +485,11 @@
     <w:sdt>
       <w:sdtPr>
         <w:rPr>
-          <w:rFonts w:asciiTheme="minorHAnsi" w:eastAsiaTheme="minorHAnsi" w:hAnsiTheme="minorHAnsi" w:cstheme="minorBidi"/>
+          <w:rFonts w:asciiTheme="minorHAnsi" w:eastAsiaTheme="minorEastAsia" w:hAnsiTheme="minorHAnsi" w:cstheme="minorBidi"/>
           <w:b w:val="0"/>
           <w:color w:val="auto"/>
           <w:kern w:val="2"/>
           <w:sz w:val="28"/>
-          <w:szCs w:val="22"/>
           <w:lang w:val="es-ES" w:eastAsia="en-US"/>
           <w14:ligatures w14:val="standardContextual"/>
         </w:rPr>
@@ -476,12 +499,6 @@
           <w:docPartUnique/>
         </w:docPartObj>
       </w:sdtPr>
-      <w:sdtEndPr>
-        <w:rPr>
-          <w:rFonts w:cstheme="minorHAnsi"/>
-          <w:bCs/>
-        </w:rPr>
-      </w:sdtEndPr>
       <w:sdtContent>
         <w:p>
           <w:pPr>
@@ -1148,7 +1165,19 @@
               <w:rPr>
                 <w:rStyle w:val="Hipervnculo"/>
               </w:rPr>
-              <w:t>Trazo de corpiño básico femenino</w:t>
+              <w:t>Trazo d</w:t>
+            </w:r>
+            <w:r>
+              <w:rPr>
+                <w:rStyle w:val="Hipervnculo"/>
+              </w:rPr>
+              <w:t>e</w:t>
+            </w:r>
+            <w:r>
+              <w:rPr>
+                <w:rStyle w:val="Hipervnculo"/>
+              </w:rPr>
+              <w:t xml:space="preserve"> corpiño básico femenino</w:t>
             </w:r>
             <w:r>
               <w:rPr>
@@ -4956,7 +4985,7 @@
           <w:bCs/>
           <w:lang w:eastAsia="es-CO"/>
         </w:rPr>
-        <w:t xml:space="preserve"> Pasos para definir el patronaje</w:t>
+        <w:t xml:space="preserve"> </w:t>
       </w:r>
       <w:r>
         <w:rPr>
@@ -4964,7 +4993,23 @@
           <w:bCs/>
           <w:lang w:eastAsia="es-CO"/>
         </w:rPr>
-        <w:t xml:space="preserve"> en la carpeta de anexos</w:t>
+        <w:t>“Manual de patronaje básico e interpretación de diseños”</w:t>
+      </w:r>
+      <w:r>
+        <w:rPr>
+          <w:b/>
+          <w:bCs/>
+          <w:lang w:eastAsia="es-CO"/>
+        </w:rPr>
+        <w:t xml:space="preserve"> </w:t>
+      </w:r>
+      <w:r>
+        <w:rPr>
+          <w:b/>
+          <w:bCs/>
+          <w:lang w:eastAsia="es-CO"/>
+        </w:rPr>
+        <w:t>en la carpeta de anexos</w:t>
       </w:r>
       <w:r>
         <w:rPr>
@@ -5454,7 +5499,21 @@
         <w:rPr>
           <w:lang w:eastAsia="es-CO"/>
         </w:rPr>
-        <w:t>Juego de reglas de patronaje, incluyendo sisómetro, curvas y escuadra.</w:t>
+        <w:t xml:space="preserve">Juego de reglas de patronaje, incluyendo </w:t>
+      </w:r>
+      <w:proofErr w:type="spellStart"/>
+      <w:r>
+        <w:rPr>
+          <w:lang w:eastAsia="es-CO"/>
+        </w:rPr>
+        <w:t>sisómetro</w:t>
+      </w:r>
+      <w:proofErr w:type="spellEnd"/>
+      <w:r>
+        <w:rPr>
+          <w:lang w:eastAsia="es-CO"/>
+        </w:rPr>
+        <w:t>, curvas y escuadra.</w:t>
       </w:r>
     </w:p>
     <w:p>
@@ -5489,7 +5548,7 @@
           <w:bCs/>
           <w:lang w:val="es-419" w:eastAsia="es-CO"/>
         </w:rPr>
-        <w:t>Se invita a explorar el PDF - Manual de patronaje básico e interpretación de diseños</w:t>
+        <w:t xml:space="preserve">Se invita a explorar el PDF </w:t>
       </w:r>
       <w:r>
         <w:rPr>
@@ -5497,15 +5556,40 @@
           <w:bCs/>
           <w:lang w:val="es-419" w:eastAsia="es-CO"/>
         </w:rPr>
-        <w:t xml:space="preserve"> en la carpeta de anexos.</w:t>
-      </w:r>
-    </w:p>
-    <w:p>
-      <w:pPr>
-        <w:rPr>
-          <w:lang w:val="es-419" w:eastAsia="es-CO"/>
-        </w:rPr>
-      </w:pPr>
+        <w:t>-</w:t>
+      </w:r>
+      <w:r>
+        <w:rPr>
+          <w:b/>
+          <w:bCs/>
+          <w:lang w:val="es-419" w:eastAsia="es-CO"/>
+        </w:rPr>
+        <w:t xml:space="preserve"> </w:t>
+      </w:r>
+      <w:r>
+        <w:rPr>
+          <w:b/>
+          <w:bCs/>
+          <w:lang w:val="es-419" w:eastAsia="es-CO"/>
+        </w:rPr>
+        <w:t>I</w:t>
+      </w:r>
+      <w:r>
+        <w:rPr>
+          <w:b/>
+          <w:bCs/>
+          <w:lang w:val="es-419" w:eastAsia="es-CO"/>
+        </w:rPr>
+        <w:t xml:space="preserve">nterpretación de simbologías técnicas y reconocimiento de la estructura corporal en procesos de patronaje y corte </w:t>
+      </w:r>
+      <w:r>
+        <w:rPr>
+          <w:b/>
+          <w:bCs/>
+          <w:lang w:val="es-419" w:eastAsia="es-CO"/>
+        </w:rPr>
+        <w:t>en la carpeta de anexos.</w:t>
+      </w:r>
     </w:p>
     <w:p>
       <w:pPr>
@@ -6063,19 +6147,13 @@
     </w:p>
     <w:p>
       <w:pPr>
-        <w:rPr>
-          <w:lang w:val="es-419" w:eastAsia="es-CO"/>
-        </w:rPr>
-      </w:pPr>
-    </w:p>
-    <w:p>
-      <w:pPr>
         <w:pStyle w:val="Ttulo2"/>
       </w:pPr>
       <w:bookmarkStart w:id="10" w:name="_Toc201912036"/>
       <w:bookmarkStart w:id="11" w:name="_Toc201912399"/>
       <w:bookmarkEnd w:id="10"/>
       <w:r>
+        <w:lastRenderedPageBreak/>
         <w:t>Traslado de pinzas de corpiño</w:t>
       </w:r>
       <w:bookmarkEnd w:id="11"/>
@@ -6274,7 +6352,6 @@
         <w:rPr>
           <w:lang w:eastAsia="es-CO"/>
         </w:rPr>
-        <w:lastRenderedPageBreak/>
         <w:t>Medio hombro.</w:t>
       </w:r>
     </w:p>
@@ -6292,6 +6369,7 @@
         <w:rPr>
           <w:lang w:eastAsia="es-CO"/>
         </w:rPr>
+        <w:lastRenderedPageBreak/>
         <w:t>Punto del hombro.</w:t>
       </w:r>
     </w:p>
@@ -6449,13 +6527,15 @@
     </w:p>
     <w:p>
       <w:pPr>
-        <w:rPr>
-          <w:lang w:val="es-419" w:eastAsia="es-CO"/>
-        </w:rPr>
-      </w:pPr>
-    </w:p>
-    <w:p>
-      <w:pPr>
+        <w:ind w:firstLine="0"/>
+        <w:rPr>
+          <w:lang w:val="es-419" w:eastAsia="es-CO"/>
+        </w:rPr>
+      </w:pPr>
+    </w:p>
+    <w:p>
+      <w:pPr>
+        <w:ind w:firstLine="0"/>
         <w:rPr>
           <w:lang w:val="es-419" w:eastAsia="es-CO"/>
         </w:rPr>
@@ -6472,6 +6552,7 @@
         <w:rPr>
           <w:lang w:val="es-419"/>
         </w:rPr>
+        <w:lastRenderedPageBreak/>
         <w:t>Traslados de pinza en base</w:t>
       </w:r>
     </w:p>
@@ -6634,26 +6715,20 @@
         <w:rPr>
           <w:lang w:val="es-419" w:eastAsia="es-CO"/>
         </w:rPr>
-        <w:t xml:space="preserve">Para estudiar su aplicación, se trabajará exclusivamente sobre la parte superior femenina, considerando los contornos de busto, cintura y cadera. Estos contornos definen las zonas con mayor variación de volumen y constituyen los puntos clave en la </w:t>
-      </w:r>
+        <w:t>Para estudiar su aplicación, se trabajará exclusivamente sobre la parte superior femenina, considerando los contornos de busto, cintura y cadera. Estos contornos definen las zonas con mayor variación de volumen y constituyen los puntos clave en la construcción de patrones base, marcando la división entre la parte superior e inferior del cuerpo.</w:t>
+      </w:r>
+    </w:p>
+    <w:p>
+      <w:pPr>
+        <w:rPr>
+          <w:lang w:val="es-419" w:eastAsia="es-CO"/>
+        </w:rPr>
+      </w:pPr>
       <w:r>
         <w:rPr>
           <w:lang w:val="es-419" w:eastAsia="es-CO"/>
         </w:rPr>
         <w:lastRenderedPageBreak/>
-        <w:t>construcción de patrones base, marcando la división entre la parte superior e inferior del cuerpo.</w:t>
-      </w:r>
-    </w:p>
-    <w:p>
-      <w:pPr>
-        <w:rPr>
-          <w:lang w:val="es-419" w:eastAsia="es-CO"/>
-        </w:rPr>
-      </w:pPr>
-      <w:r>
-        <w:rPr>
-          <w:lang w:val="es-419" w:eastAsia="es-CO"/>
-        </w:rPr>
         <w:t>Independientemente del tipo de prenda, el nivel de desahogo o la interpretación de diseño, las pinzas siempre se aplican sobre estos tres contornos, ya que son la base sobre la cual se estructura el molde y se logra un ajuste preciso al cuerpo.</w:t>
       </w:r>
     </w:p>
@@ -6866,6 +6941,7 @@
         <w:rPr>
           <w:lang w:val="es-419"/>
         </w:rPr>
+        <w:lastRenderedPageBreak/>
         <w:t>Tipos de brazos</w:t>
       </w:r>
     </w:p>
@@ -7001,20 +7077,20 @@
         <w:rPr>
           <w:lang w:eastAsia="es-CO"/>
         </w:rPr>
+        <w:t>Brazo atrasado, que exige ajustes en el delantero para evitar tensión o exceso de tela.</w:t>
+      </w:r>
+    </w:p>
+    <w:p>
+      <w:pPr>
+        <w:rPr>
+          <w:lang w:eastAsia="es-CO"/>
+        </w:rPr>
+      </w:pPr>
+      <w:r>
+        <w:rPr>
+          <w:lang w:eastAsia="es-CO"/>
+        </w:rPr>
         <w:lastRenderedPageBreak/>
-        <w:t>Brazo atrasado, que exige ajustes en el delantero para evitar tensión o exceso de tela.</w:t>
-      </w:r>
-    </w:p>
-    <w:p>
-      <w:pPr>
-        <w:rPr>
-          <w:lang w:eastAsia="es-CO"/>
-        </w:rPr>
-      </w:pPr>
-      <w:r>
-        <w:rPr>
-          <w:lang w:eastAsia="es-CO"/>
-        </w:rPr>
         <w:t>Este análisis permite lograr una manga funcional, bien entallada y sin deformaciones.</w:t>
       </w:r>
     </w:p>
@@ -7124,35 +7200,6 @@
     </w:p>
     <w:p>
       <w:pPr>
-        <w:rPr>
-          <w:lang w:val="es-419" w:eastAsia="es-CO"/>
-        </w:rPr>
-      </w:pPr>
-      <w:r>
-        <w:rPr>
-          <w:lang w:val="es-419" w:eastAsia="es-CO"/>
-        </w:rPr>
-        <w:t xml:space="preserve">La base superior es el molde que representa la forma del cuerpo desde el cuello hasta la cintura. Esta plantilla sirve como punto de partida para desarrollar prendas como blusas, camisetas, chaquetas, chalecos, corpiños e incluso vestidos. Su correcta </w:t>
-      </w:r>
-      <w:r>
-        <w:rPr>
-          <w:lang w:val="es-419" w:eastAsia="es-CO"/>
-        </w:rPr>
-        <w:lastRenderedPageBreak/>
-        <w:t>elaboración garantiza un buen ajuste y facilita su transformación posterior según el diseño deseado.</w:t>
-      </w:r>
-    </w:p>
-    <w:p>
-      <w:pPr>
-        <w:rPr>
-          <w:b/>
-          <w:bCs/>
-          <w:lang w:eastAsia="es-CO"/>
-        </w:rPr>
-      </w:pPr>
-    </w:p>
-    <w:p>
-      <w:pPr>
         <w:pStyle w:val="Prrafodelista"/>
         <w:numPr>
           <w:ilvl w:val="0"/>
@@ -7218,7 +7265,14 @@
         <w:rPr>
           <w:lang w:eastAsia="es-CO"/>
         </w:rPr>
-        <w:t>Esta postura desplaza el brazo hacia adelante, arrastrando el omóplato y generando mayor volumen en la espalda. La parte posterior del torso se amplía, mientras que la delantera se acorta y aplana. En estos casos, el centro de la manga debe moverse hacia atrás respecto al hombro del corpiño, y también es necesario ajustar el patrón base, aumentando el largo posterior y reduciendo el anterior.</w:t>
+        <w:t xml:space="preserve">Esta postura desplaza el brazo hacia adelante, arrastrando el omóplato y generando mayor volumen en la espalda. La parte posterior del torso se </w:t>
+      </w:r>
+      <w:r>
+        <w:rPr>
+          <w:lang w:eastAsia="es-CO"/>
+        </w:rPr>
+        <w:lastRenderedPageBreak/>
+        <w:t>amplía, mientras que la delantera se acorta y aplana. En estos casos, el centro de la manga debe moverse hacia atrás respecto al hombro del corpiño, y también es necesario ajustar el patrón base, aumentando el largo posterior y reduciendo el anterior.</w:t>
       </w:r>
     </w:p>
     <w:p>
@@ -7283,16 +7337,8 @@
         <w:rPr>
           <w:lang w:eastAsia="es-CO"/>
         </w:rPr>
-        <w:lastRenderedPageBreak/>
         <w:t>La manga es una pieza que envuelve el brazo y puede variar en diseño, forma y ajuste, pero su construcción siempre parte de un principio anatómico básico. Dos elementos clave en su desarrollo son el largo de manga y la altura o cabeza de manga.</w:t>
       </w:r>
-    </w:p>
-    <w:p>
-      <w:pPr>
-        <w:rPr>
-          <w:lang w:val="es-419" w:eastAsia="es-CO"/>
-        </w:rPr>
-      </w:pPr>
     </w:p>
     <w:p>
       <w:pPr>
@@ -7382,6 +7428,7 @@
           <w:bCs/>
           <w:lang w:eastAsia="es-CO"/>
         </w:rPr>
+        <w:lastRenderedPageBreak/>
         <w:t>Comportamiento de la cabeza de manga:</w:t>
       </w:r>
     </w:p>
@@ -7498,21 +7545,77 @@
         <w:rPr>
           <w:lang w:val="es-419" w:eastAsia="es-CO"/>
         </w:rPr>
+        <w:t>Este análisis permite adaptar el patrón de manga al estilo, uso y confort esperado de la prenda.</w:t>
+      </w:r>
+    </w:p>
+    <w:p>
+      <w:pPr>
+        <w:rPr>
+          <w:lang w:val="es-419" w:eastAsia="es-CO"/>
+        </w:rPr>
+      </w:pPr>
+    </w:p>
+    <w:p>
+      <w:pPr>
+        <w:rPr>
+          <w:lang w:val="es-419" w:eastAsia="es-CO"/>
+        </w:rPr>
+      </w:pPr>
+    </w:p>
+    <w:p>
+      <w:pPr>
+        <w:rPr>
+          <w:lang w:val="es-419" w:eastAsia="es-CO"/>
+        </w:rPr>
+      </w:pPr>
+    </w:p>
+    <w:p>
+      <w:pPr>
+        <w:rPr>
+          <w:lang w:val="es-419" w:eastAsia="es-CO"/>
+        </w:rPr>
+      </w:pPr>
+    </w:p>
+    <w:p>
+      <w:pPr>
+        <w:rPr>
+          <w:lang w:val="es-419" w:eastAsia="es-CO"/>
+        </w:rPr>
+      </w:pPr>
+    </w:p>
+    <w:p>
+      <w:pPr>
+        <w:rPr>
+          <w:lang w:val="es-419" w:eastAsia="es-CO"/>
+        </w:rPr>
+      </w:pPr>
+    </w:p>
+    <w:p>
+      <w:pPr>
+        <w:rPr>
+          <w:lang w:val="es-419" w:eastAsia="es-CO"/>
+        </w:rPr>
+      </w:pPr>
+    </w:p>
+    <w:p>
+      <w:pPr>
+        <w:rPr>
+          <w:lang w:val="es-419" w:eastAsia="es-CO"/>
+        </w:rPr>
+      </w:pPr>
+    </w:p>
+    <w:p>
+      <w:pPr>
+        <w:pStyle w:val="Figura"/>
+        <w:rPr>
+          <w:lang w:val="es-419"/>
+        </w:rPr>
+      </w:pPr>
+      <w:r>
+        <w:rPr>
+          <w:lang w:val="es-419"/>
+        </w:rPr>
         <w:lastRenderedPageBreak/>
-        <w:t>Este análisis permite adaptar el patrón de manga al estilo, uso y confort esperado de la prenda.</w:t>
-      </w:r>
-    </w:p>
-    <w:p>
-      <w:pPr>
-        <w:pStyle w:val="Figura"/>
-        <w:rPr>
-          <w:lang w:val="es-419"/>
-        </w:rPr>
-      </w:pPr>
-      <w:r>
-        <w:rPr>
-          <w:lang w:val="es-419"/>
-        </w:rPr>
         <w:t>Tipos de mangas</w:t>
       </w:r>
     </w:p>
@@ -7629,6 +7732,22 @@
     </w:p>
     <w:p>
       <w:pPr>
+        <w:ind w:firstLine="0"/>
+        <w:rPr>
+          <w:lang w:eastAsia="es-CO"/>
+        </w:rPr>
+      </w:pPr>
+    </w:p>
+    <w:p>
+      <w:pPr>
+        <w:ind w:firstLine="0"/>
+        <w:rPr>
+          <w:lang w:eastAsia="es-CO"/>
+        </w:rPr>
+      </w:pPr>
+    </w:p>
+    <w:p>
+      <w:pPr>
         <w:pStyle w:val="Figura"/>
         <w:rPr>
           <w:lang w:val="es-419"/>
@@ -8593,7 +8712,21 @@
         <w:rPr>
           <w:lang w:eastAsia="es-CO"/>
         </w:rPr>
-        <w:t>Cumplen una función de cierre, pero también influyen en el diseño y acabado final de la prenda. El tamaño de los botones puede requerir ajustes en los moldes originales. Existen distintos tipos: planos, semirredondos, semiesféricos y esféricos, y su clasificación se da por línea y diámetro. Su elección debe responder tanto a criterios funcionales como de estilo.</w:t>
+        <w:t xml:space="preserve">Cumplen una función de cierre, pero también influyen en el diseño y acabado final de la prenda. El tamaño de los botones puede requerir ajustes en los moldes originales. Existen distintos tipos: planos, </w:t>
+      </w:r>
+      <w:proofErr w:type="spellStart"/>
+      <w:r>
+        <w:rPr>
+          <w:lang w:eastAsia="es-CO"/>
+        </w:rPr>
+        <w:t>semirredondos</w:t>
+      </w:r>
+      <w:proofErr w:type="spellEnd"/>
+      <w:r>
+        <w:rPr>
+          <w:lang w:eastAsia="es-CO"/>
+        </w:rPr>
+        <w:t>, semiesféricos y esféricos, y su clasificación se da por línea y diámetro. Su elección debe responder tanto a criterios funcionales como de estilo.</w:t>
       </w:r>
     </w:p>
     <w:p>
@@ -13410,11 +13543,6 @@
       </w:r>
     </w:p>
     <w:p>
-      <w:pPr>
-        <w:rPr>
-          <w:lang w:val="es-419"/>
-        </w:rPr>
-      </w:pPr>
       <w:r>
         <w:rPr>
           <w:b/>
@@ -13425,6 +13553,7 @@
       <w:r>
         <w:t> </w:t>
       </w:r>
+      <w:proofErr w:type="spellStart"/>
       <w:r>
         <w:rPr>
           <w:rStyle w:val="Extranjerismo"/>
@@ -13432,9 +13561,18 @@
         </w:rPr>
         <w:t>Stay-stitch</w:t>
       </w:r>
+      <w:proofErr w:type="spellEnd"/>
       <w:r>
         <w:t>, es un término utilizado en el patronaje el cual hace referencia a línea de puntadas que se cosen en un margen de costura que comprende una sola capa de tela para evitar que los bordes curveados o al sesgo se estiren.</w:t>
       </w:r>
+    </w:p>
+    <w:p/>
+    <w:p>
+      <w:pPr>
+        <w:rPr>
+          <w:lang w:val="es-419"/>
+        </w:rPr>
+      </w:pPr>
     </w:p>
     <w:p>
       <w:pPr>
@@ -13453,6 +13591,7 @@
           <w:b/>
           <w:bCs/>
         </w:rPr>
+        <w:lastRenderedPageBreak/>
         <w:t>Prueba y evaluación</w:t>
       </w:r>
     </w:p>
@@ -13484,7 +13623,6 @@
         <w:rPr>
           <w:lang w:val="es-419"/>
         </w:rPr>
-        <w:lastRenderedPageBreak/>
         <w:t>Lista de chequeo de los elementos del corpiño</w:t>
       </w:r>
     </w:p>
@@ -14166,6 +14304,39 @@
           <w:tab w:val="left" w:pos="7406"/>
         </w:tabs>
         <w:rPr>
+          <w:lang w:val="es-419"/>
+        </w:rPr>
+      </w:pPr>
+    </w:p>
+    <w:p>
+      <w:pPr>
+        <w:tabs>
+          <w:tab w:val="center" w:pos="5340"/>
+          <w:tab w:val="left" w:pos="7406"/>
+        </w:tabs>
+        <w:rPr>
+          <w:lang w:val="es-419"/>
+        </w:rPr>
+      </w:pPr>
+    </w:p>
+    <w:p>
+      <w:pPr>
+        <w:tabs>
+          <w:tab w:val="center" w:pos="5340"/>
+          <w:tab w:val="left" w:pos="7406"/>
+        </w:tabs>
+        <w:rPr>
+          <w:lang w:val="es-419"/>
+        </w:rPr>
+      </w:pPr>
+    </w:p>
+    <w:p>
+      <w:pPr>
+        <w:tabs>
+          <w:tab w:val="center" w:pos="5340"/>
+          <w:tab w:val="left" w:pos="7406"/>
+        </w:tabs>
+        <w:rPr>
           <w:b/>
           <w:bCs/>
           <w:lang w:val="es-419"/>
@@ -14177,6 +14348,7 @@
           <w:bCs/>
           <w:lang w:val="es-419"/>
         </w:rPr>
+        <w:lastRenderedPageBreak/>
         <w:t>Lista de chequeo del corpiño + manga</w:t>
       </w:r>
     </w:p>
@@ -14408,7 +14580,6 @@
               </w:rPr>
             </w:pPr>
             <w:r>
-              <w:lastRenderedPageBreak/>
               <w:t>Piquetes</w:t>
             </w:r>
           </w:p>
@@ -14777,6 +14948,7 @@
         <w:rPr>
           <w:lang w:val="es-419"/>
         </w:rPr>
+        <w:lastRenderedPageBreak/>
         <w:t>Movilidad completa sin distorsión del corpiño.</w:t>
       </w:r>
     </w:p>
@@ -14868,7 +15040,6 @@
               </w:rPr>
             </w:pPr>
             <w:r>
-              <w:lastRenderedPageBreak/>
               <w:t>Documentos</w:t>
             </w:r>
           </w:p>
@@ -15359,7 +15530,11 @@
               <w:pStyle w:val="TextoTablas"/>
             </w:pPr>
             <w:r>
-              <w:t>Pinza de busto demasiado profunda o vértice llega al punto busto.</w:t>
+              <w:t xml:space="preserve">Pinza de busto demasiado profunda </w:t>
+            </w:r>
+            <w:r>
+              <w:lastRenderedPageBreak/>
+              <w:t>o vértice llega al punto busto.</w:t>
             </w:r>
           </w:p>
         </w:tc>
@@ -15377,6 +15552,7 @@
               <w:ind w:left="429"/>
             </w:pPr>
             <w:r>
+              <w:lastRenderedPageBreak/>
               <w:t>Reducir la profundidad de la pinza 0,5 - 1 cm.</w:t>
             </w:r>
           </w:p>
@@ -15390,6 +15566,7 @@
               <w:ind w:left="429"/>
             </w:pPr>
             <w:r>
+              <w:lastRenderedPageBreak/>
               <w:t>Retrasar el vértice 1 - 1,5 cm hacia el costado.</w:t>
             </w:r>
           </w:p>
@@ -15409,6 +15586,7 @@
               <w:pStyle w:val="TextoTablas"/>
             </w:pPr>
             <w:r>
+              <w:lastRenderedPageBreak/>
               <w:t>Corpiño - cintura</w:t>
             </w:r>
           </w:p>
@@ -15471,7 +15649,6 @@
               <w:pStyle w:val="TextoTablas"/>
             </w:pPr>
             <w:r>
-              <w:lastRenderedPageBreak/>
               <w:t>Corpiño - cintura</w:t>
             </w:r>
           </w:p>
@@ -15829,7 +16006,11 @@
               <w:ind w:left="429"/>
             </w:pPr>
             <w:r>
-              <w:t>Mover la costura costado 0,5 - 1 cm hacia la espalda en la línea de cintura y busto.</w:t>
+              <w:t xml:space="preserve">Mover la costura costado 0,5 - 1 cm hacia la espalda en la </w:t>
+            </w:r>
+            <w:r>
+              <w:lastRenderedPageBreak/>
+              <w:t>línea de cintura y busto.</w:t>
             </w:r>
           </w:p>
         </w:tc>
@@ -15848,6 +16029,7 @@
               <w:pStyle w:val="TextoTablas"/>
             </w:pPr>
             <w:r>
+              <w:lastRenderedPageBreak/>
               <w:t>Corpiño - costado</w:t>
             </w:r>
           </w:p>
@@ -15910,7 +16092,6 @@
               <w:pStyle w:val="TextoTablas"/>
             </w:pPr>
             <w:r>
-              <w:lastRenderedPageBreak/>
               <w:t>Manga - corona</w:t>
             </w:r>
           </w:p>
@@ -16237,7 +16418,11 @@
               <w:ind w:left="429"/>
             </w:pPr>
             <w:r>
-              <w:t>Reducir puño 0,5 cm por lado y comprobar longitud de costura bajo manga.</w:t>
+              <w:t xml:space="preserve">Reducir puño 0,5 cm por lado y comprobar </w:t>
+            </w:r>
+            <w:r>
+              <w:lastRenderedPageBreak/>
+              <w:t>longitud de costura bajo manga.</w:t>
             </w:r>
           </w:p>
         </w:tc>
@@ -16256,6 +16441,7 @@
               <w:pStyle w:val="TextoTablas"/>
             </w:pPr>
             <w:r>
+              <w:lastRenderedPageBreak/>
               <w:t>Manga - puño</w:t>
             </w:r>
           </w:p>
@@ -16339,7 +16525,6 @@
           <w:bCs/>
           <w:lang w:val="es-419"/>
         </w:rPr>
-        <w:lastRenderedPageBreak/>
         <w:t>Lista de abreviaturas y símbolos a tener en cuenta</w:t>
       </w:r>
     </w:p>
@@ -16692,6 +16877,7 @@
               <w:pStyle w:val="TextoTablas"/>
             </w:pPr>
             <w:r>
+              <w:lastRenderedPageBreak/>
               <w:t>v1, v2, v3...</w:t>
             </w:r>
           </w:p>
@@ -16737,29 +16923,34 @@
               <w:pStyle w:val="TextoTablas"/>
               <w:rPr>
                 <w:rStyle w:val="Extranjerismo"/>
+                <w:lang w:val="es-419"/>
               </w:rPr>
             </w:pPr>
             <w:r>
               <w:rPr>
                 <w:rStyle w:val="Extranjerismo"/>
+                <w:lang w:val="es-419"/>
               </w:rPr>
               <w:t>Sta</w:t>
             </w:r>
             <w:r>
               <w:rPr>
                 <w:rStyle w:val="Extranjerismo"/>
+                <w:lang w:val="es-419"/>
               </w:rPr>
               <w:t>y</w:t>
             </w:r>
             <w:r>
               <w:rPr>
                 <w:rStyle w:val="Extranjerismo"/>
+                <w:lang w:val="es-419"/>
               </w:rPr>
               <w:t xml:space="preserve"> </w:t>
             </w:r>
             <w:r>
               <w:rPr>
                 <w:rStyle w:val="Extranjerismo"/>
+                <w:lang w:val="es-419"/>
               </w:rPr>
               <w:t>Stich</w:t>
             </w:r>
@@ -16909,7 +17100,6 @@
               <w:pStyle w:val="TextoTablas"/>
             </w:pPr>
             <w:r>
-              <w:lastRenderedPageBreak/>
               <w:t>± 0,5 cm</w:t>
             </w:r>
           </w:p>
@@ -17000,62 +17190,6 @@
         </w:rPr>
         <w:t>Fuente: SENA, (2025)</w:t>
       </w:r>
-    </w:p>
-    <w:p>
-      <w:pPr>
-        <w:ind w:firstLine="0"/>
-        <w:rPr>
-          <w:lang w:eastAsia="es-CO"/>
-        </w:rPr>
-      </w:pPr>
-    </w:p>
-    <w:p>
-      <w:pPr>
-        <w:ind w:firstLine="0"/>
-        <w:rPr>
-          <w:lang w:eastAsia="es-CO"/>
-        </w:rPr>
-      </w:pPr>
-    </w:p>
-    <w:p>
-      <w:pPr>
-        <w:ind w:firstLine="0"/>
-        <w:rPr>
-          <w:lang w:eastAsia="es-CO"/>
-        </w:rPr>
-      </w:pPr>
-    </w:p>
-    <w:p>
-      <w:pPr>
-        <w:ind w:firstLine="0"/>
-        <w:rPr>
-          <w:lang w:eastAsia="es-CO"/>
-        </w:rPr>
-      </w:pPr>
-    </w:p>
-    <w:p>
-      <w:pPr>
-        <w:ind w:firstLine="0"/>
-        <w:rPr>
-          <w:lang w:eastAsia="es-CO"/>
-        </w:rPr>
-      </w:pPr>
-    </w:p>
-    <w:p>
-      <w:pPr>
-        <w:ind w:firstLine="0"/>
-        <w:rPr>
-          <w:lang w:eastAsia="es-CO"/>
-        </w:rPr>
-      </w:pPr>
-    </w:p>
-    <w:p>
-      <w:pPr>
-        <w:ind w:firstLine="0"/>
-        <w:rPr>
-          <w:lang w:eastAsia="es-CO"/>
-        </w:rPr>
-      </w:pPr>
     </w:p>
     <w:p>
       <w:pPr>
@@ -17591,14 +17725,6 @@
     </w:p>
     <w:p>
       <w:pPr>
-        <w:ind w:firstLine="0"/>
-        <w:rPr>
-          <w:lang w:val="es-419" w:eastAsia="es-CO"/>
-        </w:rPr>
-      </w:pPr>
-    </w:p>
-    <w:p>
-      <w:pPr>
         <w:pStyle w:val="Ttulo1"/>
         <w:numPr>
           <w:ilvl w:val="0"/>
@@ -17608,6 +17734,7 @@
       </w:pPr>
       <w:bookmarkStart w:id="23" w:name="_Toc201912409"/>
       <w:r>
+        <w:lastRenderedPageBreak/>
         <w:t>Glosario</w:t>
       </w:r>
       <w:bookmarkEnd w:id="23"/>
@@ -18095,12 +18222,10 @@
           <w:lang w:eastAsia="es-CO"/>
           <w14:ligatures w14:val="none"/>
         </w:rPr>
-        <w:t>Aldrich, W. (2008). Metric pattern cutting for womens wear (5th ed.). Wiley-Blackwell.</w:t>
-      </w:r>
-    </w:p>
-    <w:p>
-      <w:pPr>
-        <w:ind w:left="709" w:hanging="709"/>
+        <w:t xml:space="preserve">Aldrich, W. (2008). </w:t>
+      </w:r>
+      <w:proofErr w:type="spellStart"/>
+      <w:r>
         <w:rPr>
           <w:rFonts w:eastAsia="Times New Roman" w:cstheme="minorHAnsi"/>
           <w:kern w:val="0"/>
@@ -18109,7 +18234,9 @@
           <w:lang w:eastAsia="es-CO"/>
           <w14:ligatures w14:val="none"/>
         </w:rPr>
-      </w:pPr>
+        <w:t>Metric</w:t>
+      </w:r>
+      <w:proofErr w:type="spellEnd"/>
       <w:r>
         <w:rPr>
           <w:rFonts w:eastAsia="Times New Roman" w:cstheme="minorHAnsi"/>
@@ -18119,12 +18246,10 @@
           <w:lang w:eastAsia="es-CO"/>
           <w14:ligatures w14:val="none"/>
         </w:rPr>
-        <w:t>Hall, S. J. (2021). Basic biomechanics (9th ed.). McGraw-Hill Education.</w:t>
-      </w:r>
-    </w:p>
-    <w:p>
-      <w:pPr>
-        <w:ind w:left="709" w:hanging="709"/>
+        <w:t xml:space="preserve"> </w:t>
+      </w:r>
+      <w:proofErr w:type="spellStart"/>
+      <w:r>
         <w:rPr>
           <w:rFonts w:eastAsia="Times New Roman" w:cstheme="minorHAnsi"/>
           <w:kern w:val="0"/>
@@ -18133,7 +18258,9 @@
           <w:lang w:eastAsia="es-CO"/>
           <w14:ligatures w14:val="none"/>
         </w:rPr>
-      </w:pPr>
+        <w:t>pattern</w:t>
+      </w:r>
+      <w:proofErr w:type="spellEnd"/>
       <w:r>
         <w:rPr>
           <w:rFonts w:eastAsia="Times New Roman" w:cstheme="minorHAnsi"/>
@@ -18143,7 +18270,343 @@
           <w:lang w:eastAsia="es-CO"/>
           <w14:ligatures w14:val="none"/>
         </w:rPr>
-        <w:t>Norton, K. (2019). Anthropometry and biomechanics: Foundations for human movement analysis. Routledge.</w:t>
+        <w:t xml:space="preserve"> </w:t>
+      </w:r>
+      <w:proofErr w:type="spellStart"/>
+      <w:r>
+        <w:rPr>
+          <w:rFonts w:eastAsia="Times New Roman" w:cstheme="minorHAnsi"/>
+          <w:kern w:val="0"/>
+          <w:szCs w:val="28"/>
+          <w:bdr w:val="none" w:sz="0" w:space="0" w:color="auto" w:frame="1"/>
+          <w:lang w:eastAsia="es-CO"/>
+          <w14:ligatures w14:val="none"/>
+        </w:rPr>
+        <w:t>cutting</w:t>
+      </w:r>
+      <w:proofErr w:type="spellEnd"/>
+      <w:r>
+        <w:rPr>
+          <w:rFonts w:eastAsia="Times New Roman" w:cstheme="minorHAnsi"/>
+          <w:kern w:val="0"/>
+          <w:szCs w:val="28"/>
+          <w:bdr w:val="none" w:sz="0" w:space="0" w:color="auto" w:frame="1"/>
+          <w:lang w:eastAsia="es-CO"/>
+          <w14:ligatures w14:val="none"/>
+        </w:rPr>
+        <w:t xml:space="preserve"> </w:t>
+      </w:r>
+      <w:proofErr w:type="spellStart"/>
+      <w:r>
+        <w:rPr>
+          <w:rFonts w:eastAsia="Times New Roman" w:cstheme="minorHAnsi"/>
+          <w:kern w:val="0"/>
+          <w:szCs w:val="28"/>
+          <w:bdr w:val="none" w:sz="0" w:space="0" w:color="auto" w:frame="1"/>
+          <w:lang w:eastAsia="es-CO"/>
+          <w14:ligatures w14:val="none"/>
+        </w:rPr>
+        <w:t>for</w:t>
+      </w:r>
+      <w:proofErr w:type="spellEnd"/>
+      <w:r>
+        <w:rPr>
+          <w:rFonts w:eastAsia="Times New Roman" w:cstheme="minorHAnsi"/>
+          <w:kern w:val="0"/>
+          <w:szCs w:val="28"/>
+          <w:bdr w:val="none" w:sz="0" w:space="0" w:color="auto" w:frame="1"/>
+          <w:lang w:eastAsia="es-CO"/>
+          <w14:ligatures w14:val="none"/>
+        </w:rPr>
+        <w:t xml:space="preserve"> </w:t>
+      </w:r>
+      <w:proofErr w:type="spellStart"/>
+      <w:r>
+        <w:rPr>
+          <w:rFonts w:eastAsia="Times New Roman" w:cstheme="minorHAnsi"/>
+          <w:kern w:val="0"/>
+          <w:szCs w:val="28"/>
+          <w:bdr w:val="none" w:sz="0" w:space="0" w:color="auto" w:frame="1"/>
+          <w:lang w:eastAsia="es-CO"/>
+          <w14:ligatures w14:val="none"/>
+        </w:rPr>
+        <w:t>womens</w:t>
+      </w:r>
+      <w:proofErr w:type="spellEnd"/>
+      <w:r>
+        <w:rPr>
+          <w:rFonts w:eastAsia="Times New Roman" w:cstheme="minorHAnsi"/>
+          <w:kern w:val="0"/>
+          <w:szCs w:val="28"/>
+          <w:bdr w:val="none" w:sz="0" w:space="0" w:color="auto" w:frame="1"/>
+          <w:lang w:eastAsia="es-CO"/>
+          <w14:ligatures w14:val="none"/>
+        </w:rPr>
+        <w:t xml:space="preserve"> </w:t>
+      </w:r>
+      <w:proofErr w:type="spellStart"/>
+      <w:r>
+        <w:rPr>
+          <w:rFonts w:eastAsia="Times New Roman" w:cstheme="minorHAnsi"/>
+          <w:kern w:val="0"/>
+          <w:szCs w:val="28"/>
+          <w:bdr w:val="none" w:sz="0" w:space="0" w:color="auto" w:frame="1"/>
+          <w:lang w:eastAsia="es-CO"/>
+          <w14:ligatures w14:val="none"/>
+        </w:rPr>
+        <w:t>wear</w:t>
+      </w:r>
+      <w:proofErr w:type="spellEnd"/>
+      <w:r>
+        <w:rPr>
+          <w:rFonts w:eastAsia="Times New Roman" w:cstheme="minorHAnsi"/>
+          <w:kern w:val="0"/>
+          <w:szCs w:val="28"/>
+          <w:bdr w:val="none" w:sz="0" w:space="0" w:color="auto" w:frame="1"/>
+          <w:lang w:eastAsia="es-CO"/>
+          <w14:ligatures w14:val="none"/>
+        </w:rPr>
+        <w:t xml:space="preserve"> (5th ed.). Wiley-Blackwell.</w:t>
+      </w:r>
+    </w:p>
+    <w:p>
+      <w:pPr>
+        <w:ind w:left="709" w:hanging="709"/>
+        <w:rPr>
+          <w:rFonts w:eastAsia="Times New Roman" w:cstheme="minorHAnsi"/>
+          <w:kern w:val="0"/>
+          <w:szCs w:val="28"/>
+          <w:bdr w:val="none" w:sz="0" w:space="0" w:color="auto" w:frame="1"/>
+          <w:lang w:eastAsia="es-CO"/>
+          <w14:ligatures w14:val="none"/>
+        </w:rPr>
+      </w:pPr>
+      <w:r>
+        <w:rPr>
+          <w:rFonts w:eastAsia="Times New Roman" w:cstheme="minorHAnsi"/>
+          <w:kern w:val="0"/>
+          <w:szCs w:val="28"/>
+          <w:bdr w:val="none" w:sz="0" w:space="0" w:color="auto" w:frame="1"/>
+          <w:lang w:eastAsia="es-CO"/>
+          <w14:ligatures w14:val="none"/>
+        </w:rPr>
+        <w:t xml:space="preserve">Hall, S. J. (2021). Basic </w:t>
+      </w:r>
+      <w:proofErr w:type="spellStart"/>
+      <w:r>
+        <w:rPr>
+          <w:rFonts w:eastAsia="Times New Roman" w:cstheme="minorHAnsi"/>
+          <w:kern w:val="0"/>
+          <w:szCs w:val="28"/>
+          <w:bdr w:val="none" w:sz="0" w:space="0" w:color="auto" w:frame="1"/>
+          <w:lang w:eastAsia="es-CO"/>
+          <w14:ligatures w14:val="none"/>
+        </w:rPr>
+        <w:t>biomechanics</w:t>
+      </w:r>
+      <w:proofErr w:type="spellEnd"/>
+      <w:r>
+        <w:rPr>
+          <w:rFonts w:eastAsia="Times New Roman" w:cstheme="minorHAnsi"/>
+          <w:kern w:val="0"/>
+          <w:szCs w:val="28"/>
+          <w:bdr w:val="none" w:sz="0" w:space="0" w:color="auto" w:frame="1"/>
+          <w:lang w:eastAsia="es-CO"/>
+          <w14:ligatures w14:val="none"/>
+        </w:rPr>
+        <w:t xml:space="preserve"> (9th ed.). McGraw-Hill </w:t>
+      </w:r>
+      <w:proofErr w:type="spellStart"/>
+      <w:r>
+        <w:rPr>
+          <w:rFonts w:eastAsia="Times New Roman" w:cstheme="minorHAnsi"/>
+          <w:kern w:val="0"/>
+          <w:szCs w:val="28"/>
+          <w:bdr w:val="none" w:sz="0" w:space="0" w:color="auto" w:frame="1"/>
+          <w:lang w:eastAsia="es-CO"/>
+          <w14:ligatures w14:val="none"/>
+        </w:rPr>
+        <w:t>Education</w:t>
+      </w:r>
+      <w:proofErr w:type="spellEnd"/>
+      <w:r>
+        <w:rPr>
+          <w:rFonts w:eastAsia="Times New Roman" w:cstheme="minorHAnsi"/>
+          <w:kern w:val="0"/>
+          <w:szCs w:val="28"/>
+          <w:bdr w:val="none" w:sz="0" w:space="0" w:color="auto" w:frame="1"/>
+          <w:lang w:eastAsia="es-CO"/>
+          <w14:ligatures w14:val="none"/>
+        </w:rPr>
+        <w:t>.</w:t>
+      </w:r>
+    </w:p>
+    <w:p>
+      <w:pPr>
+        <w:ind w:left="709" w:hanging="709"/>
+        <w:rPr>
+          <w:rFonts w:eastAsia="Times New Roman" w:cstheme="minorHAnsi"/>
+          <w:kern w:val="0"/>
+          <w:szCs w:val="28"/>
+          <w:bdr w:val="none" w:sz="0" w:space="0" w:color="auto" w:frame="1"/>
+          <w:lang w:eastAsia="es-CO"/>
+          <w14:ligatures w14:val="none"/>
+        </w:rPr>
+      </w:pPr>
+      <w:r>
+        <w:rPr>
+          <w:rFonts w:eastAsia="Times New Roman" w:cstheme="minorHAnsi"/>
+          <w:kern w:val="0"/>
+          <w:szCs w:val="28"/>
+          <w:bdr w:val="none" w:sz="0" w:space="0" w:color="auto" w:frame="1"/>
+          <w:lang w:eastAsia="es-CO"/>
+          <w14:ligatures w14:val="none"/>
+        </w:rPr>
+        <w:t xml:space="preserve">Norton, K. (2019). </w:t>
+      </w:r>
+      <w:proofErr w:type="spellStart"/>
+      <w:r>
+        <w:rPr>
+          <w:rFonts w:eastAsia="Times New Roman" w:cstheme="minorHAnsi"/>
+          <w:kern w:val="0"/>
+          <w:szCs w:val="28"/>
+          <w:bdr w:val="none" w:sz="0" w:space="0" w:color="auto" w:frame="1"/>
+          <w:lang w:eastAsia="es-CO"/>
+          <w14:ligatures w14:val="none"/>
+        </w:rPr>
+        <w:t>Anthropometry</w:t>
+      </w:r>
+      <w:proofErr w:type="spellEnd"/>
+      <w:r>
+        <w:rPr>
+          <w:rFonts w:eastAsia="Times New Roman" w:cstheme="minorHAnsi"/>
+          <w:kern w:val="0"/>
+          <w:szCs w:val="28"/>
+          <w:bdr w:val="none" w:sz="0" w:space="0" w:color="auto" w:frame="1"/>
+          <w:lang w:eastAsia="es-CO"/>
+          <w14:ligatures w14:val="none"/>
+        </w:rPr>
+        <w:t xml:space="preserve"> and </w:t>
+      </w:r>
+      <w:proofErr w:type="spellStart"/>
+      <w:r>
+        <w:rPr>
+          <w:rFonts w:eastAsia="Times New Roman" w:cstheme="minorHAnsi"/>
+          <w:kern w:val="0"/>
+          <w:szCs w:val="28"/>
+          <w:bdr w:val="none" w:sz="0" w:space="0" w:color="auto" w:frame="1"/>
+          <w:lang w:eastAsia="es-CO"/>
+          <w14:ligatures w14:val="none"/>
+        </w:rPr>
+        <w:t>biomechanics</w:t>
+      </w:r>
+      <w:proofErr w:type="spellEnd"/>
+      <w:r>
+        <w:rPr>
+          <w:rFonts w:eastAsia="Times New Roman" w:cstheme="minorHAnsi"/>
+          <w:kern w:val="0"/>
+          <w:szCs w:val="28"/>
+          <w:bdr w:val="none" w:sz="0" w:space="0" w:color="auto" w:frame="1"/>
+          <w:lang w:eastAsia="es-CO"/>
+          <w14:ligatures w14:val="none"/>
+        </w:rPr>
+        <w:t xml:space="preserve">: </w:t>
+      </w:r>
+      <w:proofErr w:type="spellStart"/>
+      <w:r>
+        <w:rPr>
+          <w:rFonts w:eastAsia="Times New Roman" w:cstheme="minorHAnsi"/>
+          <w:kern w:val="0"/>
+          <w:szCs w:val="28"/>
+          <w:bdr w:val="none" w:sz="0" w:space="0" w:color="auto" w:frame="1"/>
+          <w:lang w:eastAsia="es-CO"/>
+          <w14:ligatures w14:val="none"/>
+        </w:rPr>
+        <w:t>Foundations</w:t>
+      </w:r>
+      <w:proofErr w:type="spellEnd"/>
+      <w:r>
+        <w:rPr>
+          <w:rFonts w:eastAsia="Times New Roman" w:cstheme="minorHAnsi"/>
+          <w:kern w:val="0"/>
+          <w:szCs w:val="28"/>
+          <w:bdr w:val="none" w:sz="0" w:space="0" w:color="auto" w:frame="1"/>
+          <w:lang w:eastAsia="es-CO"/>
+          <w14:ligatures w14:val="none"/>
+        </w:rPr>
+        <w:t xml:space="preserve"> </w:t>
+      </w:r>
+      <w:proofErr w:type="spellStart"/>
+      <w:r>
+        <w:rPr>
+          <w:rFonts w:eastAsia="Times New Roman" w:cstheme="minorHAnsi"/>
+          <w:kern w:val="0"/>
+          <w:szCs w:val="28"/>
+          <w:bdr w:val="none" w:sz="0" w:space="0" w:color="auto" w:frame="1"/>
+          <w:lang w:eastAsia="es-CO"/>
+          <w14:ligatures w14:val="none"/>
+        </w:rPr>
+        <w:t>for</w:t>
+      </w:r>
+      <w:proofErr w:type="spellEnd"/>
+      <w:r>
+        <w:rPr>
+          <w:rFonts w:eastAsia="Times New Roman" w:cstheme="minorHAnsi"/>
+          <w:kern w:val="0"/>
+          <w:szCs w:val="28"/>
+          <w:bdr w:val="none" w:sz="0" w:space="0" w:color="auto" w:frame="1"/>
+          <w:lang w:eastAsia="es-CO"/>
+          <w14:ligatures w14:val="none"/>
+        </w:rPr>
+        <w:t xml:space="preserve"> human </w:t>
+      </w:r>
+      <w:proofErr w:type="spellStart"/>
+      <w:r>
+        <w:rPr>
+          <w:rFonts w:eastAsia="Times New Roman" w:cstheme="minorHAnsi"/>
+          <w:kern w:val="0"/>
+          <w:szCs w:val="28"/>
+          <w:bdr w:val="none" w:sz="0" w:space="0" w:color="auto" w:frame="1"/>
+          <w:lang w:eastAsia="es-CO"/>
+          <w14:ligatures w14:val="none"/>
+        </w:rPr>
+        <w:t>movement</w:t>
+      </w:r>
+      <w:proofErr w:type="spellEnd"/>
+      <w:r>
+        <w:rPr>
+          <w:rFonts w:eastAsia="Times New Roman" w:cstheme="minorHAnsi"/>
+          <w:kern w:val="0"/>
+          <w:szCs w:val="28"/>
+          <w:bdr w:val="none" w:sz="0" w:space="0" w:color="auto" w:frame="1"/>
+          <w:lang w:eastAsia="es-CO"/>
+          <w14:ligatures w14:val="none"/>
+        </w:rPr>
+        <w:t xml:space="preserve"> </w:t>
+      </w:r>
+      <w:proofErr w:type="spellStart"/>
+      <w:r>
+        <w:rPr>
+          <w:rFonts w:eastAsia="Times New Roman" w:cstheme="minorHAnsi"/>
+          <w:kern w:val="0"/>
+          <w:szCs w:val="28"/>
+          <w:bdr w:val="none" w:sz="0" w:space="0" w:color="auto" w:frame="1"/>
+          <w:lang w:eastAsia="es-CO"/>
+          <w14:ligatures w14:val="none"/>
+        </w:rPr>
+        <w:t>analysis</w:t>
+      </w:r>
+      <w:proofErr w:type="spellEnd"/>
+      <w:r>
+        <w:rPr>
+          <w:rFonts w:eastAsia="Times New Roman" w:cstheme="minorHAnsi"/>
+          <w:kern w:val="0"/>
+          <w:szCs w:val="28"/>
+          <w:bdr w:val="none" w:sz="0" w:space="0" w:color="auto" w:frame="1"/>
+          <w:lang w:eastAsia="es-CO"/>
+          <w14:ligatures w14:val="none"/>
+        </w:rPr>
+        <w:t>. Routledge.</w:t>
       </w:r>
     </w:p>
     <w:p>
@@ -18811,7 +19274,7 @@
 </file>
 
 <file path=word/endnotes.xml><?xml version="1.0" encoding="utf-8"?>
-<w:endnotes xmlns:wpc="http://schemas.microsoft.com/office/word/2010/wordprocessingCanvas" xmlns:cx="http://schemas.microsoft.com/office/drawing/2014/chartex" xmlns:cx1="http://schemas.microsoft.com/office/drawing/2015/9/8/chartex" xmlns:cx2="http://schemas.microsoft.com/office/drawing/2015/10/21/chartex" xmlns:cx3="http://schemas.microsoft.com/office/drawing/2016/5/9/chartex" xmlns:cx4="http://schemas.microsoft.com/office/drawing/2016/5/10/chartex" xmlns:cx5="http://schemas.microsoft.com/office/drawing/2016/5/11/chartex" xmlns:cx6="http://schemas.microsoft.com/office/drawing/2016/5/12/chartex" xmlns:cx7="http://schemas.microsoft.com/office/drawing/2016/5/13/chartex" xmlns:cx8="http://schemas.microsoft.com/office/drawing/2016/5/14/chartex" xmlns:mc="http://schemas.openxmlformats.org/markup-compatibility/2006" xmlns:aink="http://schemas.microsoft.com/office/drawing/2016/ink" xmlns:am3d="http://schemas.microsoft.com/office/drawing/2017/model3d" xmlns:o="urn:schemas-microsoft-com:office:office" xmlns:r="http://schemas.openxmlformats.org/officeDocument/2006/relationships" xmlns:m="http://schemas.openxmlformats.org/officeDocument/2006/math" xmlns:v="urn:schemas-microsoft-com:vml" xmlns:wp14="http://schemas.microsoft.com/office/word/2010/wordprocessingDrawing" xmlns:wp="http://schemas.openxmlformats.org/drawingml/2006/wordprocessingDrawing" xmlns:w10="urn:schemas-microsoft-com:office:word" xmlns:w="http://schemas.openxmlformats.org/wordprocessingml/2006/main" xmlns:w14="http://schemas.microsoft.com/office/word/2010/wordml" xmlns:w15="http://schemas.microsoft.com/office/word/2012/wordml" xmlns:w16cex="http://schemas.microsoft.com/office/word/2018/wordml/cex" xmlns:w16cid="http://schemas.microsoft.com/office/word/2016/wordml/cid" xmlns:w16="http://schemas.microsoft.com/office/word/2018/wordml" xmlns:w16sdtdh="http://schemas.microsoft.com/office/word/2020/wordml/sdtdatahash" xmlns:w16se="http://schemas.microsoft.com/office/word/2015/wordml/symex" xmlns:wpg="http://schemas.microsoft.com/office/word/2010/wordprocessingGroup" xmlns:wpi="http://schemas.microsoft.com/office/word/2010/wordprocessingInk" xmlns:wne="http://schemas.microsoft.com/office/word/2006/wordml" xmlns:wps="http://schemas.microsoft.com/office/word/2010/wordprocessingShape" mc:Ignorable="w14 w15 w16se w16cid w16 w16cex w16sdtdh wp14">
+<w:endnotes xmlns:wpc="http://schemas.microsoft.com/office/word/2010/wordprocessingCanvas" xmlns:cx="http://schemas.microsoft.com/office/drawing/2014/chartex" xmlns:cx1="http://schemas.microsoft.com/office/drawing/2015/9/8/chartex" xmlns:cx2="http://schemas.microsoft.com/office/drawing/2015/10/21/chartex" xmlns:cx3="http://schemas.microsoft.com/office/drawing/2016/5/9/chartex" xmlns:cx4="http://schemas.microsoft.com/office/drawing/2016/5/10/chartex" xmlns:cx5="http://schemas.microsoft.com/office/drawing/2016/5/11/chartex" xmlns:cx6="http://schemas.microsoft.com/office/drawing/2016/5/12/chartex" xmlns:cx7="http://schemas.microsoft.com/office/drawing/2016/5/13/chartex" xmlns:cx8="http://schemas.microsoft.com/office/drawing/2016/5/14/chartex" xmlns:mc="http://schemas.openxmlformats.org/markup-compatibility/2006" xmlns:aink="http://schemas.microsoft.com/office/drawing/2016/ink" xmlns:am3d="http://schemas.microsoft.com/office/drawing/2017/model3d" xmlns:o="urn:schemas-microsoft-com:office:office" xmlns:oel="http://schemas.microsoft.com/office/2019/extlst" xmlns:r="http://schemas.openxmlformats.org/officeDocument/2006/relationships" xmlns:m="http://schemas.openxmlformats.org/officeDocument/2006/math" xmlns:v="urn:schemas-microsoft-com:vml" xmlns:wp14="http://schemas.microsoft.com/office/word/2010/wordprocessingDrawing" xmlns:wp="http://schemas.openxmlformats.org/drawingml/2006/wordprocessingDrawing" xmlns:w10="urn:schemas-microsoft-com:office:word" xmlns:w="http://schemas.openxmlformats.org/wordprocessingml/2006/main" xmlns:w14="http://schemas.microsoft.com/office/word/2010/wordml" xmlns:w15="http://schemas.microsoft.com/office/word/2012/wordml" xmlns:w16cex="http://schemas.microsoft.com/office/word/2018/wordml/cex" xmlns:w16cid="http://schemas.microsoft.com/office/word/2016/wordml/cid" xmlns:w16="http://schemas.microsoft.com/office/word/2018/wordml" xmlns:w16du="http://schemas.microsoft.com/office/word/2023/wordml/word16du" xmlns:w16sdtdh="http://schemas.microsoft.com/office/word/2020/wordml/sdtdatahash" xmlns:w16sdtfl="http://schemas.microsoft.com/office/word/2024/wordml/sdtformatlock" xmlns:w16se="http://schemas.microsoft.com/office/word/2015/wordml/symex" xmlns:wpg="http://schemas.microsoft.com/office/word/2010/wordprocessingGroup" xmlns:wpi="http://schemas.microsoft.com/office/word/2010/wordprocessingInk" xmlns:wne="http://schemas.microsoft.com/office/word/2006/wordml" xmlns:wps="http://schemas.microsoft.com/office/word/2010/wordprocessingShape" mc:Ignorable="w14 w15 w16se w16cid w16 w16cex w16sdtdh w16sdtfl w16du wp14">
   <w:endnote w:type="separator" w:id="-1">
     <w:p>
       <w:pPr>
@@ -18836,7 +19299,7 @@
 </file>
 
 <file path=word/footer1.xml><?xml version="1.0" encoding="utf-8"?>
-<w:ftr xmlns:wpc="http://schemas.microsoft.com/office/word/2010/wordprocessingCanvas" xmlns:cx="http://schemas.microsoft.com/office/drawing/2014/chartex" xmlns:cx1="http://schemas.microsoft.com/office/drawing/2015/9/8/chartex" xmlns:cx2="http://schemas.microsoft.com/office/drawing/2015/10/21/chartex" xmlns:cx3="http://schemas.microsoft.com/office/drawing/2016/5/9/chartex" xmlns:cx4="http://schemas.microsoft.com/office/drawing/2016/5/10/chartex" xmlns:cx5="http://schemas.microsoft.com/office/drawing/2016/5/11/chartex" xmlns:cx6="http://schemas.microsoft.com/office/drawing/2016/5/12/chartex" xmlns:cx7="http://schemas.microsoft.com/office/drawing/2016/5/13/chartex" xmlns:cx8="http://schemas.microsoft.com/office/drawing/2016/5/14/chartex" xmlns:mc="http://schemas.openxmlformats.org/markup-compatibility/2006" xmlns:aink="http://schemas.microsoft.com/office/drawing/2016/ink" xmlns:am3d="http://schemas.microsoft.com/office/drawing/2017/model3d" xmlns:o="urn:schemas-microsoft-com:office:office" xmlns:r="http://schemas.openxmlformats.org/officeDocument/2006/relationships" xmlns:m="http://schemas.openxmlformats.org/officeDocument/2006/math" xmlns:v="urn:schemas-microsoft-com:vml" xmlns:wp14="http://schemas.microsoft.com/office/word/2010/wordprocessingDrawing" xmlns:wp="http://schemas.openxmlformats.org/drawingml/2006/wordprocessingDrawing" xmlns:w10="urn:schemas-microsoft-com:office:word" xmlns:w="http://schemas.openxmlformats.org/wordprocessingml/2006/main" xmlns:w14="http://schemas.microsoft.com/office/word/2010/wordml" xmlns:w15="http://schemas.microsoft.com/office/word/2012/wordml" xmlns:w16cex="http://schemas.microsoft.com/office/word/2018/wordml/cex" xmlns:w16cid="http://schemas.microsoft.com/office/word/2016/wordml/cid" xmlns:w16="http://schemas.microsoft.com/office/word/2018/wordml" xmlns:w16sdtdh="http://schemas.microsoft.com/office/word/2020/wordml/sdtdatahash" xmlns:w16se="http://schemas.microsoft.com/office/word/2015/wordml/symex" xmlns:wpg="http://schemas.microsoft.com/office/word/2010/wordprocessingGroup" xmlns:wpi="http://schemas.microsoft.com/office/word/2010/wordprocessingInk" xmlns:wne="http://schemas.microsoft.com/office/word/2006/wordml" xmlns:wps="http://schemas.microsoft.com/office/word/2010/wordprocessingShape" mc:Ignorable="w14 w15 w16se w16cid w16 w16cex w16sdtdh wp14">
+<w:ftr xmlns:wpc="http://schemas.microsoft.com/office/word/2010/wordprocessingCanvas" xmlns:cx="http://schemas.microsoft.com/office/drawing/2014/chartex" xmlns:cx1="http://schemas.microsoft.com/office/drawing/2015/9/8/chartex" xmlns:cx2="http://schemas.microsoft.com/office/drawing/2015/10/21/chartex" xmlns:cx3="http://schemas.microsoft.com/office/drawing/2016/5/9/chartex" xmlns:cx4="http://schemas.microsoft.com/office/drawing/2016/5/10/chartex" xmlns:cx5="http://schemas.microsoft.com/office/drawing/2016/5/11/chartex" xmlns:cx6="http://schemas.microsoft.com/office/drawing/2016/5/12/chartex" xmlns:cx7="http://schemas.microsoft.com/office/drawing/2016/5/13/chartex" xmlns:cx8="http://schemas.microsoft.com/office/drawing/2016/5/14/chartex" xmlns:mc="http://schemas.openxmlformats.org/markup-compatibility/2006" xmlns:aink="http://schemas.microsoft.com/office/drawing/2016/ink" xmlns:am3d="http://schemas.microsoft.com/office/drawing/2017/model3d" xmlns:o="urn:schemas-microsoft-com:office:office" xmlns:oel="http://schemas.microsoft.com/office/2019/extlst" xmlns:r="http://schemas.openxmlformats.org/officeDocument/2006/relationships" xmlns:m="http://schemas.openxmlformats.org/officeDocument/2006/math" xmlns:v="urn:schemas-microsoft-com:vml" xmlns:wp14="http://schemas.microsoft.com/office/word/2010/wordprocessingDrawing" xmlns:wp="http://schemas.openxmlformats.org/drawingml/2006/wordprocessingDrawing" xmlns:w10="urn:schemas-microsoft-com:office:word" xmlns:w="http://schemas.openxmlformats.org/wordprocessingml/2006/main" xmlns:w14="http://schemas.microsoft.com/office/word/2010/wordml" xmlns:w15="http://schemas.microsoft.com/office/word/2012/wordml" xmlns:w16cex="http://schemas.microsoft.com/office/word/2018/wordml/cex" xmlns:w16cid="http://schemas.microsoft.com/office/word/2016/wordml/cid" xmlns:w16="http://schemas.microsoft.com/office/word/2018/wordml" xmlns:w16du="http://schemas.microsoft.com/office/word/2023/wordml/word16du" xmlns:w16sdtdh="http://schemas.microsoft.com/office/word/2020/wordml/sdtdatahash" xmlns:w16sdtfl="http://schemas.microsoft.com/office/word/2024/wordml/sdtformatlock" xmlns:w16se="http://schemas.microsoft.com/office/word/2015/wordml/symex" xmlns:wpg="http://schemas.microsoft.com/office/word/2010/wordprocessingGroup" xmlns:wpi="http://schemas.microsoft.com/office/word/2010/wordprocessingInk" xmlns:wne="http://schemas.microsoft.com/office/word/2006/wordml" xmlns:wps="http://schemas.microsoft.com/office/word/2010/wordprocessingShape" mc:Ignorable="w14 w15 w16se w16cid w16 w16cex w16sdtdh w16sdtfl w16du wp14">
   <w:sdt>
     <w:sdtPr>
       <w:id w:val="111017779"/>
@@ -18845,7 +19308,6 @@
         <w:docPartUnique/>
       </w:docPartObj>
     </w:sdtPr>
-    <w:sdtEndPr/>
     <w:sdtContent>
       <w:p>
         <w:pPr>
@@ -18864,7 +19326,7 @@
 </file>
 
 <file path=word/footer2.xml><?xml version="1.0" encoding="utf-8"?>
-<w:ftr xmlns:wpc="http://schemas.microsoft.com/office/word/2010/wordprocessingCanvas" xmlns:cx="http://schemas.microsoft.com/office/drawing/2014/chartex" xmlns:cx1="http://schemas.microsoft.com/office/drawing/2015/9/8/chartex" xmlns:cx2="http://schemas.microsoft.com/office/drawing/2015/10/21/chartex" xmlns:cx3="http://schemas.microsoft.com/office/drawing/2016/5/9/chartex" xmlns:cx4="http://schemas.microsoft.com/office/drawing/2016/5/10/chartex" xmlns:cx5="http://schemas.microsoft.com/office/drawing/2016/5/11/chartex" xmlns:cx6="http://schemas.microsoft.com/office/drawing/2016/5/12/chartex" xmlns:cx7="http://schemas.microsoft.com/office/drawing/2016/5/13/chartex" xmlns:cx8="http://schemas.microsoft.com/office/drawing/2016/5/14/chartex" xmlns:mc="http://schemas.openxmlformats.org/markup-compatibility/2006" xmlns:aink="http://schemas.microsoft.com/office/drawing/2016/ink" xmlns:am3d="http://schemas.microsoft.com/office/drawing/2017/model3d" xmlns:o="urn:schemas-microsoft-com:office:office" xmlns:r="http://schemas.openxmlformats.org/officeDocument/2006/relationships" xmlns:m="http://schemas.openxmlformats.org/officeDocument/2006/math" xmlns:v="urn:schemas-microsoft-com:vml" xmlns:wp14="http://schemas.microsoft.com/office/word/2010/wordprocessingDrawing" xmlns:wp="http://schemas.openxmlformats.org/drawingml/2006/wordprocessingDrawing" xmlns:w10="urn:schemas-microsoft-com:office:word" xmlns:w="http://schemas.openxmlformats.org/wordprocessingml/2006/main" xmlns:w14="http://schemas.microsoft.com/office/word/2010/wordml" xmlns:w15="http://schemas.microsoft.com/office/word/2012/wordml" xmlns:w16cex="http://schemas.microsoft.com/office/word/2018/wordml/cex" xmlns:w16cid="http://schemas.microsoft.com/office/word/2016/wordml/cid" xmlns:w16="http://schemas.microsoft.com/office/word/2018/wordml" xmlns:w16sdtdh="http://schemas.microsoft.com/office/word/2020/wordml/sdtdatahash" xmlns:w16se="http://schemas.microsoft.com/office/word/2015/wordml/symex" xmlns:wpg="http://schemas.microsoft.com/office/word/2010/wordprocessingGroup" xmlns:wpi="http://schemas.microsoft.com/office/word/2010/wordprocessingInk" xmlns:wne="http://schemas.microsoft.com/office/word/2006/wordml" xmlns:wps="http://schemas.microsoft.com/office/word/2010/wordprocessingShape" mc:Ignorable="w14 w15 w16se w16cid w16 w16cex w16sdtdh wp14">
+<w:ftr xmlns:wpc="http://schemas.microsoft.com/office/word/2010/wordprocessingCanvas" xmlns:cx="http://schemas.microsoft.com/office/drawing/2014/chartex" xmlns:cx1="http://schemas.microsoft.com/office/drawing/2015/9/8/chartex" xmlns:cx2="http://schemas.microsoft.com/office/drawing/2015/10/21/chartex" xmlns:cx3="http://schemas.microsoft.com/office/drawing/2016/5/9/chartex" xmlns:cx4="http://schemas.microsoft.com/office/drawing/2016/5/10/chartex" xmlns:cx5="http://schemas.microsoft.com/office/drawing/2016/5/11/chartex" xmlns:cx6="http://schemas.microsoft.com/office/drawing/2016/5/12/chartex" xmlns:cx7="http://schemas.microsoft.com/office/drawing/2016/5/13/chartex" xmlns:cx8="http://schemas.microsoft.com/office/drawing/2016/5/14/chartex" xmlns:mc="http://schemas.openxmlformats.org/markup-compatibility/2006" xmlns:aink="http://schemas.microsoft.com/office/drawing/2016/ink" xmlns:am3d="http://schemas.microsoft.com/office/drawing/2017/model3d" xmlns:o="urn:schemas-microsoft-com:office:office" xmlns:oel="http://schemas.microsoft.com/office/2019/extlst" xmlns:r="http://schemas.openxmlformats.org/officeDocument/2006/relationships" xmlns:m="http://schemas.openxmlformats.org/officeDocument/2006/math" xmlns:v="urn:schemas-microsoft-com:vml" xmlns:wp14="http://schemas.microsoft.com/office/word/2010/wordprocessingDrawing" xmlns:wp="http://schemas.openxmlformats.org/drawingml/2006/wordprocessingDrawing" xmlns:w10="urn:schemas-microsoft-com:office:word" xmlns:w="http://schemas.openxmlformats.org/wordprocessingml/2006/main" xmlns:w14="http://schemas.microsoft.com/office/word/2010/wordml" xmlns:w15="http://schemas.microsoft.com/office/word/2012/wordml" xmlns:w16cex="http://schemas.microsoft.com/office/word/2018/wordml/cex" xmlns:w16cid="http://schemas.microsoft.com/office/word/2016/wordml/cid" xmlns:w16="http://schemas.microsoft.com/office/word/2018/wordml" xmlns:w16du="http://schemas.microsoft.com/office/word/2023/wordml/word16du" xmlns:w16sdtdh="http://schemas.microsoft.com/office/word/2020/wordml/sdtdatahash" xmlns:w16sdtfl="http://schemas.microsoft.com/office/word/2024/wordml/sdtformatlock" xmlns:w16se="http://schemas.microsoft.com/office/word/2015/wordml/symex" xmlns:wpg="http://schemas.microsoft.com/office/word/2010/wordprocessingGroup" xmlns:wpi="http://schemas.microsoft.com/office/word/2010/wordprocessingInk" xmlns:wne="http://schemas.microsoft.com/office/word/2006/wordml" xmlns:wps="http://schemas.microsoft.com/office/word/2010/wordprocessingShape" mc:Ignorable="w14 w15 w16se w16cid w16 w16cex w16sdtdh w16sdtfl w16du wp14">
   <w:sdt>
     <w:sdtPr>
       <w:id w:val="-1465197936"/>
@@ -18873,7 +19335,6 @@
         <w:docPartUnique/>
       </w:docPartObj>
     </w:sdtPr>
-    <w:sdtEndPr/>
     <w:sdtContent>
       <w:p>
         <w:pPr>
@@ -18962,13 +19423,13 @@
                 </wp:anchor>
               </w:drawing>
             </mc:Choice>
-            <mc:Fallback>
+            <mc:Fallback xmlns:adec="http://schemas.microsoft.com/office/drawing/2017/decorative" xmlns:a="http://schemas.openxmlformats.org/drawingml/2006/main">
               <w:pict>
-                <v:shapetype w14:anchorId="797C42AF" id="_x0000_t202" coordsize="21600,21600" o:spt="202" path="m,l,21600r21600,l21600,xe">
+                <v:shapetype id="_x0000_t202" coordsize="21600,21600" o:spt="202" path="m,l,21600r21600,l21600,xe" w14:anchorId="797C42AF">
                   <v:stroke joinstyle="miter"/>
                   <v:path gradientshapeok="t" o:connecttype="rect"/>
                 </v:shapetype>
-                <v:shape id="_x0000_s1027" type="#_x0000_t202" alt="&quot;&quot;" style="position:absolute;left:0;text-align:left;margin-left:16.1pt;margin-top:.65pt;width:455.15pt;height:41.4pt;z-index:251661312;visibility:visible;mso-wrap-style:square;mso-width-percent:0;mso-height-percent:0;mso-wrap-distance-left:9pt;mso-wrap-distance-top:3.6pt;mso-wrap-distance-right:9pt;mso-wrap-distance-bottom:3.6pt;mso-position-horizontal:absolute;mso-position-horizontal-relative:text;mso-position-vertical:absolute;mso-position-vertical-relative:text;mso-width-percent:0;mso-height-percent:0;mso-width-relative:margin;mso-height-relative:margin;v-text-anchor:top" o:gfxdata="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" stroked="f">
+                <v:shape id="_x0000_s1027" style="position:absolute;left:0;text-align:left;margin-left:16.1pt;margin-top:.65pt;width:455.15pt;height:41.4pt;z-index:251661312;visibility:visible;mso-wrap-style:square;mso-width-percent:0;mso-height-percent:0;mso-wrap-distance-left:9pt;mso-wrap-distance-top:3.6pt;mso-wrap-distance-right:9pt;mso-wrap-distance-bottom:3.6pt;mso-position-horizontal:absolute;mso-position-horizontal-relative:text;mso-position-vertical:absolute;mso-position-vertical-relative:text;mso-width-percent:0;mso-height-percent:0;mso-width-relative:margin;mso-height-relative:margin;v-text-anchor:top" alt="&quot;&quot;" stroked="f" type="#_x0000_t202" o:gfxdata="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">
                   <v:textbox>
                     <w:txbxContent>
                       <w:p>
@@ -19019,7 +19480,7 @@
 </file>
 
 <file path=word/footnotes.xml><?xml version="1.0" encoding="utf-8"?>
-<w:footnotes xmlns:wpc="http://schemas.microsoft.com/office/word/2010/wordprocessingCanvas" xmlns:cx="http://schemas.microsoft.com/office/drawing/2014/chartex" xmlns:cx1="http://schemas.microsoft.com/office/drawing/2015/9/8/chartex" xmlns:cx2="http://schemas.microsoft.com/office/drawing/2015/10/21/chartex" xmlns:cx3="http://schemas.microsoft.com/office/drawing/2016/5/9/chartex" xmlns:cx4="http://schemas.microsoft.com/office/drawing/2016/5/10/chartex" xmlns:cx5="http://schemas.microsoft.com/office/drawing/2016/5/11/chartex" xmlns:cx6="http://schemas.microsoft.com/office/drawing/2016/5/12/chartex" xmlns:cx7="http://schemas.microsoft.com/office/drawing/2016/5/13/chartex" xmlns:cx8="http://schemas.microsoft.com/office/drawing/2016/5/14/chartex" xmlns:mc="http://schemas.openxmlformats.org/markup-compatibility/2006" xmlns:aink="http://schemas.microsoft.com/office/drawing/2016/ink" xmlns:am3d="http://schemas.microsoft.com/office/drawing/2017/model3d" xmlns:o="urn:schemas-microsoft-com:office:office" xmlns:r="http://schemas.openxmlformats.org/officeDocument/2006/relationships" xmlns:m="http://schemas.openxmlformats.org/officeDocument/2006/math" xmlns:v="urn:schemas-microsoft-com:vml" xmlns:wp14="http://schemas.microsoft.com/office/word/2010/wordprocessingDrawing" xmlns:wp="http://schemas.openxmlformats.org/drawingml/2006/wordprocessingDrawing" xmlns:w10="urn:schemas-microsoft-com:office:word" xmlns:w="http://schemas.openxmlformats.org/wordprocessingml/2006/main" xmlns:w14="http://schemas.microsoft.com/office/word/2010/wordml" xmlns:w15="http://schemas.microsoft.com/office/word/2012/wordml" xmlns:w16cex="http://schemas.microsoft.com/office/word/2018/wordml/cex" xmlns:w16cid="http://schemas.microsoft.com/office/word/2016/wordml/cid" xmlns:w16="http://schemas.microsoft.com/office/word/2018/wordml" xmlns:w16sdtdh="http://schemas.microsoft.com/office/word/2020/wordml/sdtdatahash" xmlns:w16se="http://schemas.microsoft.com/office/word/2015/wordml/symex" xmlns:wpg="http://schemas.microsoft.com/office/word/2010/wordprocessingGroup" xmlns:wpi="http://schemas.microsoft.com/office/word/2010/wordprocessingInk" xmlns:wne="http://schemas.microsoft.com/office/word/2006/wordml" xmlns:wps="http://schemas.microsoft.com/office/word/2010/wordprocessingShape" mc:Ignorable="w14 w15 w16se w16cid w16 w16cex w16sdtdh wp14">
+<w:footnotes xmlns:wpc="http://schemas.microsoft.com/office/word/2010/wordprocessingCanvas" xmlns:cx="http://schemas.microsoft.com/office/drawing/2014/chartex" xmlns:cx1="http://schemas.microsoft.com/office/drawing/2015/9/8/chartex" xmlns:cx2="http://schemas.microsoft.com/office/drawing/2015/10/21/chartex" xmlns:cx3="http://schemas.microsoft.com/office/drawing/2016/5/9/chartex" xmlns:cx4="http://schemas.microsoft.com/office/drawing/2016/5/10/chartex" xmlns:cx5="http://schemas.microsoft.com/office/drawing/2016/5/11/chartex" xmlns:cx6="http://schemas.microsoft.com/office/drawing/2016/5/12/chartex" xmlns:cx7="http://schemas.microsoft.com/office/drawing/2016/5/13/chartex" xmlns:cx8="http://schemas.microsoft.com/office/drawing/2016/5/14/chartex" xmlns:mc="http://schemas.openxmlformats.org/markup-compatibility/2006" xmlns:aink="http://schemas.microsoft.com/office/drawing/2016/ink" xmlns:am3d="http://schemas.microsoft.com/office/drawing/2017/model3d" xmlns:o="urn:schemas-microsoft-com:office:office" xmlns:oel="http://schemas.microsoft.com/office/2019/extlst" xmlns:r="http://schemas.openxmlformats.org/officeDocument/2006/relationships" xmlns:m="http://schemas.openxmlformats.org/officeDocument/2006/math" xmlns:v="urn:schemas-microsoft-com:vml" xmlns:wp14="http://schemas.microsoft.com/office/word/2010/wordprocessingDrawing" xmlns:wp="http://schemas.openxmlformats.org/drawingml/2006/wordprocessingDrawing" xmlns:w10="urn:schemas-microsoft-com:office:word" xmlns:w="http://schemas.openxmlformats.org/wordprocessingml/2006/main" xmlns:w14="http://schemas.microsoft.com/office/word/2010/wordml" xmlns:w15="http://schemas.microsoft.com/office/word/2012/wordml" xmlns:w16cex="http://schemas.microsoft.com/office/word/2018/wordml/cex" xmlns:w16cid="http://schemas.microsoft.com/office/word/2016/wordml/cid" xmlns:w16="http://schemas.microsoft.com/office/word/2018/wordml" xmlns:w16du="http://schemas.microsoft.com/office/word/2023/wordml/word16du" xmlns:w16sdtdh="http://schemas.microsoft.com/office/word/2020/wordml/sdtdatahash" xmlns:w16sdtfl="http://schemas.microsoft.com/office/word/2024/wordml/sdtformatlock" xmlns:w16se="http://schemas.microsoft.com/office/word/2015/wordml/symex" xmlns:wpg="http://schemas.microsoft.com/office/word/2010/wordprocessingGroup" xmlns:wpi="http://schemas.microsoft.com/office/word/2010/wordprocessingInk" xmlns:wne="http://schemas.microsoft.com/office/word/2006/wordml" xmlns:wps="http://schemas.microsoft.com/office/word/2010/wordprocessingShape" mc:Ignorable="w14 w15 w16se w16cid w16 w16cex w16sdtdh w16sdtfl w16du wp14">
   <w:footnote w:type="separator" w:id="-1">
     <w:p>
       <w:pPr>
@@ -19044,7 +19505,7 @@
 </file>
 
 <file path=word/header1.xml><?xml version="1.0" encoding="utf-8"?>
-<w:hdr xmlns:wpc="http://schemas.microsoft.com/office/word/2010/wordprocessingCanvas" xmlns:cx="http://schemas.microsoft.com/office/drawing/2014/chartex" xmlns:cx1="http://schemas.microsoft.com/office/drawing/2015/9/8/chartex" xmlns:cx2="http://schemas.microsoft.com/office/drawing/2015/10/21/chartex" xmlns:cx3="http://schemas.microsoft.com/office/drawing/2016/5/9/chartex" xmlns:cx4="http://schemas.microsoft.com/office/drawing/2016/5/10/chartex" xmlns:cx5="http://schemas.microsoft.com/office/drawing/2016/5/11/chartex" xmlns:cx6="http://schemas.microsoft.com/office/drawing/2016/5/12/chartex" xmlns:cx7="http://schemas.microsoft.com/office/drawing/2016/5/13/chartex" xmlns:cx8="http://schemas.microsoft.com/office/drawing/2016/5/14/chartex" xmlns:mc="http://schemas.openxmlformats.org/markup-compatibility/2006" xmlns:aink="http://schemas.microsoft.com/office/drawing/2016/ink" xmlns:am3d="http://schemas.microsoft.com/office/drawing/2017/model3d" xmlns:o="urn:schemas-microsoft-com:office:office" xmlns:r="http://schemas.openxmlformats.org/officeDocument/2006/relationships" xmlns:m="http://schemas.openxmlformats.org/officeDocument/2006/math" xmlns:v="urn:schemas-microsoft-com:vml" xmlns:wp14="http://schemas.microsoft.com/office/word/2010/wordprocessingDrawing" xmlns:wp="http://schemas.openxmlformats.org/drawingml/2006/wordprocessingDrawing" xmlns:w10="urn:schemas-microsoft-com:office:word" xmlns:w="http://schemas.openxmlformats.org/wordprocessingml/2006/main" xmlns:w14="http://schemas.microsoft.com/office/word/2010/wordml" xmlns:w15="http://schemas.microsoft.com/office/word/2012/wordml" xmlns:w16cex="http://schemas.microsoft.com/office/word/2018/wordml/cex" xmlns:w16cid="http://schemas.microsoft.com/office/word/2016/wordml/cid" xmlns:w16="http://schemas.microsoft.com/office/word/2018/wordml" xmlns:w16sdtdh="http://schemas.microsoft.com/office/word/2020/wordml/sdtdatahash" xmlns:w16se="http://schemas.microsoft.com/office/word/2015/wordml/symex" xmlns:wpg="http://schemas.microsoft.com/office/word/2010/wordprocessingGroup" xmlns:wpi="http://schemas.microsoft.com/office/word/2010/wordprocessingInk" xmlns:wne="http://schemas.microsoft.com/office/word/2006/wordml" xmlns:wps="http://schemas.microsoft.com/office/word/2010/wordprocessingShape" mc:Ignorable="w14 w15 w16se w16cid w16 w16cex w16sdtdh wp14">
+<w:hdr xmlns:wpc="http://schemas.microsoft.com/office/word/2010/wordprocessingCanvas" xmlns:cx="http://schemas.microsoft.com/office/drawing/2014/chartex" xmlns:cx1="http://schemas.microsoft.com/office/drawing/2015/9/8/chartex" xmlns:cx2="http://schemas.microsoft.com/office/drawing/2015/10/21/chartex" xmlns:cx3="http://schemas.microsoft.com/office/drawing/2016/5/9/chartex" xmlns:cx4="http://schemas.microsoft.com/office/drawing/2016/5/10/chartex" xmlns:cx5="http://schemas.microsoft.com/office/drawing/2016/5/11/chartex" xmlns:cx6="http://schemas.microsoft.com/office/drawing/2016/5/12/chartex" xmlns:cx7="http://schemas.microsoft.com/office/drawing/2016/5/13/chartex" xmlns:cx8="http://schemas.microsoft.com/office/drawing/2016/5/14/chartex" xmlns:mc="http://schemas.openxmlformats.org/markup-compatibility/2006" xmlns:aink="http://schemas.microsoft.com/office/drawing/2016/ink" xmlns:am3d="http://schemas.microsoft.com/office/drawing/2017/model3d" xmlns:o="urn:schemas-microsoft-com:office:office" xmlns:oel="http://schemas.microsoft.com/office/2019/extlst" xmlns:r="http://schemas.openxmlformats.org/officeDocument/2006/relationships" xmlns:m="http://schemas.openxmlformats.org/officeDocument/2006/math" xmlns:v="urn:schemas-microsoft-com:vml" xmlns:wp14="http://schemas.microsoft.com/office/word/2010/wordprocessingDrawing" xmlns:wp="http://schemas.openxmlformats.org/drawingml/2006/wordprocessingDrawing" xmlns:w10="urn:schemas-microsoft-com:office:word" xmlns:w="http://schemas.openxmlformats.org/wordprocessingml/2006/main" xmlns:w14="http://schemas.microsoft.com/office/word/2010/wordml" xmlns:w15="http://schemas.microsoft.com/office/word/2012/wordml" xmlns:w16cex="http://schemas.microsoft.com/office/word/2018/wordml/cex" xmlns:w16cid="http://schemas.microsoft.com/office/word/2016/wordml/cid" xmlns:w16="http://schemas.microsoft.com/office/word/2018/wordml" xmlns:w16du="http://schemas.microsoft.com/office/word/2023/wordml/word16du" xmlns:w16sdtdh="http://schemas.microsoft.com/office/word/2020/wordml/sdtdatahash" xmlns:w16sdtfl="http://schemas.microsoft.com/office/word/2024/wordml/sdtformatlock" xmlns:w16se="http://schemas.microsoft.com/office/word/2015/wordml/symex" xmlns:wpg="http://schemas.microsoft.com/office/word/2010/wordprocessingGroup" xmlns:wpi="http://schemas.microsoft.com/office/word/2010/wordprocessingInk" xmlns:wne="http://schemas.microsoft.com/office/word/2006/wordml" xmlns:wps="http://schemas.microsoft.com/office/word/2010/wordprocessingShape" mc:Ignorable="w14 w15 w16se w16cid w16 w16cex w16sdtdh w16sdtfl w16du wp14">
   <w:p>
     <w:pPr>
       <w:pStyle w:val="Encabezado"/>
@@ -19130,7 +19591,7 @@
 </file>
 
 <file path=word/numbering.xml><?xml version="1.0" encoding="utf-8"?>
-<w:numbering xmlns:wpc="http://schemas.microsoft.com/office/word/2010/wordprocessingCanvas" xmlns:cx="http://schemas.microsoft.com/office/drawing/2014/chartex" xmlns:cx1="http://schemas.microsoft.com/office/drawing/2015/9/8/chartex" xmlns:cx2="http://schemas.microsoft.com/office/drawing/2015/10/21/chartex" xmlns:cx3="http://schemas.microsoft.com/office/drawing/2016/5/9/chartex" xmlns:cx4="http://schemas.microsoft.com/office/drawing/2016/5/10/chartex" xmlns:cx5="http://schemas.microsoft.com/office/drawing/2016/5/11/chartex" xmlns:cx6="http://schemas.microsoft.com/office/drawing/2016/5/12/chartex" xmlns:cx7="http://schemas.microsoft.com/office/drawing/2016/5/13/chartex" xmlns:cx8="http://schemas.microsoft.com/office/drawing/2016/5/14/chartex" xmlns:mc="http://schemas.openxmlformats.org/markup-compatibility/2006" xmlns:aink="http://schemas.microsoft.com/office/drawing/2016/ink" xmlns:am3d="http://schemas.microsoft.com/office/drawing/2017/model3d" xmlns:o="urn:schemas-microsoft-com:office:office" xmlns:r="http://schemas.openxmlformats.org/officeDocument/2006/relationships" xmlns:m="http://schemas.openxmlformats.org/officeDocument/2006/math" xmlns:v="urn:schemas-microsoft-com:vml" xmlns:wp14="http://schemas.microsoft.com/office/word/2010/wordprocessingDrawing" xmlns:wp="http://schemas.openxmlformats.org/drawingml/2006/wordprocessingDrawing" xmlns:w10="urn:schemas-microsoft-com:office:word" xmlns:w="http://schemas.openxmlformats.org/wordprocessingml/2006/main" xmlns:w14="http://schemas.microsoft.com/office/word/2010/wordml" xmlns:w15="http://schemas.microsoft.com/office/word/2012/wordml" xmlns:w16cex="http://schemas.microsoft.com/office/word/2018/wordml/cex" xmlns:w16cid="http://schemas.microsoft.com/office/word/2016/wordml/cid" xmlns:w16="http://schemas.microsoft.com/office/word/2018/wordml" xmlns:w16sdtdh="http://schemas.microsoft.com/office/word/2020/wordml/sdtdatahash" xmlns:w16se="http://schemas.microsoft.com/office/word/2015/wordml/symex" xmlns:wpg="http://schemas.microsoft.com/office/word/2010/wordprocessingGroup" xmlns:wpi="http://schemas.microsoft.com/office/word/2010/wordprocessingInk" xmlns:wne="http://schemas.microsoft.com/office/word/2006/wordml" xmlns:wps="http://schemas.microsoft.com/office/word/2010/wordprocessingShape" mc:Ignorable="w14 w15 w16se w16cid w16 w16cex w16sdtdh wp14">
+<w:numbering xmlns:wpc="http://schemas.microsoft.com/office/word/2010/wordprocessingCanvas" xmlns:cx="http://schemas.microsoft.com/office/drawing/2014/chartex" xmlns:cx1="http://schemas.microsoft.com/office/drawing/2015/9/8/chartex" xmlns:cx2="http://schemas.microsoft.com/office/drawing/2015/10/21/chartex" xmlns:cx3="http://schemas.microsoft.com/office/drawing/2016/5/9/chartex" xmlns:cx4="http://schemas.microsoft.com/office/drawing/2016/5/10/chartex" xmlns:cx5="http://schemas.microsoft.com/office/drawing/2016/5/11/chartex" xmlns:cx6="http://schemas.microsoft.com/office/drawing/2016/5/12/chartex" xmlns:cx7="http://schemas.microsoft.com/office/drawing/2016/5/13/chartex" xmlns:cx8="http://schemas.microsoft.com/office/drawing/2016/5/14/chartex" xmlns:mc="http://schemas.openxmlformats.org/markup-compatibility/2006" xmlns:aink="http://schemas.microsoft.com/office/drawing/2016/ink" xmlns:am3d="http://schemas.microsoft.com/office/drawing/2017/model3d" xmlns:o="urn:schemas-microsoft-com:office:office" xmlns:oel="http://schemas.microsoft.com/office/2019/extlst" xmlns:r="http://schemas.openxmlformats.org/officeDocument/2006/relationships" xmlns:m="http://schemas.openxmlformats.org/officeDocument/2006/math" xmlns:v="urn:schemas-microsoft-com:vml" xmlns:wp14="http://schemas.microsoft.com/office/word/2010/wordprocessingDrawing" xmlns:wp="http://schemas.openxmlformats.org/drawingml/2006/wordprocessingDrawing" xmlns:w10="urn:schemas-microsoft-com:office:word" xmlns:w="http://schemas.openxmlformats.org/wordprocessingml/2006/main" xmlns:w14="http://schemas.microsoft.com/office/word/2010/wordml" xmlns:w15="http://schemas.microsoft.com/office/word/2012/wordml" xmlns:w16cex="http://schemas.microsoft.com/office/word/2018/wordml/cex" xmlns:w16cid="http://schemas.microsoft.com/office/word/2016/wordml/cid" xmlns:w16="http://schemas.microsoft.com/office/word/2018/wordml" xmlns:w16du="http://schemas.microsoft.com/office/word/2023/wordml/word16du" xmlns:w16sdtdh="http://schemas.microsoft.com/office/word/2020/wordml/sdtdatahash" xmlns:w16sdtfl="http://schemas.microsoft.com/office/word/2024/wordml/sdtformatlock" xmlns:w16se="http://schemas.microsoft.com/office/word/2015/wordml/symex" xmlns:wpg="http://schemas.microsoft.com/office/word/2010/wordprocessingGroup" xmlns:wpi="http://schemas.microsoft.com/office/word/2010/wordprocessingInk" xmlns:wne="http://schemas.microsoft.com/office/word/2006/wordml" xmlns:wps="http://schemas.microsoft.com/office/word/2010/wordprocessingShape" mc:Ignorable="w14 w15 w16se w16cid w16 w16cex w16sdtdh w16sdtfl w16du wp14">
   <w:numPicBullet w:numPicBulletId="0">
     <w:pict>
       <v:shapetype id="_x0000_t75" coordsize="21600,21600" o:spt="75" o:preferrelative="t" path="m@4@5l@4@11@9@11@9@5xe" filled="f" stroked="f">
@@ -19152,7 +19613,7 @@
         <v:path o:extrusionok="f" gradientshapeok="t" o:connecttype="rect"/>
         <o:lock v:ext="edit" aspectratio="t"/>
       </v:shapetype>
-      <v:shape id="_x0000_i1060" type="#_x0000_t75" style="width:10.75pt;height:10.75pt" o:bullet="t">
+      <v:shape id="_x0000_i1055" type="#_x0000_t75" style="width:7.45pt;height:7.45pt" o:bullet="t">
         <v:imagedata r:id="rId1" o:title="mso8C56"/>
       </v:shape>
     </w:pict>
@@ -23931,136 +24392,136 @@
       </w:rPr>
     </w:lvl>
   </w:abstractNum>
-  <w:num w:numId="1">
+  <w:num w:numId="1" w16cid:durableId="390737868">
     <w:abstractNumId w:val="42"/>
   </w:num>
-  <w:num w:numId="2">
+  <w:num w:numId="2" w16cid:durableId="88737015">
     <w:abstractNumId w:val="0"/>
   </w:num>
-  <w:num w:numId="3">
+  <w:num w:numId="3" w16cid:durableId="280117800">
     <w:abstractNumId w:val="10"/>
   </w:num>
-  <w:num w:numId="4">
+  <w:num w:numId="4" w16cid:durableId="384916124">
     <w:abstractNumId w:val="24"/>
   </w:num>
-  <w:num w:numId="5">
+  <w:num w:numId="5" w16cid:durableId="1272474083">
     <w:abstractNumId w:val="12"/>
   </w:num>
-  <w:num w:numId="6">
+  <w:num w:numId="6" w16cid:durableId="1570309307">
     <w:abstractNumId w:val="5"/>
   </w:num>
-  <w:num w:numId="7">
+  <w:num w:numId="7" w16cid:durableId="1809319901">
     <w:abstractNumId w:val="39"/>
   </w:num>
-  <w:num w:numId="8">
+  <w:num w:numId="8" w16cid:durableId="1988388452">
     <w:abstractNumId w:val="15"/>
   </w:num>
-  <w:num w:numId="9">
+  <w:num w:numId="9" w16cid:durableId="649822122">
     <w:abstractNumId w:val="23"/>
   </w:num>
-  <w:num w:numId="10">
+  <w:num w:numId="10" w16cid:durableId="1837458455">
     <w:abstractNumId w:val="22"/>
   </w:num>
-  <w:num w:numId="11">
+  <w:num w:numId="11" w16cid:durableId="54593595">
     <w:abstractNumId w:val="19"/>
   </w:num>
-  <w:num w:numId="12">
+  <w:num w:numId="12" w16cid:durableId="185143746">
     <w:abstractNumId w:val="7"/>
   </w:num>
-  <w:num w:numId="13">
+  <w:num w:numId="13" w16cid:durableId="203717013">
     <w:abstractNumId w:val="33"/>
   </w:num>
-  <w:num w:numId="14">
+  <w:num w:numId="14" w16cid:durableId="2034916164">
     <w:abstractNumId w:val="34"/>
   </w:num>
-  <w:num w:numId="15">
+  <w:num w:numId="15" w16cid:durableId="1914855572">
     <w:abstractNumId w:val="28"/>
   </w:num>
-  <w:num w:numId="16">
+  <w:num w:numId="16" w16cid:durableId="527526636">
     <w:abstractNumId w:val="41"/>
   </w:num>
-  <w:num w:numId="17">
+  <w:num w:numId="17" w16cid:durableId="587158216">
     <w:abstractNumId w:val="4"/>
   </w:num>
-  <w:num w:numId="18">
+  <w:num w:numId="18" w16cid:durableId="1430275247">
     <w:abstractNumId w:val="20"/>
   </w:num>
-  <w:num w:numId="19">
+  <w:num w:numId="19" w16cid:durableId="605692637">
     <w:abstractNumId w:val="21"/>
   </w:num>
-  <w:num w:numId="20">
+  <w:num w:numId="20" w16cid:durableId="1963340948">
     <w:abstractNumId w:val="6"/>
   </w:num>
-  <w:num w:numId="21">
+  <w:num w:numId="21" w16cid:durableId="856626460">
     <w:abstractNumId w:val="38"/>
   </w:num>
-  <w:num w:numId="22">
+  <w:num w:numId="22" w16cid:durableId="76095554">
     <w:abstractNumId w:val="11"/>
   </w:num>
-  <w:num w:numId="23">
+  <w:num w:numId="23" w16cid:durableId="1803036589">
     <w:abstractNumId w:val="17"/>
   </w:num>
-  <w:num w:numId="24">
+  <w:num w:numId="24" w16cid:durableId="256865576">
     <w:abstractNumId w:val="40"/>
   </w:num>
-  <w:num w:numId="25">
+  <w:num w:numId="25" w16cid:durableId="2019235859">
     <w:abstractNumId w:val="27"/>
   </w:num>
-  <w:num w:numId="26">
+  <w:num w:numId="26" w16cid:durableId="553005838">
     <w:abstractNumId w:val="9"/>
   </w:num>
-  <w:num w:numId="27">
+  <w:num w:numId="27" w16cid:durableId="906453332">
     <w:abstractNumId w:val="16"/>
   </w:num>
-  <w:num w:numId="28">
+  <w:num w:numId="28" w16cid:durableId="1971550687">
     <w:abstractNumId w:val="1"/>
   </w:num>
-  <w:num w:numId="29">
+  <w:num w:numId="29" w16cid:durableId="1340162167">
     <w:abstractNumId w:val="35"/>
   </w:num>
-  <w:num w:numId="30">
+  <w:num w:numId="30" w16cid:durableId="1677535717">
     <w:abstractNumId w:val="14"/>
   </w:num>
-  <w:num w:numId="31">
+  <w:num w:numId="31" w16cid:durableId="1206522812">
     <w:abstractNumId w:val="18"/>
   </w:num>
-  <w:num w:numId="32">
+  <w:num w:numId="32" w16cid:durableId="1583177610">
     <w:abstractNumId w:val="26"/>
   </w:num>
-  <w:num w:numId="33">
+  <w:num w:numId="33" w16cid:durableId="452553420">
     <w:abstractNumId w:val="29"/>
   </w:num>
-  <w:num w:numId="34">
+  <w:num w:numId="34" w16cid:durableId="1407995112">
     <w:abstractNumId w:val="8"/>
   </w:num>
-  <w:num w:numId="35">
+  <w:num w:numId="35" w16cid:durableId="1071345609">
     <w:abstractNumId w:val="3"/>
   </w:num>
-  <w:num w:numId="36">
+  <w:num w:numId="36" w16cid:durableId="231820594">
     <w:abstractNumId w:val="13"/>
   </w:num>
-  <w:num w:numId="37">
+  <w:num w:numId="37" w16cid:durableId="2014141488">
     <w:abstractNumId w:val="31"/>
   </w:num>
-  <w:num w:numId="38">
+  <w:num w:numId="38" w16cid:durableId="929847947">
     <w:abstractNumId w:val="30"/>
   </w:num>
-  <w:num w:numId="39">
+  <w:num w:numId="39" w16cid:durableId="802574369">
     <w:abstractNumId w:val="36"/>
   </w:num>
-  <w:num w:numId="40">
+  <w:num w:numId="40" w16cid:durableId="1845897509">
     <w:abstractNumId w:val="43"/>
   </w:num>
-  <w:num w:numId="41">
+  <w:num w:numId="41" w16cid:durableId="840119859">
     <w:abstractNumId w:val="2"/>
   </w:num>
-  <w:num w:numId="42">
+  <w:num w:numId="42" w16cid:durableId="1874034546">
     <w:abstractNumId w:val="25"/>
   </w:num>
-  <w:num w:numId="43">
+  <w:num w:numId="43" w16cid:durableId="1886747784">
     <w:abstractNumId w:val="32"/>
   </w:num>
-  <w:num w:numId="44">
+  <w:num w:numId="44" w16cid:durableId="1943567957">
     <w:abstractNumId w:val="37"/>
   </w:num>
   <w:numIdMacAtCleanup w:val="41"/>
@@ -24068,7 +24529,7 @@
 </file>
 
 <file path=word/styles.xml><?xml version="1.0" encoding="utf-8"?>
-<w:styles xmlns:mc="http://schemas.openxmlformats.org/markup-compatibility/2006" xmlns:r="http://schemas.openxmlformats.org/officeDocument/2006/relationships" xmlns:w="http://schemas.openxmlformats.org/wordprocessingml/2006/main" xmlns:w14="http://schemas.microsoft.com/office/word/2010/wordml" xmlns:w15="http://schemas.microsoft.com/office/word/2012/wordml" xmlns:w16cex="http://schemas.microsoft.com/office/word/2018/wordml/cex" xmlns:w16cid="http://schemas.microsoft.com/office/word/2016/wordml/cid" xmlns:w16="http://schemas.microsoft.com/office/word/2018/wordml" xmlns:w16sdtdh="http://schemas.microsoft.com/office/word/2020/wordml/sdtdatahash" xmlns:w16se="http://schemas.microsoft.com/office/word/2015/wordml/symex" mc:Ignorable="w14 w15 w16se w16cid w16 w16cex w16sdtdh">
+<w:styles xmlns:mc="http://schemas.openxmlformats.org/markup-compatibility/2006" xmlns:r="http://schemas.openxmlformats.org/officeDocument/2006/relationships" xmlns:w="http://schemas.openxmlformats.org/wordprocessingml/2006/main" xmlns:w14="http://schemas.microsoft.com/office/word/2010/wordml" xmlns:w15="http://schemas.microsoft.com/office/word/2012/wordml" xmlns:w16cex="http://schemas.microsoft.com/office/word/2018/wordml/cex" xmlns:w16cid="http://schemas.microsoft.com/office/word/2016/wordml/cid" xmlns:w16="http://schemas.microsoft.com/office/word/2018/wordml" xmlns:w16du="http://schemas.microsoft.com/office/word/2023/wordml/word16du" xmlns:w16sdtdh="http://schemas.microsoft.com/office/word/2020/wordml/sdtdatahash" xmlns:w16sdtfl="http://schemas.microsoft.com/office/word/2024/wordml/sdtformatlock" xmlns:w16se="http://schemas.microsoft.com/office/word/2015/wordml/symex" mc:Ignorable="w14 w15 w16se w16cid w16 w16cex w16sdtdh w16sdtfl w16du">
   <w:docDefaults>
     <w:rPrDefault>
       <w:rPr>
@@ -25798,6 +26259,10 @@
 </file>
 
 <file path=customXml/item2.xml><?xml version="1.0" encoding="utf-8"?>
+<b:Sources xmlns:b="http://schemas.openxmlformats.org/officeDocument/2006/bibliography" xmlns="http://schemas.openxmlformats.org/officeDocument/2006/bibliography" SelectedStyle="\APASixthEditionOfficeOnline.xsl" StyleName="APA" Version="6"/>
+</file>
+
+<file path=customXml/item3.xml><?xml version="1.0" encoding="utf-8"?>
 <p:properties xmlns:p="http://schemas.microsoft.com/office/2006/metadata/properties" xmlns:xsi="http://www.w3.org/2001/XMLSchema-instance" xmlns:pc="http://schemas.microsoft.com/office/infopath/2007/PartnerControls">
   <documentManagement>
     <TaxCatchAll xmlns="cb45339b-ced9-4d0d-8f64-77573914d53b" xsi:nil="true"/>
@@ -25806,10 +26271,6 @@
     </lcf76f155ced4ddcb4097134ff3c332f>
   </documentManagement>
 </p:properties>
-</file>
-
-<file path=customXml/item3.xml><?xml version="1.0" encoding="utf-8"?>
-<b:Sources xmlns:b="http://schemas.openxmlformats.org/officeDocument/2006/bibliography" xmlns="http://schemas.openxmlformats.org/officeDocument/2006/bibliography" SelectedStyle="\APASixthEditionOfficeOnline.xsl" StyleName="APA" Version="6"/>
 </file>
 
 <file path=customXml/item4.xml><?xml version="1.0" encoding="utf-8"?>
@@ -26056,20 +26517,20 @@
 </file>
 
 <file path=customXml/itemProps2.xml><?xml version="1.0" encoding="utf-8"?>
+<ds:datastoreItem xmlns:ds="http://schemas.openxmlformats.org/officeDocument/2006/customXml" ds:itemID="{A9F2CEBA-C824-4C86-81A8-E32CBD0EB92D}">
+  <ds:schemaRefs>
+    <ds:schemaRef ds:uri="http://schemas.openxmlformats.org/officeDocument/2006/bibliography"/>
+  </ds:schemaRefs>
+</ds:datastoreItem>
+</file>
+
+<file path=customXml/itemProps3.xml><?xml version="1.0" encoding="utf-8"?>
 <ds:datastoreItem xmlns:ds="http://schemas.openxmlformats.org/officeDocument/2006/customXml" ds:itemID="{26259216-AD86-464A-AEAD-95B1F9E17392}">
   <ds:schemaRefs>
     <ds:schemaRef ds:uri="http://schemas.microsoft.com/office/2006/metadata/properties"/>
     <ds:schemaRef ds:uri="http://schemas.microsoft.com/office/infopath/2007/PartnerControls"/>
     <ds:schemaRef ds:uri="cb45339b-ced9-4d0d-8f64-77573914d53b"/>
     <ds:schemaRef ds:uri="43a3ca16-9c26-4813-b83f-4aec9927b43f"/>
-  </ds:schemaRefs>
-</ds:datastoreItem>
-</file>
-
-<file path=customXml/itemProps3.xml><?xml version="1.0" encoding="utf-8"?>
-<ds:datastoreItem xmlns:ds="http://schemas.openxmlformats.org/officeDocument/2006/customXml" ds:itemID="{A9F2CEBA-C824-4C86-81A8-E32CBD0EB92D}">
-  <ds:schemaRefs>
-    <ds:schemaRef ds:uri="http://schemas.openxmlformats.org/officeDocument/2006/bibliography"/>
   </ds:schemaRefs>
 </ds:datastoreItem>
 </file>

--- a/fuentes/CF2_52450478_DU.docx
+++ b/fuentes/CF2_52450478_DU.docx
@@ -1,6 +1,6 @@
 
 <file path=word/document.xml><?xml version="1.0" encoding="utf-8"?>
-<w:document xmlns:wpc="http://schemas.microsoft.com/office/word/2010/wordprocessingCanvas" xmlns:cx="http://schemas.microsoft.com/office/drawing/2014/chartex" xmlns:cx1="http://schemas.microsoft.com/office/drawing/2015/9/8/chartex" xmlns:cx2="http://schemas.microsoft.com/office/drawing/2015/10/21/chartex" xmlns:cx3="http://schemas.microsoft.com/office/drawing/2016/5/9/chartex" xmlns:cx4="http://schemas.microsoft.com/office/drawing/2016/5/10/chartex" xmlns:cx5="http://schemas.microsoft.com/office/drawing/2016/5/11/chartex" xmlns:cx6="http://schemas.microsoft.com/office/drawing/2016/5/12/chartex" xmlns:cx7="http://schemas.microsoft.com/office/drawing/2016/5/13/chartex" xmlns:cx8="http://schemas.microsoft.com/office/drawing/2016/5/14/chartex" xmlns:mc="http://schemas.openxmlformats.org/markup-compatibility/2006" xmlns:aink="http://schemas.microsoft.com/office/drawing/2016/ink" xmlns:am3d="http://schemas.microsoft.com/office/drawing/2017/model3d" xmlns:o="urn:schemas-microsoft-com:office:office" xmlns:oel="http://schemas.microsoft.com/office/2019/extlst" xmlns:r="http://schemas.openxmlformats.org/officeDocument/2006/relationships" xmlns:m="http://schemas.openxmlformats.org/officeDocument/2006/math" xmlns:v="urn:schemas-microsoft-com:vml" xmlns:wp14="http://schemas.microsoft.com/office/word/2010/wordprocessingDrawing" xmlns:wp="http://schemas.openxmlformats.org/drawingml/2006/wordprocessingDrawing" xmlns:w10="urn:schemas-microsoft-com:office:word" xmlns:w="http://schemas.openxmlformats.org/wordprocessingml/2006/main" xmlns:w14="http://schemas.microsoft.com/office/word/2010/wordml" xmlns:w15="http://schemas.microsoft.com/office/word/2012/wordml" xmlns:w16cex="http://schemas.microsoft.com/office/word/2018/wordml/cex" xmlns:w16cid="http://schemas.microsoft.com/office/word/2016/wordml/cid" xmlns:w16="http://schemas.microsoft.com/office/word/2018/wordml" xmlns:w16du="http://schemas.microsoft.com/office/word/2023/wordml/word16du" xmlns:w16sdtdh="http://schemas.microsoft.com/office/word/2020/wordml/sdtdatahash" xmlns:w16sdtfl="http://schemas.microsoft.com/office/word/2024/wordml/sdtformatlock" xmlns:w16se="http://schemas.microsoft.com/office/word/2015/wordml/symex" xmlns:wpg="http://schemas.microsoft.com/office/word/2010/wordprocessingGroup" xmlns:wpi="http://schemas.microsoft.com/office/word/2010/wordprocessingInk" xmlns:wne="http://schemas.microsoft.com/office/word/2006/wordml" xmlns:wps="http://schemas.microsoft.com/office/word/2010/wordprocessingShape" mc:Ignorable="w14 w15 w16se w16cid w16 w16cex w16sdtdh w16sdtfl w16du wp14">
+<w:document xmlns:wpc="http://schemas.microsoft.com/office/word/2010/wordprocessingCanvas" xmlns:cx="http://schemas.microsoft.com/office/drawing/2014/chartex" xmlns:cx1="http://schemas.microsoft.com/office/drawing/2015/9/8/chartex" xmlns:cx2="http://schemas.microsoft.com/office/drawing/2015/10/21/chartex" xmlns:cx3="http://schemas.microsoft.com/office/drawing/2016/5/9/chartex" xmlns:cx4="http://schemas.microsoft.com/office/drawing/2016/5/10/chartex" xmlns:cx5="http://schemas.microsoft.com/office/drawing/2016/5/11/chartex" xmlns:cx6="http://schemas.microsoft.com/office/drawing/2016/5/12/chartex" xmlns:cx7="http://schemas.microsoft.com/office/drawing/2016/5/13/chartex" xmlns:cx8="http://schemas.microsoft.com/office/drawing/2016/5/14/chartex" xmlns:mc="http://schemas.openxmlformats.org/markup-compatibility/2006" xmlns:aink="http://schemas.microsoft.com/office/drawing/2016/ink" xmlns:am3d="http://schemas.microsoft.com/office/drawing/2017/model3d" xmlns:o="urn:schemas-microsoft-com:office:office" xmlns:r="http://schemas.openxmlformats.org/officeDocument/2006/relationships" xmlns:m="http://schemas.openxmlformats.org/officeDocument/2006/math" xmlns:v="urn:schemas-microsoft-com:vml" xmlns:wp14="http://schemas.microsoft.com/office/word/2010/wordprocessingDrawing" xmlns:wp="http://schemas.openxmlformats.org/drawingml/2006/wordprocessingDrawing" xmlns:w10="urn:schemas-microsoft-com:office:word" xmlns:w="http://schemas.openxmlformats.org/wordprocessingml/2006/main" xmlns:w14="http://schemas.microsoft.com/office/word/2010/wordml" xmlns:w15="http://schemas.microsoft.com/office/word/2012/wordml" xmlns:w16cex="http://schemas.microsoft.com/office/word/2018/wordml/cex" xmlns:w16cid="http://schemas.microsoft.com/office/word/2016/wordml/cid" xmlns:w16="http://schemas.microsoft.com/office/word/2018/wordml" xmlns:w16sdtdh="http://schemas.microsoft.com/office/word/2020/wordml/sdtdatahash" xmlns:w16se="http://schemas.microsoft.com/office/word/2015/wordml/symex" xmlns:wpg="http://schemas.microsoft.com/office/word/2010/wordprocessingGroup" xmlns:wpi="http://schemas.microsoft.com/office/word/2010/wordprocessingInk" xmlns:wne="http://schemas.microsoft.com/office/word/2006/wordml" xmlns:wps="http://schemas.microsoft.com/office/word/2010/wordprocessingShape" mc:Ignorable="w14 w15 w16se w16cid w16 w16cex w16sdtdh wp14">
   <w:body>
     <w:p>
       <w:r>
@@ -201,7 +201,7 @@
               </wp:anchor>
             </w:drawing>
           </mc:Choice>
-          <mc:Fallback xmlns:a14="http://schemas.microsoft.com/office/drawing/2010/main" xmlns:pic="http://schemas.openxmlformats.org/drawingml/2006/picture" xmlns:adec="http://schemas.microsoft.com/office/drawing/2017/decorative" xmlns:a="http://schemas.openxmlformats.org/drawingml/2006/main">
+          <mc:Fallback xmlns:a="http://schemas.openxmlformats.org/drawingml/2006/main" xmlns:adec="http://schemas.microsoft.com/office/drawing/2017/decorative" xmlns:pic="http://schemas.openxmlformats.org/drawingml/2006/picture" xmlns:a14="http://schemas.microsoft.com/office/drawing/2010/main" xmlns:w16sdtfl="http://schemas.microsoft.com/office/word/2024/wordml/sdtformatlock" xmlns:w16du="http://schemas.microsoft.com/office/word/2023/wordml/word16du" xmlns:oel="http://schemas.microsoft.com/office/2019/extlst">
             <w:pict>
               <v:rect id="Rectángulo 3" style="position:absolute;margin-left:-55.65pt;margin-top:26.95pt;width:613.85pt;height:165.5pt;z-index:-251655168;visibility:visible;mso-wrap-style:square;mso-height-percent:0;mso-wrap-distance-left:9pt;mso-wrap-distance-top:0;mso-wrap-distance-right:9pt;mso-wrap-distance-bottom:0;mso-position-horizontal:absolute;mso-position-horizontal-relative:text;mso-position-vertical:absolute;mso-position-vertical-relative:text;mso-height-percent:0;mso-height-relative:margin;v-text-anchor:middle" alt="&quot;&quot;" o:spid="_x0000_s1026" fillcolor="#00314d" stroked="f" strokeweight="1pt" w14:anchorId="393B4CD3" o:gfxdata="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"/>
             </w:pict>
@@ -302,13 +302,13 @@
               </wp:anchor>
             </w:drawing>
           </mc:Choice>
-          <mc:Fallback xmlns:a14="http://schemas.microsoft.com/office/drawing/2010/main" xmlns:pic="http://schemas.openxmlformats.org/drawingml/2006/picture" xmlns:adec="http://schemas.microsoft.com/office/drawing/2017/decorative" xmlns:a="http://schemas.openxmlformats.org/drawingml/2006/main">
+          <mc:Fallback>
             <w:pict>
-              <v:shapetype id="_x0000_t202" coordsize="21600,21600" o:spt="202" path="m,l,21600r21600,l21600,xe" w14:anchorId="2E2DABF6">
+              <v:shapetype w14:anchorId="2E2DABF6" id="_x0000_t202" coordsize="21600,21600" o:spt="202" path="m,l,21600r21600,l21600,xe">
                 <v:stroke joinstyle="miter"/>
                 <v:path gradientshapeok="t" o:connecttype="rect"/>
               </v:shapetype>
-              <v:shape id="Cuadro de texto 2" style="position:absolute;left:0;text-align:left;margin-left:-19.8pt;margin-top:36.75pt;width:488.95pt;height:115.5pt;z-index:251663360;visibility:visible;mso-wrap-style:square;mso-width-percent:0;mso-height-percent:0;mso-wrap-distance-left:9pt;mso-wrap-distance-top:3.6pt;mso-wrap-distance-right:9pt;mso-wrap-distance-bottom:3.6pt;mso-position-horizontal:absolute;mso-position-horizontal-relative:text;mso-position-vertical:absolute;mso-position-vertical-relative:text;mso-width-percent:0;mso-height-percent:0;mso-width-relative:margin;mso-height-relative:margin;v-text-anchor:top" alt="&quot;&quot;" o:spid="_x0000_s1026" filled="f" stroked="f" type="#_x0000_t202" o:gfxdata="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">
+              <v:shape id="Cuadro de texto 2" o:spid="_x0000_s1026" type="#_x0000_t202" alt="&quot;&quot;" style="position:absolute;left:0;text-align:left;margin-left:-19.8pt;margin-top:36.75pt;width:488.95pt;height:115.5pt;z-index:251663360;visibility:visible;mso-wrap-style:square;mso-width-percent:0;mso-height-percent:0;mso-wrap-distance-left:9pt;mso-wrap-distance-top:3.6pt;mso-wrap-distance-right:9pt;mso-wrap-distance-bottom:3.6pt;mso-position-horizontal:absolute;mso-position-horizontal-relative:text;mso-position-vertical:absolute;mso-position-vertical-relative:text;mso-width-percent:0;mso-height-percent:0;mso-width-relative:margin;mso-height-relative:margin;v-text-anchor:top" o:gfxdata="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" filled="f" stroked="f">
                 <v:textbox>
                   <w:txbxContent>
                     <w:p>
@@ -490,6 +490,7 @@
           <w:color w:val="auto"/>
           <w:kern w:val="2"/>
           <w:sz w:val="28"/>
+          <w:szCs w:val="22"/>
           <w:lang w:val="es-ES" w:eastAsia="en-US"/>
           <w14:ligatures w14:val="standardContextual"/>
         </w:rPr>
@@ -499,6 +500,7 @@
           <w:docPartUnique/>
         </w:docPartObj>
       </w:sdtPr>
+      <w:sdtEndPr/>
       <w:sdtContent>
         <w:p>
           <w:pPr>
@@ -859,7 +861,7 @@
               <w:rPr>
                 <w:webHidden/>
               </w:rPr>
-              <w:t>11</w:t>
+              <w:t>10</w:t>
             </w:r>
             <w:r>
               <w:rPr>
@@ -1165,19 +1167,7 @@
               <w:rPr>
                 <w:rStyle w:val="Hipervnculo"/>
               </w:rPr>
-              <w:t>Trazo d</w:t>
-            </w:r>
-            <w:r>
-              <w:rPr>
-                <w:rStyle w:val="Hipervnculo"/>
-              </w:rPr>
-              <w:t>e</w:t>
-            </w:r>
-            <w:r>
-              <w:rPr>
-                <w:rStyle w:val="Hipervnculo"/>
-              </w:rPr>
-              <w:t xml:space="preserve"> corpiño básico femenino</w:t>
+              <w:t>Trazo de corpiño básico femenino</w:t>
             </w:r>
             <w:r>
               <w:rPr>
@@ -3857,7 +3847,6 @@
     </w:p>
     <w:p>
       <w:pPr>
-        <w:ind w:firstLine="0"/>
         <w:jc w:val="center"/>
         <w:rPr>
           <w:lang w:val="es-419" w:eastAsia="es-CO"/>
@@ -3869,10 +3858,10 @@
           <w:lang w:val="es-419" w:eastAsia="es-CO"/>
         </w:rPr>
         <w:drawing>
-          <wp:inline distT="0" distB="0" distL="0" distR="0" wp14:anchorId="01077FA2" wp14:editId="1C6EF657">
-            <wp:extent cx="4331884" cy="2741434"/>
-            <wp:effectExtent l="0" t="0" r="0" b="1905"/>
-            <wp:docPr id="6" name="Imagen 6" descr="Proceso de construcción de una prenda directamente sobre un maniquí. Se trabaja con una pieza de tela fijada con alfileres, marcando líneas guía que siguen las proporciones del cuerpo."/>
+          <wp:inline distT="0" distB="0" distL="0" distR="0" wp14:anchorId="69454D26" wp14:editId="72AB7EFD">
+            <wp:extent cx="4144488" cy="2622840"/>
+            <wp:effectExtent l="0" t="0" r="8890" b="6350"/>
+            <wp:docPr id="2" name="Imagen 2" descr="Proceso de construcción de una prenda directamente sobre un maniquí. Se trabaja con una pieza de tela fijada con alfileres, marcando líneas guía que siguen las proporciones del cuerpo."/>
             <wp:cNvGraphicFramePr>
               <a:graphicFrameLocks xmlns:a="http://schemas.openxmlformats.org/drawingml/2006/main" noChangeAspect="1"/>
             </wp:cNvGraphicFramePr>
@@ -3880,7 +3869,7 @@
               <a:graphicData uri="http://schemas.openxmlformats.org/drawingml/2006/picture">
                 <pic:pic xmlns:pic="http://schemas.openxmlformats.org/drawingml/2006/picture">
                   <pic:nvPicPr>
-                    <pic:cNvPr id="6" name="Imagen 6" descr="Proceso de construcción de una prenda directamente sobre un maniquí. Se trabaja con una pieza de tela fijada con alfileres, marcando líneas guía que siguen las proporciones del cuerpo."/>
+                    <pic:cNvPr id="2" name="Imagen 2" descr="Proceso de construcción de una prenda directamente sobre un maniquí. Se trabaja con una pieza de tela fijada con alfileres, marcando líneas guía que siguen las proporciones del cuerpo."/>
                     <pic:cNvPicPr>
                       <a:picLocks noChangeAspect="1" noChangeArrowheads="1"/>
                     </pic:cNvPicPr>
@@ -3901,7 +3890,7 @@
                   <pic:spPr bwMode="auto">
                     <a:xfrm>
                       <a:off x="0" y="0"/>
-                      <a:ext cx="4337693" cy="2745110"/>
+                      <a:ext cx="4160563" cy="2633013"/>
                     </a:xfrm>
                     <a:prstGeom prst="rect">
                       <a:avLst/>
@@ -3918,30 +3907,6 @@
     <w:p>
       <w:pPr>
         <w:ind w:firstLine="0"/>
-        <w:jc w:val="center"/>
-        <w:rPr>
-          <w:lang w:val="es-419" w:eastAsia="es-CO"/>
-        </w:rPr>
-      </w:pPr>
-      <w:r>
-        <w:rPr>
-          <w:lang w:eastAsia="es-CO"/>
-        </w:rPr>
-        <w:t xml:space="preserve">Fuente: </w:t>
-      </w:r>
-      <w:hyperlink r:id="rId20" w:history="1">
-        <w:r>
-          <w:rPr>
-            <w:rStyle w:val="Hipervnculo"/>
-            <w:lang w:eastAsia="es-CO"/>
-          </w:rPr>
-          <w:t>https://skarlett.es/algunos-consejos-para-embarcarse-por-primera-vez-en-la-tecnica-del-modelaje-en-el-diseno-de-moda/</w:t>
-        </w:r>
-      </w:hyperlink>
-    </w:p>
-    <w:p>
-      <w:pPr>
-        <w:ind w:firstLine="0"/>
         <w:rPr>
           <w:lang w:eastAsia="es-CO"/>
         </w:rPr>
@@ -4054,27 +4019,21 @@
         <w:rPr>
           <w:lang w:eastAsia="es-CO"/>
         </w:rPr>
-        <w:t xml:space="preserve">En los procesos productivos de la industria de la confección, las fichas técnicas son herramientas clave que guían el trabajo de cada integrante del equipo. Estas fichas </w:t>
-      </w:r>
-      <w:r>
-        <w:rPr>
-          <w:lang w:eastAsia="es-CO"/>
+        <w:t>En los procesos productivos de la industria de la confección, las fichas técnicas son herramientas clave que guían el trabajo de cada integrante del equipo. Estas fichas detallan de forma clara las especificaciones, materiales, secuencia de ensamblaje y requerimientos técnicos de cada prenda, garantizando uniformidad y precisión en la producción.</w:t>
+      </w:r>
+    </w:p>
+    <w:p>
+      <w:pPr>
+        <w:pStyle w:val="Tabla"/>
+        <w:rPr>
+          <w:lang w:val="es-419" w:eastAsia="es-CO"/>
+        </w:rPr>
+      </w:pPr>
+      <w:r>
+        <w:rPr>
+          <w:lang w:val="es-419" w:eastAsia="es-CO"/>
         </w:rPr>
         <w:lastRenderedPageBreak/>
-        <w:t>detallan de forma clara las especificaciones, materiales, secuencia de ensamblaje y requerimientos técnicos de cada prenda, garantizando uniformidad y precisión en la producción.</w:t>
-      </w:r>
-    </w:p>
-    <w:p>
-      <w:pPr>
-        <w:pStyle w:val="Tabla"/>
-        <w:rPr>
-          <w:lang w:val="es-419" w:eastAsia="es-CO"/>
-        </w:rPr>
-      </w:pPr>
-      <w:r>
-        <w:rPr>
-          <w:lang w:val="es-419" w:eastAsia="es-CO"/>
-        </w:rPr>
         <w:t>Comparativo entre patronaje industrial y sobre medidas</w:t>
       </w:r>
     </w:p>
@@ -4840,22 +4799,28 @@
       </w:pPr>
       <w:bookmarkStart w:id="4" w:name="_Toc201912393"/>
       <w:r>
+        <w:t>Procedimiento y entorno</w:t>
+      </w:r>
+      <w:bookmarkEnd w:id="4"/>
+    </w:p>
+    <w:p>
+      <w:pPr>
+        <w:rPr>
+          <w:lang w:val="es-419" w:eastAsia="es-CO"/>
+        </w:rPr>
+      </w:pPr>
+      <w:r>
+        <w:rPr>
+          <w:lang w:val="es-419" w:eastAsia="es-CO"/>
+        </w:rPr>
+        <w:t xml:space="preserve">Para lograr un producto que responda a las necesidades del cliente, es fundamental seguir una secuencia de pasos que aseguren el cumplimiento de los </w:t>
+      </w:r>
+      <w:r>
+        <w:rPr>
+          <w:lang w:val="es-419" w:eastAsia="es-CO"/>
+        </w:rPr>
         <w:lastRenderedPageBreak/>
-        <w:t>Procedimiento y entorno</w:t>
-      </w:r>
-      <w:bookmarkEnd w:id="4"/>
-    </w:p>
-    <w:p>
-      <w:pPr>
-        <w:rPr>
-          <w:lang w:val="es-419" w:eastAsia="es-CO"/>
-        </w:rPr>
-      </w:pPr>
-      <w:r>
-        <w:rPr>
-          <w:lang w:val="es-419" w:eastAsia="es-CO"/>
-        </w:rPr>
-        <w:t>Para lograr un producto que responda a las necesidades del cliente, es fundamental seguir una secuencia de pasos que aseguren el cumplimiento de los criterios técnicos y de calidad en la confección de prendas sobre medidas. Por tanto, se recomienda el siguiente procedimiento:</w:t>
+        <w:t>criterios técnicos y de calidad en la confección de prendas sobre medidas. Por tanto, se recomienda el siguiente procedimiento:</w:t>
       </w:r>
     </w:p>
     <w:p>
@@ -5090,7 +5055,6 @@
         <w:rPr>
           <w:lang w:val="es-419" w:eastAsia="es-CO"/>
         </w:rPr>
-        <w:lastRenderedPageBreak/>
         <w:t>Referencia.</w:t>
       </w:r>
     </w:p>
@@ -5145,6 +5109,7 @@
         <w:rPr>
           <w:lang w:val="es-419" w:eastAsia="es-CO"/>
         </w:rPr>
+        <w:lastRenderedPageBreak/>
         <w:t>Simbología de corte.</w:t>
       </w:r>
     </w:p>
@@ -5323,7 +5288,6 @@
           <w:bCs/>
           <w:lang w:eastAsia="es-CO"/>
         </w:rPr>
-        <w:lastRenderedPageBreak/>
         <w:t>Materiales recomendados para trabajar el manual:</w:t>
       </w:r>
     </w:p>
@@ -5378,6 +5342,7 @@
         <w:rPr>
           <w:lang w:eastAsia="es-CO"/>
         </w:rPr>
+        <w:lastRenderedPageBreak/>
         <w:t>Cinta métrica en centímetros.</w:t>
       </w:r>
     </w:p>
@@ -5590,6 +5555,27 @@
         </w:rPr>
         <w:t>en la carpeta de anexos.</w:t>
       </w:r>
+    </w:p>
+    <w:p>
+      <w:pPr>
+        <w:rPr>
+          <w:lang w:val="es-419" w:eastAsia="es-CO"/>
+        </w:rPr>
+      </w:pPr>
+    </w:p>
+    <w:p>
+      <w:pPr>
+        <w:rPr>
+          <w:lang w:val="es-419" w:eastAsia="es-CO"/>
+        </w:rPr>
+      </w:pPr>
+    </w:p>
+    <w:p>
+      <w:pPr>
+        <w:rPr>
+          <w:lang w:val="es-419" w:eastAsia="es-CO"/>
+        </w:rPr>
+      </w:pPr>
     </w:p>
     <w:p>
       <w:pPr>
@@ -6482,7 +6468,7 @@
                     </pic:cNvPicPr>
                   </pic:nvPicPr>
                   <pic:blipFill>
-                    <a:blip r:embed="rId21">
+                    <a:blip r:embed="rId20">
                       <a:extLst>
                         <a:ext uri="{28A0092B-C50C-407E-A947-70E740481C1C}">
                           <a14:useLocalDpi xmlns:a14="http://schemas.microsoft.com/office/drawing/2010/main" val="0"/>
@@ -6587,7 +6573,7 @@
                     </pic:cNvPicPr>
                   </pic:nvPicPr>
                   <pic:blipFill>
-                    <a:blip r:embed="rId22">
+                    <a:blip r:embed="rId21">
                       <a:extLst>
                         <a:ext uri="{28A0092B-C50C-407E-A947-70E740481C1C}">
                           <a14:useLocalDpi xmlns:a14="http://schemas.microsoft.com/office/drawing/2010/main" val="0"/>
@@ -6672,7 +6658,7 @@
         </w:rPr>
         <w:t xml:space="preserve"> </w:t>
       </w:r>
-      <w:hyperlink r:id="rId23" w:history="1">
+      <w:hyperlink r:id="rId22" w:history="1">
         <w:r>
           <w:rPr>
             <w:rStyle w:val="Hipervnculo"/>
@@ -6774,7 +6760,7 @@
         </w:rPr>
         <w:t xml:space="preserve"> </w:t>
       </w:r>
-      <w:hyperlink r:id="rId24" w:history="1">
+      <w:hyperlink r:id="rId23" w:history="1">
         <w:r>
           <w:rPr>
             <w:rStyle w:val="Hipervnculo"/>
@@ -6975,7 +6961,7 @@
                     </pic:cNvPicPr>
                   </pic:nvPicPr>
                   <pic:blipFill>
-                    <a:blip r:embed="rId25">
+                    <a:blip r:embed="rId24">
                       <a:extLst>
                         <a:ext uri="{28A0092B-C50C-407E-A947-70E740481C1C}">
                           <a14:useLocalDpi xmlns:a14="http://schemas.microsoft.com/office/drawing/2010/main" val="0"/>
@@ -7138,7 +7124,7 @@
                     </pic:cNvPicPr>
                   </pic:nvPicPr>
                   <pic:blipFill>
-                    <a:blip r:embed="rId26">
+                    <a:blip r:embed="rId25">
                       <a:extLst>
                         <a:ext uri="{28A0092B-C50C-407E-A947-70E740481C1C}">
                           <a14:useLocalDpi xmlns:a14="http://schemas.microsoft.com/office/drawing/2010/main" val="0"/>
@@ -7649,7 +7635,7 @@
                     </pic:cNvPicPr>
                   </pic:nvPicPr>
                   <pic:blipFill>
-                    <a:blip r:embed="rId27">
+                    <a:blip r:embed="rId26">
                       <a:extLst>
                         <a:ext uri="{28A0092B-C50C-407E-A947-70E740481C1C}">
                           <a14:useLocalDpi xmlns:a14="http://schemas.microsoft.com/office/drawing/2010/main" val="0"/>
@@ -7797,7 +7783,7 @@
                     </pic:cNvPicPr>
                   </pic:nvPicPr>
                   <pic:blipFill>
-                    <a:blip r:embed="rId28">
+                    <a:blip r:embed="rId27">
                       <a:extLst>
                         <a:ext uri="{28A0092B-C50C-407E-A947-70E740481C1C}">
                           <a14:useLocalDpi xmlns:a14="http://schemas.microsoft.com/office/drawing/2010/main" val="0"/>
@@ -8147,7 +8133,7 @@
                     </pic:cNvPicPr>
                   </pic:nvPicPr>
                   <pic:blipFill>
-                    <a:blip r:embed="rId29">
+                    <a:blip r:embed="rId28">
                       <a:extLst>
                         <a:ext uri="{28A0092B-C50C-407E-A947-70E740481C1C}">
                           <a14:useLocalDpi xmlns:a14="http://schemas.microsoft.com/office/drawing/2010/main" val="0"/>
@@ -8234,7 +8220,7 @@
                     </pic:cNvPicPr>
                   </pic:nvPicPr>
                   <pic:blipFill>
-                    <a:blip r:embed="rId30">
+                    <a:blip r:embed="rId29">
                       <a:extLst>
                         <a:ext uri="{28A0092B-C50C-407E-A947-70E740481C1C}">
                           <a14:useLocalDpi xmlns:a14="http://schemas.microsoft.com/office/drawing/2010/main" val="0"/>
@@ -8477,7 +8463,7 @@
         </w:rPr>
         <w:t xml:space="preserve"> </w:t>
       </w:r>
-      <w:hyperlink r:id="rId31" w:history="1">
+      <w:hyperlink r:id="rId30" w:history="1">
         <w:r>
           <w:rPr>
             <w:rStyle w:val="Hipervnculo"/>
@@ -8772,7 +8758,7 @@
                     </pic:cNvPicPr>
                   </pic:nvPicPr>
                   <pic:blipFill>
-                    <a:blip r:embed="rId32">
+                    <a:blip r:embed="rId31">
                       <a:extLst>
                         <a:ext uri="{28A0092B-C50C-407E-A947-70E740481C1C}">
                           <a14:useLocalDpi xmlns:a14="http://schemas.microsoft.com/office/drawing/2010/main" val="0"/>
@@ -8880,7 +8866,7 @@
                     </pic:cNvPicPr>
                   </pic:nvPicPr>
                   <pic:blipFill>
-                    <a:blip r:embed="rId33">
+                    <a:blip r:embed="rId32">
                       <a:extLst>
                         <a:ext uri="{28A0092B-C50C-407E-A947-70E740481C1C}">
                           <a14:useLocalDpi xmlns:a14="http://schemas.microsoft.com/office/drawing/2010/main" val="0"/>
@@ -9000,6 +8986,117 @@
                 <pic:pic xmlns:pic="http://schemas.openxmlformats.org/drawingml/2006/picture">
                   <pic:nvPicPr>
                     <pic:cNvPr id="62" name="Imagen 62" descr="Patrón técnico del delantero derecho e izquierdo de una prenda. Se indican la línea del centro, la extensión para cruce y la ubicación de los botones. El cruce del delantero derecho avanza 0,3 cm sobre el izquierdo, formando la base de la botonera."/>
+                    <pic:cNvPicPr>
+                      <a:picLocks noChangeAspect="1" noChangeArrowheads="1"/>
+                    </pic:cNvPicPr>
+                  </pic:nvPicPr>
+                  <pic:blipFill>
+                    <a:blip r:embed="rId33">
+                      <a:extLst>
+                        <a:ext uri="{28A0092B-C50C-407E-A947-70E740481C1C}">
+                          <a14:useLocalDpi xmlns:a14="http://schemas.microsoft.com/office/drawing/2010/main" val="0"/>
+                        </a:ext>
+                      </a:extLst>
+                    </a:blip>
+                    <a:srcRect/>
+                    <a:stretch>
+                      <a:fillRect/>
+                    </a:stretch>
+                  </pic:blipFill>
+                  <pic:spPr bwMode="auto">
+                    <a:xfrm>
+                      <a:off x="0" y="0"/>
+                      <a:ext cx="4810125" cy="3771900"/>
+                    </a:xfrm>
+                    <a:prstGeom prst="rect">
+                      <a:avLst/>
+                    </a:prstGeom>
+                    <a:noFill/>
+                  </pic:spPr>
+                </pic:pic>
+              </a:graphicData>
+            </a:graphic>
+          </wp:inline>
+        </w:drawing>
+      </w:r>
+    </w:p>
+    <w:p>
+      <w:pPr>
+        <w:jc w:val="center"/>
+        <w:rPr>
+          <w:lang w:val="es-419"/>
+        </w:rPr>
+      </w:pPr>
+      <w:r>
+        <w:rPr>
+          <w:lang w:val="es-419"/>
+        </w:rPr>
+        <w:t>Fuente: SENA, (2021)</w:t>
+      </w:r>
+    </w:p>
+    <w:p>
+      <w:pPr>
+        <w:rPr>
+          <w:b/>
+          <w:bCs/>
+        </w:rPr>
+      </w:pPr>
+      <w:r>
+        <w:rPr>
+          <w:b/>
+          <w:bCs/>
+        </w:rPr>
+        <w:t>Montado de delanteros</w:t>
+      </w:r>
+    </w:p>
+    <w:p>
+      <w:r>
+        <w:t xml:space="preserve">Cuando los ojales están dispuestos de forma vertical, el primer y último botón deben colocarse alineados con el tope superior e inferior de sus respectivos ojales. Los </w:t>
+      </w:r>
+      <w:r>
+        <w:lastRenderedPageBreak/>
+        <w:t>botones intermedios se ubican centrados dentro de cada ojal, lo que garantiza una distribución uniforme y un cierre funcional y estético.</w:t>
+      </w:r>
+    </w:p>
+    <w:p>
+      <w:pPr>
+        <w:pStyle w:val="Figura"/>
+        <w:rPr>
+          <w:lang w:val="es-419"/>
+        </w:rPr>
+      </w:pPr>
+      <w:r>
+        <w:rPr>
+          <w:lang w:val="es-419"/>
+        </w:rPr>
+        <w:t>Montado de delanteros</w:t>
+      </w:r>
+    </w:p>
+    <w:p>
+      <w:pPr>
+        <w:jc w:val="center"/>
+        <w:rPr>
+          <w:lang w:val="es-419"/>
+        </w:rPr>
+      </w:pPr>
+      <w:r>
+        <w:rPr>
+          <w:noProof/>
+          <w:lang w:val="es-419"/>
+        </w:rPr>
+        <w:drawing>
+          <wp:inline distT="0" distB="0" distL="0" distR="0" wp14:anchorId="6ABE1E1B" wp14:editId="34936E8C">
+            <wp:extent cx="4810125" cy="3771900"/>
+            <wp:effectExtent l="0" t="0" r="9525" b="0"/>
+            <wp:docPr id="63" name="Imagen 63" descr="Trazo técnico del delantero de una prenda con ubicación de ojales y botones. El primero se coloca al tope superior del ojal, los siguientes al centro, y el último al tope inferior del ojal, siguiendo una distribución vertical simétrica."/>
+            <wp:cNvGraphicFramePr>
+              <a:graphicFrameLocks xmlns:a="http://schemas.openxmlformats.org/drawingml/2006/main" noChangeAspect="1"/>
+            </wp:cNvGraphicFramePr>
+            <a:graphic xmlns:a="http://schemas.openxmlformats.org/drawingml/2006/main">
+              <a:graphicData uri="http://schemas.openxmlformats.org/drawingml/2006/picture">
+                <pic:pic xmlns:pic="http://schemas.openxmlformats.org/drawingml/2006/picture">
+                  <pic:nvPicPr>
+                    <pic:cNvPr id="63" name="Imagen 63" descr="Trazo técnico del delantero de una prenda con ubicación de ojales y botones. El primero se coloca al tope superior del ojal, los siguientes al centro, y el último al tope inferior del ojal, siguiendo una distribución vertical simétrica."/>
                     <pic:cNvPicPr>
                       <a:picLocks noChangeAspect="1" noChangeArrowheads="1"/>
                     </pic:cNvPicPr>
@@ -9060,34 +9157,48 @@
           <w:b/>
           <w:bCs/>
         </w:rPr>
-        <w:t>Montado de delanteros</w:t>
-      </w:r>
-    </w:p>
-    <w:p>
-      <w:r>
-        <w:t xml:space="preserve">Cuando los ojales están dispuestos de forma vertical, el primer y último botón deben colocarse alineados con el tope superior e inferior de sus respectivos ojales. Los </w:t>
-      </w:r>
-      <w:r>
+        <w:t>Falsos</w:t>
+      </w:r>
+    </w:p>
+    <w:p>
+      <w:r>
+        <w:t>Falsos o vueltas, son piezas adicionales utilizadas para rematar bordes como dobladillos, escotes o puños, aportando limpieza y estructura al acabado final. Para crearlos, se traza su forma directamente sobre el patrón base y luego se copia como pieza independiente, con un ancho máximo recomendado de 5 a 6 cm.</w:t>
+      </w:r>
+    </w:p>
+    <w:p>
+      <w:pPr>
+        <w:rPr>
+          <w:lang w:val="es-419"/>
+        </w:rPr>
+      </w:pPr>
+    </w:p>
+    <w:p>
+      <w:pPr>
+        <w:rPr>
+          <w:lang w:val="es-419"/>
+        </w:rPr>
+      </w:pPr>
+    </w:p>
+    <w:p>
+      <w:pPr>
+        <w:pStyle w:val="Figura"/>
+        <w:rPr>
+          <w:lang w:val="es-419"/>
+        </w:rPr>
+      </w:pPr>
+      <w:r>
+        <w:rPr>
+          <w:lang w:val="es-419"/>
+        </w:rPr>
         <w:lastRenderedPageBreak/>
-        <w:t>botones intermedios se ubican centrados dentro de cada ojal, lo que garantiza una distribución uniforme y un cierre funcional y estético.</w:t>
-      </w:r>
-    </w:p>
-    <w:p>
-      <w:pPr>
-        <w:pStyle w:val="Figura"/>
-        <w:rPr>
-          <w:lang w:val="es-419"/>
-        </w:rPr>
-      </w:pPr>
-      <w:r>
-        <w:rPr>
-          <w:lang w:val="es-419"/>
-        </w:rPr>
-        <w:t>Montado de delanteros</w:t>
-      </w:r>
-    </w:p>
-    <w:p>
-      <w:pPr>
+        <w:t>Falsos</w:t>
+      </w:r>
+    </w:p>
+    <w:p>
+      <w:pPr>
+        <w:tabs>
+          <w:tab w:val="left" w:pos="4879"/>
+        </w:tabs>
         <w:jc w:val="center"/>
         <w:rPr>
           <w:lang w:val="es-419"/>
@@ -9099,10 +9210,10 @@
           <w:lang w:val="es-419"/>
         </w:rPr>
         <w:drawing>
-          <wp:inline distT="0" distB="0" distL="0" distR="0" wp14:anchorId="6ABE1E1B" wp14:editId="34936E8C">
+          <wp:inline distT="0" distB="0" distL="0" distR="0" wp14:anchorId="073B7979" wp14:editId="29664473">
             <wp:extent cx="4810125" cy="3771900"/>
             <wp:effectExtent l="0" t="0" r="9525" b="0"/>
-            <wp:docPr id="63" name="Imagen 63" descr="Trazo técnico del delantero de una prenda con ubicación de ojales y botones. El primero se coloca al tope superior del ojal, los siguientes al centro, y el último al tope inferior del ojal, siguiendo una distribución vertical simétrica."/>
+            <wp:docPr id="705825408" name="Imagen 705825408" descr="Moldes técnicos de una prenda sin mangas, con sus respectivas vueltas o falsos para escote y sisa en delantero y espalda. Cada pieza está diseñada para encajar con precisión en las curvas correspondientes, asegurando un acabado limpio en el borde"/>
             <wp:cNvGraphicFramePr>
               <a:graphicFrameLocks xmlns:a="http://schemas.openxmlformats.org/drawingml/2006/main" noChangeAspect="1"/>
             </wp:cNvGraphicFramePr>
@@ -9110,7 +9221,7 @@
               <a:graphicData uri="http://schemas.openxmlformats.org/drawingml/2006/picture">
                 <pic:pic xmlns:pic="http://schemas.openxmlformats.org/drawingml/2006/picture">
                   <pic:nvPicPr>
-                    <pic:cNvPr id="63" name="Imagen 63" descr="Trazo técnico del delantero de una prenda con ubicación de ojales y botones. El primero se coloca al tope superior del ojal, los siguientes al centro, y el último al tope inferior del ojal, siguiendo una distribución vertical simétrica."/>
+                    <pic:cNvPr id="705825408" name="Imagen 705825408" descr="Moldes técnicos de una prenda sin mangas, con sus respectivas vueltas o falsos para escote y sisa en delantero y espalda. Cada pieza está diseñada para encajar con precisión en las curvas correspondientes, asegurando un acabado limpio en el borde"/>
                     <pic:cNvPicPr>
                       <a:picLocks noChangeAspect="1" noChangeArrowheads="1"/>
                     </pic:cNvPicPr>
@@ -9164,20 +9275,44 @@
         <w:rPr>
           <w:b/>
           <w:bCs/>
+          <w:lang w:val="es-419"/>
         </w:rPr>
       </w:pPr>
       <w:r>
         <w:rPr>
           <w:b/>
           <w:bCs/>
-        </w:rPr>
-        <w:t>Falsos</w:t>
-      </w:r>
-    </w:p>
-    <w:p>
-      <w:r>
-        <w:t>Falsos o vueltas, son piezas adicionales utilizadas para rematar bordes como dobladillos, escotes o puños, aportando limpieza y estructura al acabado final. Para crearlos, se traza su forma directamente sobre el patrón base y luego se copia como pieza independiente, con un ancho máximo recomendado de 5 a 6 cm.</w:t>
-      </w:r>
+          <w:lang w:val="es-419"/>
+        </w:rPr>
+        <w:t>Falsos continuos</w:t>
+      </w:r>
+    </w:p>
+    <w:p>
+      <w:pPr>
+        <w:rPr>
+          <w:lang w:val="es-419"/>
+        </w:rPr>
+      </w:pPr>
+      <w:r>
+        <w:rPr>
+          <w:lang w:val="es-419"/>
+        </w:rPr>
+        <w:t>Este tipo de vueltas continuas se recomienda especialmente en prendas con hombros angostos, ya que permiten un acabado limpio y uniforme sin añadir volumen innecesario, facilitando el ajuste y la estructura en zonas reducidas.</w:t>
+      </w:r>
+    </w:p>
+    <w:p>
+      <w:pPr>
+        <w:rPr>
+          <w:lang w:val="es-419"/>
+        </w:rPr>
+      </w:pPr>
+    </w:p>
+    <w:p>
+      <w:pPr>
+        <w:rPr>
+          <w:lang w:val="es-419"/>
+        </w:rPr>
+      </w:pPr>
     </w:p>
     <w:p>
       <w:pPr>
@@ -9205,14 +9340,11 @@
           <w:lang w:val="es-419"/>
         </w:rPr>
         <w:lastRenderedPageBreak/>
-        <w:t>Falsos</w:t>
-      </w:r>
-    </w:p>
-    <w:p>
-      <w:pPr>
-        <w:tabs>
-          <w:tab w:val="left" w:pos="4879"/>
-        </w:tabs>
+        <w:t>Falsos continuos</w:t>
+      </w:r>
+    </w:p>
+    <w:p>
+      <w:pPr>
         <w:jc w:val="center"/>
         <w:rPr>
           <w:lang w:val="es-419"/>
@@ -9224,10 +9356,10 @@
           <w:lang w:val="es-419"/>
         </w:rPr>
         <w:drawing>
-          <wp:inline distT="0" distB="0" distL="0" distR="0" wp14:anchorId="073B7979" wp14:editId="29664473">
+          <wp:inline distT="0" distB="0" distL="0" distR="0" wp14:anchorId="48EEFF04" wp14:editId="213C6F45">
             <wp:extent cx="4810125" cy="3771900"/>
             <wp:effectExtent l="0" t="0" r="9525" b="0"/>
-            <wp:docPr id="705825408" name="Imagen 705825408" descr="Moldes técnicos de una prenda sin mangas, con sus respectivas vueltas o falsos para escote y sisa en delantero y espalda. Cada pieza está diseñada para encajar con precisión en las curvas correspondientes, asegurando un acabado limpio en el borde"/>
+            <wp:docPr id="705825409" name="Imagen 705825409" descr="Moldes del delantero y la espalda de una prenda, junto con sus respectivas vueltas de escote. Se indica el sentido del hilo y la ubicación de una pinza en el delantero, así como la instrucción de cerrar la pinza en la vuelta de espalda."/>
             <wp:cNvGraphicFramePr>
               <a:graphicFrameLocks xmlns:a="http://schemas.openxmlformats.org/drawingml/2006/main" noChangeAspect="1"/>
             </wp:cNvGraphicFramePr>
@@ -9235,7 +9367,7 @@
               <a:graphicData uri="http://schemas.openxmlformats.org/drawingml/2006/picture">
                 <pic:pic xmlns:pic="http://schemas.openxmlformats.org/drawingml/2006/picture">
                   <pic:nvPicPr>
-                    <pic:cNvPr id="705825408" name="Imagen 705825408" descr="Moldes técnicos de una prenda sin mangas, con sus respectivas vueltas o falsos para escote y sisa en delantero y espalda. Cada pieza está diseñada para encajar con precisión en las curvas correspondientes, asegurando un acabado limpio en el borde"/>
+                    <pic:cNvPr id="705825409" name="Imagen 705825409" descr="Moldes del delantero y la espalda de una prenda, junto con sus respectivas vueltas de escote. Se indica el sentido del hilo y la ubicación de una pinza en el delantero, así como la instrucción de cerrar la pinza en la vuelta de espalda."/>
                     <pic:cNvPicPr>
                       <a:picLocks noChangeAspect="1" noChangeArrowheads="1"/>
                     </pic:cNvPicPr>
@@ -9287,152 +9419,6 @@
     <w:p>
       <w:pPr>
         <w:rPr>
-          <w:b/>
-          <w:bCs/>
-          <w:lang w:val="es-419"/>
-        </w:rPr>
-      </w:pPr>
-      <w:r>
-        <w:rPr>
-          <w:b/>
-          <w:bCs/>
-          <w:lang w:val="es-419"/>
-        </w:rPr>
-        <w:t>Falsos continuos</w:t>
-      </w:r>
-    </w:p>
-    <w:p>
-      <w:pPr>
-        <w:rPr>
-          <w:lang w:val="es-419"/>
-        </w:rPr>
-      </w:pPr>
-      <w:r>
-        <w:rPr>
-          <w:lang w:val="es-419"/>
-        </w:rPr>
-        <w:t>Este tipo de vueltas continuas se recomienda especialmente en prendas con hombros angostos, ya que permiten un acabado limpio y uniforme sin añadir volumen innecesario, facilitando el ajuste y la estructura en zonas reducidas.</w:t>
-      </w:r>
-    </w:p>
-    <w:p>
-      <w:pPr>
-        <w:rPr>
-          <w:lang w:val="es-419"/>
-        </w:rPr>
-      </w:pPr>
-    </w:p>
-    <w:p>
-      <w:pPr>
-        <w:rPr>
-          <w:lang w:val="es-419"/>
-        </w:rPr>
-      </w:pPr>
-    </w:p>
-    <w:p>
-      <w:pPr>
-        <w:rPr>
-          <w:lang w:val="es-419"/>
-        </w:rPr>
-      </w:pPr>
-    </w:p>
-    <w:p>
-      <w:pPr>
-        <w:rPr>
-          <w:lang w:val="es-419"/>
-        </w:rPr>
-      </w:pPr>
-    </w:p>
-    <w:p>
-      <w:pPr>
-        <w:pStyle w:val="Figura"/>
-        <w:rPr>
-          <w:lang w:val="es-419"/>
-        </w:rPr>
-      </w:pPr>
-      <w:r>
-        <w:rPr>
-          <w:lang w:val="es-419"/>
-        </w:rPr>
-        <w:lastRenderedPageBreak/>
-        <w:t>Falsos continuos</w:t>
-      </w:r>
-    </w:p>
-    <w:p>
-      <w:pPr>
-        <w:jc w:val="center"/>
-        <w:rPr>
-          <w:lang w:val="es-419"/>
-        </w:rPr>
-      </w:pPr>
-      <w:r>
-        <w:rPr>
-          <w:noProof/>
-          <w:lang w:val="es-419"/>
-        </w:rPr>
-        <w:drawing>
-          <wp:inline distT="0" distB="0" distL="0" distR="0" wp14:anchorId="48EEFF04" wp14:editId="213C6F45">
-            <wp:extent cx="4810125" cy="3771900"/>
-            <wp:effectExtent l="0" t="0" r="9525" b="0"/>
-            <wp:docPr id="705825409" name="Imagen 705825409" descr="Moldes del delantero y la espalda de una prenda, junto con sus respectivas vueltas de escote. Se indica el sentido del hilo y la ubicación de una pinza en el delantero, así como la instrucción de cerrar la pinza en la vuelta de espalda."/>
-            <wp:cNvGraphicFramePr>
-              <a:graphicFrameLocks xmlns:a="http://schemas.openxmlformats.org/drawingml/2006/main" noChangeAspect="1"/>
-            </wp:cNvGraphicFramePr>
-            <a:graphic xmlns:a="http://schemas.openxmlformats.org/drawingml/2006/main">
-              <a:graphicData uri="http://schemas.openxmlformats.org/drawingml/2006/picture">
-                <pic:pic xmlns:pic="http://schemas.openxmlformats.org/drawingml/2006/picture">
-                  <pic:nvPicPr>
-                    <pic:cNvPr id="705825409" name="Imagen 705825409" descr="Moldes del delantero y la espalda de una prenda, junto con sus respectivas vueltas de escote. Se indica el sentido del hilo y la ubicación de una pinza en el delantero, así como la instrucción de cerrar la pinza en la vuelta de espalda."/>
-                    <pic:cNvPicPr>
-                      <a:picLocks noChangeAspect="1" noChangeArrowheads="1"/>
-                    </pic:cNvPicPr>
-                  </pic:nvPicPr>
-                  <pic:blipFill>
-                    <a:blip r:embed="rId37">
-                      <a:extLst>
-                        <a:ext uri="{28A0092B-C50C-407E-A947-70E740481C1C}">
-                          <a14:useLocalDpi xmlns:a14="http://schemas.microsoft.com/office/drawing/2010/main" val="0"/>
-                        </a:ext>
-                      </a:extLst>
-                    </a:blip>
-                    <a:srcRect/>
-                    <a:stretch>
-                      <a:fillRect/>
-                    </a:stretch>
-                  </pic:blipFill>
-                  <pic:spPr bwMode="auto">
-                    <a:xfrm>
-                      <a:off x="0" y="0"/>
-                      <a:ext cx="4810125" cy="3771900"/>
-                    </a:xfrm>
-                    <a:prstGeom prst="rect">
-                      <a:avLst/>
-                    </a:prstGeom>
-                    <a:noFill/>
-                  </pic:spPr>
-                </pic:pic>
-              </a:graphicData>
-            </a:graphic>
-          </wp:inline>
-        </w:drawing>
-      </w:r>
-    </w:p>
-    <w:p>
-      <w:pPr>
-        <w:jc w:val="center"/>
-        <w:rPr>
-          <w:lang w:val="es-419"/>
-        </w:rPr>
-      </w:pPr>
-      <w:r>
-        <w:rPr>
-          <w:lang w:val="es-419"/>
-        </w:rPr>
-        <w:t>Fuente: SENA, (2021)</w:t>
-      </w:r>
-    </w:p>
-    <w:p>
-      <w:pPr>
-        <w:rPr>
           <w:lang w:val="es-419"/>
         </w:rPr>
       </w:pPr>
@@ -9514,7 +9500,7 @@
                     </pic:cNvPicPr>
                   </pic:nvPicPr>
                   <pic:blipFill>
-                    <a:blip r:embed="rId38">
+                    <a:blip r:embed="rId37">
                       <a:extLst>
                         <a:ext uri="{28A0092B-C50C-407E-A947-70E740481C1C}">
                           <a14:useLocalDpi xmlns:a14="http://schemas.microsoft.com/office/drawing/2010/main" val="0"/>
@@ -9662,7 +9648,7 @@
                     </pic:cNvPicPr>
                   </pic:nvPicPr>
                   <pic:blipFill>
-                    <a:blip r:embed="rId39">
+                    <a:blip r:embed="rId38">
                       <a:extLst>
                         <a:ext uri="{28A0092B-C50C-407E-A947-70E740481C1C}">
                           <a14:useLocalDpi xmlns:a14="http://schemas.microsoft.com/office/drawing/2010/main" val="0"/>
@@ -9804,7 +9790,7 @@
                     </pic:cNvPicPr>
                   </pic:nvPicPr>
                   <pic:blipFill>
-                    <a:blip r:embed="rId40">
+                    <a:blip r:embed="rId39">
                       <a:extLst>
                         <a:ext uri="{28A0092B-C50C-407E-A947-70E740481C1C}">
                           <a14:useLocalDpi xmlns:a14="http://schemas.microsoft.com/office/drawing/2010/main" val="0"/>
@@ -9933,7 +9919,7 @@
                     </pic:cNvPicPr>
                   </pic:nvPicPr>
                   <pic:blipFill>
-                    <a:blip r:embed="rId41">
+                    <a:blip r:embed="rId40">
                       <a:extLst>
                         <a:ext uri="{28A0092B-C50C-407E-A947-70E740481C1C}">
                           <a14:useLocalDpi xmlns:a14="http://schemas.microsoft.com/office/drawing/2010/main" val="0"/>
@@ -10098,7 +10084,7 @@
                     </pic:cNvPicPr>
                   </pic:nvPicPr>
                   <pic:blipFill>
-                    <a:blip r:embed="rId42">
+                    <a:blip r:embed="rId41">
                       <a:extLst>
                         <a:ext uri="{28A0092B-C50C-407E-A947-70E740481C1C}">
                           <a14:useLocalDpi xmlns:a14="http://schemas.microsoft.com/office/drawing/2010/main" val="0"/>
@@ -10198,7 +10184,7 @@
                     </pic:cNvPicPr>
                   </pic:nvPicPr>
                   <pic:blipFill>
-                    <a:blip r:embed="rId43">
+                    <a:blip r:embed="rId42">
                       <a:extLst>
                         <a:ext uri="{28A0092B-C50C-407E-A947-70E740481C1C}">
                           <a14:useLocalDpi xmlns:a14="http://schemas.microsoft.com/office/drawing/2010/main" val="0"/>
@@ -10291,7 +10277,7 @@
                     </pic:cNvPicPr>
                   </pic:nvPicPr>
                   <pic:blipFill>
-                    <a:blip r:embed="rId44">
+                    <a:blip r:embed="rId43">
                       <a:extLst>
                         <a:ext uri="{28A0092B-C50C-407E-A947-70E740481C1C}">
                           <a14:useLocalDpi xmlns:a14="http://schemas.microsoft.com/office/drawing/2010/main" val="0"/>
@@ -10378,7 +10364,7 @@
                     </pic:cNvPicPr>
                   </pic:nvPicPr>
                   <pic:blipFill>
-                    <a:blip r:embed="rId45">
+                    <a:blip r:embed="rId44">
                       <a:extLst>
                         <a:ext uri="{28A0092B-C50C-407E-A947-70E740481C1C}">
                           <a14:useLocalDpi xmlns:a14="http://schemas.microsoft.com/office/drawing/2010/main" val="0"/>
@@ -10472,7 +10458,7 @@
                     </pic:cNvPicPr>
                   </pic:nvPicPr>
                   <pic:blipFill>
-                    <a:blip r:embed="rId46">
+                    <a:blip r:embed="rId45">
                       <a:extLst>
                         <a:ext uri="{28A0092B-C50C-407E-A947-70E740481C1C}">
                           <a14:useLocalDpi xmlns:a14="http://schemas.microsoft.com/office/drawing/2010/main" val="0"/>
@@ -10559,7 +10545,7 @@
                     </pic:cNvPicPr>
                   </pic:nvPicPr>
                   <pic:blipFill>
-                    <a:blip r:embed="rId47">
+                    <a:blip r:embed="rId46">
                       <a:extLst>
                         <a:ext uri="{28A0092B-C50C-407E-A947-70E740481C1C}">
                           <a14:useLocalDpi xmlns:a14="http://schemas.microsoft.com/office/drawing/2010/main" val="0"/>
@@ -10654,7 +10640,7 @@
                     </pic:cNvPicPr>
                   </pic:nvPicPr>
                   <pic:blipFill>
-                    <a:blip r:embed="rId48">
+                    <a:blip r:embed="rId47">
                       <a:extLst>
                         <a:ext uri="{28A0092B-C50C-407E-A947-70E740481C1C}">
                           <a14:useLocalDpi xmlns:a14="http://schemas.microsoft.com/office/drawing/2010/main" val="0"/>
@@ -10741,7 +10727,7 @@
                     </pic:cNvPicPr>
                   </pic:nvPicPr>
                   <pic:blipFill>
-                    <a:blip r:embed="rId49">
+                    <a:blip r:embed="rId48">
                       <a:extLst>
                         <a:ext uri="{28A0092B-C50C-407E-A947-70E740481C1C}">
                           <a14:useLocalDpi xmlns:a14="http://schemas.microsoft.com/office/drawing/2010/main" val="0"/>
@@ -10927,7 +10913,7 @@
         </w:rPr>
         <w:t>Paso a paso para el trazo de escotes y tipos de cuellos.</w:t>
       </w:r>
-      <w:hyperlink r:id="rId50" w:history="1">
+      <w:hyperlink r:id="rId49" w:history="1">
         <w:r>
           <w:rPr>
             <w:rStyle w:val="Hipervnculo"/>
@@ -11025,6 +11011,137 @@
                 <pic:pic xmlns:pic="http://schemas.openxmlformats.org/drawingml/2006/picture">
                   <pic:nvPicPr>
                     <pic:cNvPr id="705825424" name="Imagen 705825424" descr="Bolsillo de forma rectangular con una terminación en punta en la parte inferior. Sus medidas son 6 cm de ancho por 12 cm de largo, con un ángulo inferior de 2,5 cm. Está ubicado en el lado izquierdo del delantero de una prenda superior, y se sugiere incluir márgenes para costura y dobladillo."/>
+                    <pic:cNvPicPr>
+                      <a:picLocks noChangeAspect="1" noChangeArrowheads="1"/>
+                    </pic:cNvPicPr>
+                  </pic:nvPicPr>
+                  <pic:blipFill>
+                    <a:blip r:embed="rId50">
+                      <a:extLst>
+                        <a:ext uri="{28A0092B-C50C-407E-A947-70E740481C1C}">
+                          <a14:useLocalDpi xmlns:a14="http://schemas.microsoft.com/office/drawing/2010/main" val="0"/>
+                        </a:ext>
+                      </a:extLst>
+                    </a:blip>
+                    <a:srcRect/>
+                    <a:stretch>
+                      <a:fillRect/>
+                    </a:stretch>
+                  </pic:blipFill>
+                  <pic:spPr bwMode="auto">
+                    <a:xfrm>
+                      <a:off x="0" y="0"/>
+                      <a:ext cx="3819525" cy="3524250"/>
+                    </a:xfrm>
+                    <a:prstGeom prst="rect">
+                      <a:avLst/>
+                    </a:prstGeom>
+                    <a:noFill/>
+                  </pic:spPr>
+                </pic:pic>
+              </a:graphicData>
+            </a:graphic>
+          </wp:inline>
+        </w:drawing>
+      </w:r>
+    </w:p>
+    <w:p>
+      <w:pPr>
+        <w:jc w:val="center"/>
+        <w:rPr>
+          <w:lang w:val="es-419"/>
+        </w:rPr>
+      </w:pPr>
+      <w:r>
+        <w:rPr>
+          <w:lang w:val="es-419"/>
+        </w:rPr>
+        <w:t>Fuente: SENA, (2021)</w:t>
+      </w:r>
+    </w:p>
+    <w:p>
+      <w:pPr>
+        <w:rPr>
+          <w:b/>
+          <w:bCs/>
+          <w:lang w:val="es-419"/>
+        </w:rPr>
+      </w:pPr>
+      <w:r>
+        <w:rPr>
+          <w:b/>
+          <w:bCs/>
+          <w:lang w:val="es-419"/>
+        </w:rPr>
+        <w:t>Bolsillo con pliegue</w:t>
+      </w:r>
+    </w:p>
+    <w:p>
+      <w:pPr>
+        <w:rPr>
+          <w:lang w:val="es-419"/>
+        </w:rPr>
+      </w:pPr>
+      <w:r>
+        <w:rPr>
+          <w:lang w:val="es-419"/>
+        </w:rPr>
+        <w:t>Este tipo de bolsillo se construye a partir de un rectángulo base, cuyo tamaño debe definirse según el diseño de la prenda. Por ejemplo, se puede iniciar con un rectángulo de 6 cm x 12 cm.</w:t>
+      </w:r>
+    </w:p>
+    <w:p>
+      <w:pPr>
+        <w:rPr>
+          <w:lang w:val="es-419"/>
+        </w:rPr>
+      </w:pPr>
+      <w:r>
+        <w:rPr>
+          <w:lang w:val="es-419"/>
+        </w:rPr>
+        <w:t>A continuación, se corta el rectángulo por la mitad en sentido vertical y se inserta el espacio necesario para el pliegue en esa división, de acuerdo con el volumen deseado. Una vez ajustada la forma, se agregan los márgenes de costura alrededor del contorno y el dobladillo en el borde superior.</w:t>
+      </w:r>
+    </w:p>
+    <w:p>
+      <w:pPr>
+        <w:pStyle w:val="Figura"/>
+        <w:rPr>
+          <w:lang w:val="es-419"/>
+        </w:rPr>
+      </w:pPr>
+      <w:r>
+        <w:rPr>
+          <w:lang w:val="es-419"/>
+        </w:rPr>
+        <w:lastRenderedPageBreak/>
+        <w:t>Bolsillo con pliegue</w:t>
+      </w:r>
+    </w:p>
+    <w:p>
+      <w:pPr>
+        <w:jc w:val="center"/>
+        <w:rPr>
+          <w:lang w:val="es-419"/>
+        </w:rPr>
+      </w:pPr>
+      <w:r>
+        <w:rPr>
+          <w:noProof/>
+          <w:lang w:val="es-419"/>
+        </w:rPr>
+        <w:drawing>
+          <wp:inline distT="0" distB="0" distL="0" distR="0" wp14:anchorId="70324867" wp14:editId="75D0CC98">
+            <wp:extent cx="3819525" cy="3524250"/>
+            <wp:effectExtent l="0" t="0" r="9525" b="0"/>
+            <wp:docPr id="705825425" name="Imagen 705825425" descr="Diferentes tipos de bolsillos decorativos diseñados para prendas superiores. Incluye bolsillos rectangulares y con terminaciones en ángulo. Algunos modelos tienen detalles verticales marcados al centro, y uno de ellos incorpora una tapa. Las dimensiones varían entre 3 y 6 cm de ancho, y entre 3,5 y 5 cm de alto, con sugerencias de costura indicadas por líneas punteadas."/>
+            <wp:cNvGraphicFramePr>
+              <a:graphicFrameLocks xmlns:a="http://schemas.openxmlformats.org/drawingml/2006/main" noChangeAspect="1"/>
+            </wp:cNvGraphicFramePr>
+            <a:graphic xmlns:a="http://schemas.openxmlformats.org/drawingml/2006/main">
+              <a:graphicData uri="http://schemas.openxmlformats.org/drawingml/2006/picture">
+                <pic:pic xmlns:pic="http://schemas.openxmlformats.org/drawingml/2006/picture">
+                  <pic:nvPicPr>
+                    <pic:cNvPr id="705825425" name="Imagen 705825425" descr="Diferentes tipos de bolsillos decorativos diseñados para prendas superiores. Incluye bolsillos rectangulares y con terminaciones en ángulo. Algunos modelos tienen detalles verticales marcados al centro, y uno de ellos incorpora una tapa. Las dimensiones varían entre 3 y 6 cm de ancho, y entre 3,5 y 5 cm de alto, con sugerencias de costura indicadas por líneas punteadas."/>
                     <pic:cNvPicPr>
                       <a:picLocks noChangeAspect="1" noChangeArrowheads="1"/>
                     </pic:cNvPicPr>
@@ -11076,137 +11193,6 @@
     <w:p>
       <w:pPr>
         <w:rPr>
-          <w:b/>
-          <w:bCs/>
-          <w:lang w:val="es-419"/>
-        </w:rPr>
-      </w:pPr>
-      <w:r>
-        <w:rPr>
-          <w:b/>
-          <w:bCs/>
-          <w:lang w:val="es-419"/>
-        </w:rPr>
-        <w:t>Bolsillo con pliegue</w:t>
-      </w:r>
-    </w:p>
-    <w:p>
-      <w:pPr>
-        <w:rPr>
-          <w:lang w:val="es-419"/>
-        </w:rPr>
-      </w:pPr>
-      <w:r>
-        <w:rPr>
-          <w:lang w:val="es-419"/>
-        </w:rPr>
-        <w:t>Este tipo de bolsillo se construye a partir de un rectángulo base, cuyo tamaño debe definirse según el diseño de la prenda. Por ejemplo, se puede iniciar con un rectángulo de 6 cm x 12 cm.</w:t>
-      </w:r>
-    </w:p>
-    <w:p>
-      <w:pPr>
-        <w:rPr>
-          <w:lang w:val="es-419"/>
-        </w:rPr>
-      </w:pPr>
-      <w:r>
-        <w:rPr>
-          <w:lang w:val="es-419"/>
-        </w:rPr>
-        <w:t>A continuación, se corta el rectángulo por la mitad en sentido vertical y se inserta el espacio necesario para el pliegue en esa división, de acuerdo con el volumen deseado. Una vez ajustada la forma, se agregan los márgenes de costura alrededor del contorno y el dobladillo en el borde superior.</w:t>
-      </w:r>
-    </w:p>
-    <w:p>
-      <w:pPr>
-        <w:pStyle w:val="Figura"/>
-        <w:rPr>
-          <w:lang w:val="es-419"/>
-        </w:rPr>
-      </w:pPr>
-      <w:r>
-        <w:rPr>
-          <w:lang w:val="es-419"/>
-        </w:rPr>
-        <w:lastRenderedPageBreak/>
-        <w:t>Bolsillo con pliegue</w:t>
-      </w:r>
-    </w:p>
-    <w:p>
-      <w:pPr>
-        <w:jc w:val="center"/>
-        <w:rPr>
-          <w:lang w:val="es-419"/>
-        </w:rPr>
-      </w:pPr>
-      <w:r>
-        <w:rPr>
-          <w:noProof/>
-          <w:lang w:val="es-419"/>
-        </w:rPr>
-        <w:drawing>
-          <wp:inline distT="0" distB="0" distL="0" distR="0" wp14:anchorId="70324867" wp14:editId="75D0CC98">
-            <wp:extent cx="3819525" cy="3524250"/>
-            <wp:effectExtent l="0" t="0" r="9525" b="0"/>
-            <wp:docPr id="705825425" name="Imagen 705825425" descr="Diferentes tipos de bolsillos decorativos diseñados para prendas superiores. Incluye bolsillos rectangulares y con terminaciones en ángulo. Algunos modelos tienen detalles verticales marcados al centro, y uno de ellos incorpora una tapa. Las dimensiones varían entre 3 y 6 cm de ancho, y entre 3,5 y 5 cm de alto, con sugerencias de costura indicadas por líneas punteadas."/>
-            <wp:cNvGraphicFramePr>
-              <a:graphicFrameLocks xmlns:a="http://schemas.openxmlformats.org/drawingml/2006/main" noChangeAspect="1"/>
-            </wp:cNvGraphicFramePr>
-            <a:graphic xmlns:a="http://schemas.openxmlformats.org/drawingml/2006/main">
-              <a:graphicData uri="http://schemas.openxmlformats.org/drawingml/2006/picture">
-                <pic:pic xmlns:pic="http://schemas.openxmlformats.org/drawingml/2006/picture">
-                  <pic:nvPicPr>
-                    <pic:cNvPr id="705825425" name="Imagen 705825425" descr="Diferentes tipos de bolsillos decorativos diseñados para prendas superiores. Incluye bolsillos rectangulares y con terminaciones en ángulo. Algunos modelos tienen detalles verticales marcados al centro, y uno de ellos incorpora una tapa. Las dimensiones varían entre 3 y 6 cm de ancho, y entre 3,5 y 5 cm de alto, con sugerencias de costura indicadas por líneas punteadas."/>
-                    <pic:cNvPicPr>
-                      <a:picLocks noChangeAspect="1" noChangeArrowheads="1"/>
-                    </pic:cNvPicPr>
-                  </pic:nvPicPr>
-                  <pic:blipFill>
-                    <a:blip r:embed="rId52">
-                      <a:extLst>
-                        <a:ext uri="{28A0092B-C50C-407E-A947-70E740481C1C}">
-                          <a14:useLocalDpi xmlns:a14="http://schemas.microsoft.com/office/drawing/2010/main" val="0"/>
-                        </a:ext>
-                      </a:extLst>
-                    </a:blip>
-                    <a:srcRect/>
-                    <a:stretch>
-                      <a:fillRect/>
-                    </a:stretch>
-                  </pic:blipFill>
-                  <pic:spPr bwMode="auto">
-                    <a:xfrm>
-                      <a:off x="0" y="0"/>
-                      <a:ext cx="3819525" cy="3524250"/>
-                    </a:xfrm>
-                    <a:prstGeom prst="rect">
-                      <a:avLst/>
-                    </a:prstGeom>
-                    <a:noFill/>
-                  </pic:spPr>
-                </pic:pic>
-              </a:graphicData>
-            </a:graphic>
-          </wp:inline>
-        </w:drawing>
-      </w:r>
-    </w:p>
-    <w:p>
-      <w:pPr>
-        <w:jc w:val="center"/>
-        <w:rPr>
-          <w:lang w:val="es-419"/>
-        </w:rPr>
-      </w:pPr>
-      <w:r>
-        <w:rPr>
-          <w:lang w:val="es-419"/>
-        </w:rPr>
-        <w:t>Fuente: SENA, (2021)</w:t>
-      </w:r>
-    </w:p>
-    <w:p>
-      <w:pPr>
-        <w:rPr>
           <w:lang w:val="es-419"/>
         </w:rPr>
       </w:pPr>
@@ -15586,7 +15572,6 @@
               <w:pStyle w:val="TextoTablas"/>
             </w:pPr>
             <w:r>
-              <w:lastRenderedPageBreak/>
               <w:t>Corpiño - cintura</w:t>
             </w:r>
           </w:p>
@@ -16029,7 +16014,6 @@
               <w:pStyle w:val="TextoTablas"/>
             </w:pPr>
             <w:r>
-              <w:lastRenderedPageBreak/>
               <w:t>Corpiño - costado</w:t>
             </w:r>
           </w:p>
@@ -16441,7 +16425,6 @@
               <w:pStyle w:val="TextoTablas"/>
             </w:pPr>
             <w:r>
-              <w:lastRenderedPageBreak/>
               <w:t>Manga - puño</w:t>
             </w:r>
           </w:p>
@@ -17299,7 +17282,7 @@
                     </pic:cNvPicPr>
                   </pic:nvPicPr>
                   <pic:blipFill>
-                    <a:blip r:embed="rId53">
+                    <a:blip r:embed="rId52">
                       <a:extLst>
                         <a:ext uri="{28A0092B-C50C-407E-A947-70E740481C1C}">
                           <a14:useLocalDpi xmlns:a14="http://schemas.microsoft.com/office/drawing/2010/main" val="0"/>
@@ -17501,7 +17484,7 @@
             <w:pPr>
               <w:pStyle w:val="TextoTablas"/>
             </w:pPr>
-            <w:hyperlink r:id="rId54" w:history="1">
+            <w:hyperlink r:id="rId53" w:history="1">
               <w:r>
                 <w:rPr>
                   <w:rStyle w:val="Hipervnculo"/>
@@ -17572,7 +17555,7 @@
             <w:pPr>
               <w:pStyle w:val="TextoTablas"/>
             </w:pPr>
-            <w:hyperlink r:id="rId55" w:history="1">
+            <w:hyperlink r:id="rId54" w:history="1">
               <w:r>
                 <w:rPr>
                   <w:rStyle w:val="Hipervnculo"/>
@@ -17639,7 +17622,7 @@
             <w:pPr>
               <w:pStyle w:val="TextoTablas"/>
             </w:pPr>
-            <w:hyperlink r:id="rId56" w:history="1">
+            <w:hyperlink r:id="rId55" w:history="1">
               <w:r>
                 <w:rPr>
                   <w:rStyle w:val="Hipervnculo"/>
@@ -19261,8 +19244,8 @@
       </w:pPr>
     </w:p>
     <w:sectPr>
-      <w:headerReference w:type="default" r:id="rId57"/>
-      <w:footerReference w:type="default" r:id="rId58"/>
+      <w:headerReference w:type="default" r:id="rId56"/>
+      <w:footerReference w:type="default" r:id="rId57"/>
       <w:pgSz w:w="12240" w:h="15840"/>
       <w:pgMar w:top="1701" w:right="1134" w:bottom="1134" w:left="1134" w:header="709" w:footer="737" w:gutter="0"/>
       <w:pgNumType w:start="1"/>
@@ -19274,7 +19257,7 @@
 </file>
 
 <file path=word/endnotes.xml><?xml version="1.0" encoding="utf-8"?>
-<w:endnotes xmlns:wpc="http://schemas.microsoft.com/office/word/2010/wordprocessingCanvas" xmlns:cx="http://schemas.microsoft.com/office/drawing/2014/chartex" xmlns:cx1="http://schemas.microsoft.com/office/drawing/2015/9/8/chartex" xmlns:cx2="http://schemas.microsoft.com/office/drawing/2015/10/21/chartex" xmlns:cx3="http://schemas.microsoft.com/office/drawing/2016/5/9/chartex" xmlns:cx4="http://schemas.microsoft.com/office/drawing/2016/5/10/chartex" xmlns:cx5="http://schemas.microsoft.com/office/drawing/2016/5/11/chartex" xmlns:cx6="http://schemas.microsoft.com/office/drawing/2016/5/12/chartex" xmlns:cx7="http://schemas.microsoft.com/office/drawing/2016/5/13/chartex" xmlns:cx8="http://schemas.microsoft.com/office/drawing/2016/5/14/chartex" xmlns:mc="http://schemas.openxmlformats.org/markup-compatibility/2006" xmlns:aink="http://schemas.microsoft.com/office/drawing/2016/ink" xmlns:am3d="http://schemas.microsoft.com/office/drawing/2017/model3d" xmlns:o="urn:schemas-microsoft-com:office:office" xmlns:oel="http://schemas.microsoft.com/office/2019/extlst" xmlns:r="http://schemas.openxmlformats.org/officeDocument/2006/relationships" xmlns:m="http://schemas.openxmlformats.org/officeDocument/2006/math" xmlns:v="urn:schemas-microsoft-com:vml" xmlns:wp14="http://schemas.microsoft.com/office/word/2010/wordprocessingDrawing" xmlns:wp="http://schemas.openxmlformats.org/drawingml/2006/wordprocessingDrawing" xmlns:w10="urn:schemas-microsoft-com:office:word" xmlns:w="http://schemas.openxmlformats.org/wordprocessingml/2006/main" xmlns:w14="http://schemas.microsoft.com/office/word/2010/wordml" xmlns:w15="http://schemas.microsoft.com/office/word/2012/wordml" xmlns:w16cex="http://schemas.microsoft.com/office/word/2018/wordml/cex" xmlns:w16cid="http://schemas.microsoft.com/office/word/2016/wordml/cid" xmlns:w16="http://schemas.microsoft.com/office/word/2018/wordml" xmlns:w16du="http://schemas.microsoft.com/office/word/2023/wordml/word16du" xmlns:w16sdtdh="http://schemas.microsoft.com/office/word/2020/wordml/sdtdatahash" xmlns:w16sdtfl="http://schemas.microsoft.com/office/word/2024/wordml/sdtformatlock" xmlns:w16se="http://schemas.microsoft.com/office/word/2015/wordml/symex" xmlns:wpg="http://schemas.microsoft.com/office/word/2010/wordprocessingGroup" xmlns:wpi="http://schemas.microsoft.com/office/word/2010/wordprocessingInk" xmlns:wne="http://schemas.microsoft.com/office/word/2006/wordml" xmlns:wps="http://schemas.microsoft.com/office/word/2010/wordprocessingShape" mc:Ignorable="w14 w15 w16se w16cid w16 w16cex w16sdtdh w16sdtfl w16du wp14">
+<w:endnotes xmlns:wpc="http://schemas.microsoft.com/office/word/2010/wordprocessingCanvas" xmlns:cx="http://schemas.microsoft.com/office/drawing/2014/chartex" xmlns:cx1="http://schemas.microsoft.com/office/drawing/2015/9/8/chartex" xmlns:cx2="http://schemas.microsoft.com/office/drawing/2015/10/21/chartex" xmlns:cx3="http://schemas.microsoft.com/office/drawing/2016/5/9/chartex" xmlns:cx4="http://schemas.microsoft.com/office/drawing/2016/5/10/chartex" xmlns:cx5="http://schemas.microsoft.com/office/drawing/2016/5/11/chartex" xmlns:cx6="http://schemas.microsoft.com/office/drawing/2016/5/12/chartex" xmlns:cx7="http://schemas.microsoft.com/office/drawing/2016/5/13/chartex" xmlns:cx8="http://schemas.microsoft.com/office/drawing/2016/5/14/chartex" xmlns:mc="http://schemas.openxmlformats.org/markup-compatibility/2006" xmlns:aink="http://schemas.microsoft.com/office/drawing/2016/ink" xmlns:am3d="http://schemas.microsoft.com/office/drawing/2017/model3d" xmlns:o="urn:schemas-microsoft-com:office:office" xmlns:r="http://schemas.openxmlformats.org/officeDocument/2006/relationships" xmlns:m="http://schemas.openxmlformats.org/officeDocument/2006/math" xmlns:v="urn:schemas-microsoft-com:vml" xmlns:wp14="http://schemas.microsoft.com/office/word/2010/wordprocessingDrawing" xmlns:wp="http://schemas.openxmlformats.org/drawingml/2006/wordprocessingDrawing" xmlns:w10="urn:schemas-microsoft-com:office:word" xmlns:w="http://schemas.openxmlformats.org/wordprocessingml/2006/main" xmlns:w14="http://schemas.microsoft.com/office/word/2010/wordml" xmlns:w15="http://schemas.microsoft.com/office/word/2012/wordml" xmlns:w16cex="http://schemas.microsoft.com/office/word/2018/wordml/cex" xmlns:w16cid="http://schemas.microsoft.com/office/word/2016/wordml/cid" xmlns:w16="http://schemas.microsoft.com/office/word/2018/wordml" xmlns:w16sdtdh="http://schemas.microsoft.com/office/word/2020/wordml/sdtdatahash" xmlns:w16se="http://schemas.microsoft.com/office/word/2015/wordml/symex" xmlns:wpg="http://schemas.microsoft.com/office/word/2010/wordprocessingGroup" xmlns:wpi="http://schemas.microsoft.com/office/word/2010/wordprocessingInk" xmlns:wne="http://schemas.microsoft.com/office/word/2006/wordml" xmlns:wps="http://schemas.microsoft.com/office/word/2010/wordprocessingShape" mc:Ignorable="w14 w15 w16se w16cid w16 w16cex w16sdtdh wp14">
   <w:endnote w:type="separator" w:id="-1">
     <w:p>
       <w:pPr>
@@ -19299,7 +19282,7 @@
 </file>
 
 <file path=word/footer1.xml><?xml version="1.0" encoding="utf-8"?>
-<w:ftr xmlns:wpc="http://schemas.microsoft.com/office/word/2010/wordprocessingCanvas" xmlns:cx="http://schemas.microsoft.com/office/drawing/2014/chartex" xmlns:cx1="http://schemas.microsoft.com/office/drawing/2015/9/8/chartex" xmlns:cx2="http://schemas.microsoft.com/office/drawing/2015/10/21/chartex" xmlns:cx3="http://schemas.microsoft.com/office/drawing/2016/5/9/chartex" xmlns:cx4="http://schemas.microsoft.com/office/drawing/2016/5/10/chartex" xmlns:cx5="http://schemas.microsoft.com/office/drawing/2016/5/11/chartex" xmlns:cx6="http://schemas.microsoft.com/office/drawing/2016/5/12/chartex" xmlns:cx7="http://schemas.microsoft.com/office/drawing/2016/5/13/chartex" xmlns:cx8="http://schemas.microsoft.com/office/drawing/2016/5/14/chartex" xmlns:mc="http://schemas.openxmlformats.org/markup-compatibility/2006" xmlns:aink="http://schemas.microsoft.com/office/drawing/2016/ink" xmlns:am3d="http://schemas.microsoft.com/office/drawing/2017/model3d" xmlns:o="urn:schemas-microsoft-com:office:office" xmlns:oel="http://schemas.microsoft.com/office/2019/extlst" xmlns:r="http://schemas.openxmlformats.org/officeDocument/2006/relationships" xmlns:m="http://schemas.openxmlformats.org/officeDocument/2006/math" xmlns:v="urn:schemas-microsoft-com:vml" xmlns:wp14="http://schemas.microsoft.com/office/word/2010/wordprocessingDrawing" xmlns:wp="http://schemas.openxmlformats.org/drawingml/2006/wordprocessingDrawing" xmlns:w10="urn:schemas-microsoft-com:office:word" xmlns:w="http://schemas.openxmlformats.org/wordprocessingml/2006/main" xmlns:w14="http://schemas.microsoft.com/office/word/2010/wordml" xmlns:w15="http://schemas.microsoft.com/office/word/2012/wordml" xmlns:w16cex="http://schemas.microsoft.com/office/word/2018/wordml/cex" xmlns:w16cid="http://schemas.microsoft.com/office/word/2016/wordml/cid" xmlns:w16="http://schemas.microsoft.com/office/word/2018/wordml" xmlns:w16du="http://schemas.microsoft.com/office/word/2023/wordml/word16du" xmlns:w16sdtdh="http://schemas.microsoft.com/office/word/2020/wordml/sdtdatahash" xmlns:w16sdtfl="http://schemas.microsoft.com/office/word/2024/wordml/sdtformatlock" xmlns:w16se="http://schemas.microsoft.com/office/word/2015/wordml/symex" xmlns:wpg="http://schemas.microsoft.com/office/word/2010/wordprocessingGroup" xmlns:wpi="http://schemas.microsoft.com/office/word/2010/wordprocessingInk" xmlns:wne="http://schemas.microsoft.com/office/word/2006/wordml" xmlns:wps="http://schemas.microsoft.com/office/word/2010/wordprocessingShape" mc:Ignorable="w14 w15 w16se w16cid w16 w16cex w16sdtdh w16sdtfl w16du wp14">
+<w:ftr xmlns:wpc="http://schemas.microsoft.com/office/word/2010/wordprocessingCanvas" xmlns:cx="http://schemas.microsoft.com/office/drawing/2014/chartex" xmlns:cx1="http://schemas.microsoft.com/office/drawing/2015/9/8/chartex" xmlns:cx2="http://schemas.microsoft.com/office/drawing/2015/10/21/chartex" xmlns:cx3="http://schemas.microsoft.com/office/drawing/2016/5/9/chartex" xmlns:cx4="http://schemas.microsoft.com/office/drawing/2016/5/10/chartex" xmlns:cx5="http://schemas.microsoft.com/office/drawing/2016/5/11/chartex" xmlns:cx6="http://schemas.microsoft.com/office/drawing/2016/5/12/chartex" xmlns:cx7="http://schemas.microsoft.com/office/drawing/2016/5/13/chartex" xmlns:cx8="http://schemas.microsoft.com/office/drawing/2016/5/14/chartex" xmlns:mc="http://schemas.openxmlformats.org/markup-compatibility/2006" xmlns:aink="http://schemas.microsoft.com/office/drawing/2016/ink" xmlns:am3d="http://schemas.microsoft.com/office/drawing/2017/model3d" xmlns:o="urn:schemas-microsoft-com:office:office" xmlns:r="http://schemas.openxmlformats.org/officeDocument/2006/relationships" xmlns:m="http://schemas.openxmlformats.org/officeDocument/2006/math" xmlns:v="urn:schemas-microsoft-com:vml" xmlns:wp14="http://schemas.microsoft.com/office/word/2010/wordprocessingDrawing" xmlns:wp="http://schemas.openxmlformats.org/drawingml/2006/wordprocessingDrawing" xmlns:w10="urn:schemas-microsoft-com:office:word" xmlns:w="http://schemas.openxmlformats.org/wordprocessingml/2006/main" xmlns:w14="http://schemas.microsoft.com/office/word/2010/wordml" xmlns:w15="http://schemas.microsoft.com/office/word/2012/wordml" xmlns:w16cex="http://schemas.microsoft.com/office/word/2018/wordml/cex" xmlns:w16cid="http://schemas.microsoft.com/office/word/2016/wordml/cid" xmlns:w16="http://schemas.microsoft.com/office/word/2018/wordml" xmlns:w16sdtdh="http://schemas.microsoft.com/office/word/2020/wordml/sdtdatahash" xmlns:w16se="http://schemas.microsoft.com/office/word/2015/wordml/symex" xmlns:wpg="http://schemas.microsoft.com/office/word/2010/wordprocessingGroup" xmlns:wpi="http://schemas.microsoft.com/office/word/2010/wordprocessingInk" xmlns:wne="http://schemas.microsoft.com/office/word/2006/wordml" xmlns:wps="http://schemas.microsoft.com/office/word/2010/wordprocessingShape" mc:Ignorable="w14 w15 w16se w16cid w16 w16cex w16sdtdh wp14">
   <w:sdt>
     <w:sdtPr>
       <w:id w:val="111017779"/>
@@ -19308,6 +19291,7 @@
         <w:docPartUnique/>
       </w:docPartObj>
     </w:sdtPr>
+    <w:sdtEndPr/>
     <w:sdtContent>
       <w:p>
         <w:pPr>
@@ -19326,7 +19310,7 @@
 </file>
 
 <file path=word/footer2.xml><?xml version="1.0" encoding="utf-8"?>
-<w:ftr xmlns:wpc="http://schemas.microsoft.com/office/word/2010/wordprocessingCanvas" xmlns:cx="http://schemas.microsoft.com/office/drawing/2014/chartex" xmlns:cx1="http://schemas.microsoft.com/office/drawing/2015/9/8/chartex" xmlns:cx2="http://schemas.microsoft.com/office/drawing/2015/10/21/chartex" xmlns:cx3="http://schemas.microsoft.com/office/drawing/2016/5/9/chartex" xmlns:cx4="http://schemas.microsoft.com/office/drawing/2016/5/10/chartex" xmlns:cx5="http://schemas.microsoft.com/office/drawing/2016/5/11/chartex" xmlns:cx6="http://schemas.microsoft.com/office/drawing/2016/5/12/chartex" xmlns:cx7="http://schemas.microsoft.com/office/drawing/2016/5/13/chartex" xmlns:cx8="http://schemas.microsoft.com/office/drawing/2016/5/14/chartex" xmlns:mc="http://schemas.openxmlformats.org/markup-compatibility/2006" xmlns:aink="http://schemas.microsoft.com/office/drawing/2016/ink" xmlns:am3d="http://schemas.microsoft.com/office/drawing/2017/model3d" xmlns:o="urn:schemas-microsoft-com:office:office" xmlns:oel="http://schemas.microsoft.com/office/2019/extlst" xmlns:r="http://schemas.openxmlformats.org/officeDocument/2006/relationships" xmlns:m="http://schemas.openxmlformats.org/officeDocument/2006/math" xmlns:v="urn:schemas-microsoft-com:vml" xmlns:wp14="http://schemas.microsoft.com/office/word/2010/wordprocessingDrawing" xmlns:wp="http://schemas.openxmlformats.org/drawingml/2006/wordprocessingDrawing" xmlns:w10="urn:schemas-microsoft-com:office:word" xmlns:w="http://schemas.openxmlformats.org/wordprocessingml/2006/main" xmlns:w14="http://schemas.microsoft.com/office/word/2010/wordml" xmlns:w15="http://schemas.microsoft.com/office/word/2012/wordml" xmlns:w16cex="http://schemas.microsoft.com/office/word/2018/wordml/cex" xmlns:w16cid="http://schemas.microsoft.com/office/word/2016/wordml/cid" xmlns:w16="http://schemas.microsoft.com/office/word/2018/wordml" xmlns:w16du="http://schemas.microsoft.com/office/word/2023/wordml/word16du" xmlns:w16sdtdh="http://schemas.microsoft.com/office/word/2020/wordml/sdtdatahash" xmlns:w16sdtfl="http://schemas.microsoft.com/office/word/2024/wordml/sdtformatlock" xmlns:w16se="http://schemas.microsoft.com/office/word/2015/wordml/symex" xmlns:wpg="http://schemas.microsoft.com/office/word/2010/wordprocessingGroup" xmlns:wpi="http://schemas.microsoft.com/office/word/2010/wordprocessingInk" xmlns:wne="http://schemas.microsoft.com/office/word/2006/wordml" xmlns:wps="http://schemas.microsoft.com/office/word/2010/wordprocessingShape" mc:Ignorable="w14 w15 w16se w16cid w16 w16cex w16sdtdh w16sdtfl w16du wp14">
+<w:ftr xmlns:wpc="http://schemas.microsoft.com/office/word/2010/wordprocessingCanvas" xmlns:cx="http://schemas.microsoft.com/office/drawing/2014/chartex" xmlns:cx1="http://schemas.microsoft.com/office/drawing/2015/9/8/chartex" xmlns:cx2="http://schemas.microsoft.com/office/drawing/2015/10/21/chartex" xmlns:cx3="http://schemas.microsoft.com/office/drawing/2016/5/9/chartex" xmlns:cx4="http://schemas.microsoft.com/office/drawing/2016/5/10/chartex" xmlns:cx5="http://schemas.microsoft.com/office/drawing/2016/5/11/chartex" xmlns:cx6="http://schemas.microsoft.com/office/drawing/2016/5/12/chartex" xmlns:cx7="http://schemas.microsoft.com/office/drawing/2016/5/13/chartex" xmlns:cx8="http://schemas.microsoft.com/office/drawing/2016/5/14/chartex" xmlns:mc="http://schemas.openxmlformats.org/markup-compatibility/2006" xmlns:aink="http://schemas.microsoft.com/office/drawing/2016/ink" xmlns:am3d="http://schemas.microsoft.com/office/drawing/2017/model3d" xmlns:o="urn:schemas-microsoft-com:office:office" xmlns:r="http://schemas.openxmlformats.org/officeDocument/2006/relationships" xmlns:m="http://schemas.openxmlformats.org/officeDocument/2006/math" xmlns:v="urn:schemas-microsoft-com:vml" xmlns:wp14="http://schemas.microsoft.com/office/word/2010/wordprocessingDrawing" xmlns:wp="http://schemas.openxmlformats.org/drawingml/2006/wordprocessingDrawing" xmlns:w10="urn:schemas-microsoft-com:office:word" xmlns:w="http://schemas.openxmlformats.org/wordprocessingml/2006/main" xmlns:w14="http://schemas.microsoft.com/office/word/2010/wordml" xmlns:w15="http://schemas.microsoft.com/office/word/2012/wordml" xmlns:w16cex="http://schemas.microsoft.com/office/word/2018/wordml/cex" xmlns:w16cid="http://schemas.microsoft.com/office/word/2016/wordml/cid" xmlns:w16="http://schemas.microsoft.com/office/word/2018/wordml" xmlns:w16sdtdh="http://schemas.microsoft.com/office/word/2020/wordml/sdtdatahash" xmlns:w16se="http://schemas.microsoft.com/office/word/2015/wordml/symex" xmlns:wpg="http://schemas.microsoft.com/office/word/2010/wordprocessingGroup" xmlns:wpi="http://schemas.microsoft.com/office/word/2010/wordprocessingInk" xmlns:wne="http://schemas.microsoft.com/office/word/2006/wordml" xmlns:wps="http://schemas.microsoft.com/office/word/2010/wordprocessingShape" mc:Ignorable="w14 w15 w16se w16cid w16 w16cex w16sdtdh wp14">
   <w:sdt>
     <w:sdtPr>
       <w:id w:val="-1465197936"/>
@@ -19335,6 +19319,7 @@
         <w:docPartUnique/>
       </w:docPartObj>
     </w:sdtPr>
+    <w:sdtEndPr/>
     <w:sdtContent>
       <w:p>
         <w:pPr>
@@ -19423,13 +19408,13 @@
                 </wp:anchor>
               </w:drawing>
             </mc:Choice>
-            <mc:Fallback xmlns:adec="http://schemas.microsoft.com/office/drawing/2017/decorative" xmlns:a="http://schemas.openxmlformats.org/drawingml/2006/main">
+            <mc:Fallback>
               <w:pict>
-                <v:shapetype id="_x0000_t202" coordsize="21600,21600" o:spt="202" path="m,l,21600r21600,l21600,xe" w14:anchorId="797C42AF">
+                <v:shapetype w14:anchorId="797C42AF" id="_x0000_t202" coordsize="21600,21600" o:spt="202" path="m,l,21600r21600,l21600,xe">
                   <v:stroke joinstyle="miter"/>
                   <v:path gradientshapeok="t" o:connecttype="rect"/>
                 </v:shapetype>
-                <v:shape id="_x0000_s1027" style="position:absolute;left:0;text-align:left;margin-left:16.1pt;margin-top:.65pt;width:455.15pt;height:41.4pt;z-index:251661312;visibility:visible;mso-wrap-style:square;mso-width-percent:0;mso-height-percent:0;mso-wrap-distance-left:9pt;mso-wrap-distance-top:3.6pt;mso-wrap-distance-right:9pt;mso-wrap-distance-bottom:3.6pt;mso-position-horizontal:absolute;mso-position-horizontal-relative:text;mso-position-vertical:absolute;mso-position-vertical-relative:text;mso-width-percent:0;mso-height-percent:0;mso-width-relative:margin;mso-height-relative:margin;v-text-anchor:top" alt="&quot;&quot;" stroked="f" type="#_x0000_t202" o:gfxdata="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">
+                <v:shape id="_x0000_s1027" type="#_x0000_t202" alt="&quot;&quot;" style="position:absolute;left:0;text-align:left;margin-left:16.1pt;margin-top:.65pt;width:455.15pt;height:41.4pt;z-index:251661312;visibility:visible;mso-wrap-style:square;mso-width-percent:0;mso-height-percent:0;mso-wrap-distance-left:9pt;mso-wrap-distance-top:3.6pt;mso-wrap-distance-right:9pt;mso-wrap-distance-bottom:3.6pt;mso-position-horizontal:absolute;mso-position-horizontal-relative:text;mso-position-vertical:absolute;mso-position-vertical-relative:text;mso-width-percent:0;mso-height-percent:0;mso-width-relative:margin;mso-height-relative:margin;v-text-anchor:top" o:gfxdata="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" stroked="f">
                   <v:textbox>
                     <w:txbxContent>
                       <w:p>
@@ -19480,7 +19465,7 @@
 </file>
 
 <file path=word/footnotes.xml><?xml version="1.0" encoding="utf-8"?>
-<w:footnotes xmlns:wpc="http://schemas.microsoft.com/office/word/2010/wordprocessingCanvas" xmlns:cx="http://schemas.microsoft.com/office/drawing/2014/chartex" xmlns:cx1="http://schemas.microsoft.com/office/drawing/2015/9/8/chartex" xmlns:cx2="http://schemas.microsoft.com/office/drawing/2015/10/21/chartex" xmlns:cx3="http://schemas.microsoft.com/office/drawing/2016/5/9/chartex" xmlns:cx4="http://schemas.microsoft.com/office/drawing/2016/5/10/chartex" xmlns:cx5="http://schemas.microsoft.com/office/drawing/2016/5/11/chartex" xmlns:cx6="http://schemas.microsoft.com/office/drawing/2016/5/12/chartex" xmlns:cx7="http://schemas.microsoft.com/office/drawing/2016/5/13/chartex" xmlns:cx8="http://schemas.microsoft.com/office/drawing/2016/5/14/chartex" xmlns:mc="http://schemas.openxmlformats.org/markup-compatibility/2006" xmlns:aink="http://schemas.microsoft.com/office/drawing/2016/ink" xmlns:am3d="http://schemas.microsoft.com/office/drawing/2017/model3d" xmlns:o="urn:schemas-microsoft-com:office:office" xmlns:oel="http://schemas.microsoft.com/office/2019/extlst" xmlns:r="http://schemas.openxmlformats.org/officeDocument/2006/relationships" xmlns:m="http://schemas.openxmlformats.org/officeDocument/2006/math" xmlns:v="urn:schemas-microsoft-com:vml" xmlns:wp14="http://schemas.microsoft.com/office/word/2010/wordprocessingDrawing" xmlns:wp="http://schemas.openxmlformats.org/drawingml/2006/wordprocessingDrawing" xmlns:w10="urn:schemas-microsoft-com:office:word" xmlns:w="http://schemas.openxmlformats.org/wordprocessingml/2006/main" xmlns:w14="http://schemas.microsoft.com/office/word/2010/wordml" xmlns:w15="http://schemas.microsoft.com/office/word/2012/wordml" xmlns:w16cex="http://schemas.microsoft.com/office/word/2018/wordml/cex" xmlns:w16cid="http://schemas.microsoft.com/office/word/2016/wordml/cid" xmlns:w16="http://schemas.microsoft.com/office/word/2018/wordml" xmlns:w16du="http://schemas.microsoft.com/office/word/2023/wordml/word16du" xmlns:w16sdtdh="http://schemas.microsoft.com/office/word/2020/wordml/sdtdatahash" xmlns:w16sdtfl="http://schemas.microsoft.com/office/word/2024/wordml/sdtformatlock" xmlns:w16se="http://schemas.microsoft.com/office/word/2015/wordml/symex" xmlns:wpg="http://schemas.microsoft.com/office/word/2010/wordprocessingGroup" xmlns:wpi="http://schemas.microsoft.com/office/word/2010/wordprocessingInk" xmlns:wne="http://schemas.microsoft.com/office/word/2006/wordml" xmlns:wps="http://schemas.microsoft.com/office/word/2010/wordprocessingShape" mc:Ignorable="w14 w15 w16se w16cid w16 w16cex w16sdtdh w16sdtfl w16du wp14">
+<w:footnotes xmlns:wpc="http://schemas.microsoft.com/office/word/2010/wordprocessingCanvas" xmlns:cx="http://schemas.microsoft.com/office/drawing/2014/chartex" xmlns:cx1="http://schemas.microsoft.com/office/drawing/2015/9/8/chartex" xmlns:cx2="http://schemas.microsoft.com/office/drawing/2015/10/21/chartex" xmlns:cx3="http://schemas.microsoft.com/office/drawing/2016/5/9/chartex" xmlns:cx4="http://schemas.microsoft.com/office/drawing/2016/5/10/chartex" xmlns:cx5="http://schemas.microsoft.com/office/drawing/2016/5/11/chartex" xmlns:cx6="http://schemas.microsoft.com/office/drawing/2016/5/12/chartex" xmlns:cx7="http://schemas.microsoft.com/office/drawing/2016/5/13/chartex" xmlns:cx8="http://schemas.microsoft.com/office/drawing/2016/5/14/chartex" xmlns:mc="http://schemas.openxmlformats.org/markup-compatibility/2006" xmlns:aink="http://schemas.microsoft.com/office/drawing/2016/ink" xmlns:am3d="http://schemas.microsoft.com/office/drawing/2017/model3d" xmlns:o="urn:schemas-microsoft-com:office:office" xmlns:r="http://schemas.openxmlformats.org/officeDocument/2006/relationships" xmlns:m="http://schemas.openxmlformats.org/officeDocument/2006/math" xmlns:v="urn:schemas-microsoft-com:vml" xmlns:wp14="http://schemas.microsoft.com/office/word/2010/wordprocessingDrawing" xmlns:wp="http://schemas.openxmlformats.org/drawingml/2006/wordprocessingDrawing" xmlns:w10="urn:schemas-microsoft-com:office:word" xmlns:w="http://schemas.openxmlformats.org/wordprocessingml/2006/main" xmlns:w14="http://schemas.microsoft.com/office/word/2010/wordml" xmlns:w15="http://schemas.microsoft.com/office/word/2012/wordml" xmlns:w16cex="http://schemas.microsoft.com/office/word/2018/wordml/cex" xmlns:w16cid="http://schemas.microsoft.com/office/word/2016/wordml/cid" xmlns:w16="http://schemas.microsoft.com/office/word/2018/wordml" xmlns:w16sdtdh="http://schemas.microsoft.com/office/word/2020/wordml/sdtdatahash" xmlns:w16se="http://schemas.microsoft.com/office/word/2015/wordml/symex" xmlns:wpg="http://schemas.microsoft.com/office/word/2010/wordprocessingGroup" xmlns:wpi="http://schemas.microsoft.com/office/word/2010/wordprocessingInk" xmlns:wne="http://schemas.microsoft.com/office/word/2006/wordml" xmlns:wps="http://schemas.microsoft.com/office/word/2010/wordprocessingShape" mc:Ignorable="w14 w15 w16se w16cid w16 w16cex w16sdtdh wp14">
   <w:footnote w:type="separator" w:id="-1">
     <w:p>
       <w:pPr>
@@ -19505,7 +19490,7 @@
 </file>
 
 <file path=word/header1.xml><?xml version="1.0" encoding="utf-8"?>
-<w:hdr xmlns:wpc="http://schemas.microsoft.com/office/word/2010/wordprocessingCanvas" xmlns:cx="http://schemas.microsoft.com/office/drawing/2014/chartex" xmlns:cx1="http://schemas.microsoft.com/office/drawing/2015/9/8/chartex" xmlns:cx2="http://schemas.microsoft.com/office/drawing/2015/10/21/chartex" xmlns:cx3="http://schemas.microsoft.com/office/drawing/2016/5/9/chartex" xmlns:cx4="http://schemas.microsoft.com/office/drawing/2016/5/10/chartex" xmlns:cx5="http://schemas.microsoft.com/office/drawing/2016/5/11/chartex" xmlns:cx6="http://schemas.microsoft.com/office/drawing/2016/5/12/chartex" xmlns:cx7="http://schemas.microsoft.com/office/drawing/2016/5/13/chartex" xmlns:cx8="http://schemas.microsoft.com/office/drawing/2016/5/14/chartex" xmlns:mc="http://schemas.openxmlformats.org/markup-compatibility/2006" xmlns:aink="http://schemas.microsoft.com/office/drawing/2016/ink" xmlns:am3d="http://schemas.microsoft.com/office/drawing/2017/model3d" xmlns:o="urn:schemas-microsoft-com:office:office" xmlns:oel="http://schemas.microsoft.com/office/2019/extlst" xmlns:r="http://schemas.openxmlformats.org/officeDocument/2006/relationships" xmlns:m="http://schemas.openxmlformats.org/officeDocument/2006/math" xmlns:v="urn:schemas-microsoft-com:vml" xmlns:wp14="http://schemas.microsoft.com/office/word/2010/wordprocessingDrawing" xmlns:wp="http://schemas.openxmlformats.org/drawingml/2006/wordprocessingDrawing" xmlns:w10="urn:schemas-microsoft-com:office:word" xmlns:w="http://schemas.openxmlformats.org/wordprocessingml/2006/main" xmlns:w14="http://schemas.microsoft.com/office/word/2010/wordml" xmlns:w15="http://schemas.microsoft.com/office/word/2012/wordml" xmlns:w16cex="http://schemas.microsoft.com/office/word/2018/wordml/cex" xmlns:w16cid="http://schemas.microsoft.com/office/word/2016/wordml/cid" xmlns:w16="http://schemas.microsoft.com/office/word/2018/wordml" xmlns:w16du="http://schemas.microsoft.com/office/word/2023/wordml/word16du" xmlns:w16sdtdh="http://schemas.microsoft.com/office/word/2020/wordml/sdtdatahash" xmlns:w16sdtfl="http://schemas.microsoft.com/office/word/2024/wordml/sdtformatlock" xmlns:w16se="http://schemas.microsoft.com/office/word/2015/wordml/symex" xmlns:wpg="http://schemas.microsoft.com/office/word/2010/wordprocessingGroup" xmlns:wpi="http://schemas.microsoft.com/office/word/2010/wordprocessingInk" xmlns:wne="http://schemas.microsoft.com/office/word/2006/wordml" xmlns:wps="http://schemas.microsoft.com/office/word/2010/wordprocessingShape" mc:Ignorable="w14 w15 w16se w16cid w16 w16cex w16sdtdh w16sdtfl w16du wp14">
+<w:hdr xmlns:wpc="http://schemas.microsoft.com/office/word/2010/wordprocessingCanvas" xmlns:cx="http://schemas.microsoft.com/office/drawing/2014/chartex" xmlns:cx1="http://schemas.microsoft.com/office/drawing/2015/9/8/chartex" xmlns:cx2="http://schemas.microsoft.com/office/drawing/2015/10/21/chartex" xmlns:cx3="http://schemas.microsoft.com/office/drawing/2016/5/9/chartex" xmlns:cx4="http://schemas.microsoft.com/office/drawing/2016/5/10/chartex" xmlns:cx5="http://schemas.microsoft.com/office/drawing/2016/5/11/chartex" xmlns:cx6="http://schemas.microsoft.com/office/drawing/2016/5/12/chartex" xmlns:cx7="http://schemas.microsoft.com/office/drawing/2016/5/13/chartex" xmlns:cx8="http://schemas.microsoft.com/office/drawing/2016/5/14/chartex" xmlns:mc="http://schemas.openxmlformats.org/markup-compatibility/2006" xmlns:aink="http://schemas.microsoft.com/office/drawing/2016/ink" xmlns:am3d="http://schemas.microsoft.com/office/drawing/2017/model3d" xmlns:o="urn:schemas-microsoft-com:office:office" xmlns:r="http://schemas.openxmlformats.org/officeDocument/2006/relationships" xmlns:m="http://schemas.openxmlformats.org/officeDocument/2006/math" xmlns:v="urn:schemas-microsoft-com:vml" xmlns:wp14="http://schemas.microsoft.com/office/word/2010/wordprocessingDrawing" xmlns:wp="http://schemas.openxmlformats.org/drawingml/2006/wordprocessingDrawing" xmlns:w10="urn:schemas-microsoft-com:office:word" xmlns:w="http://schemas.openxmlformats.org/wordprocessingml/2006/main" xmlns:w14="http://schemas.microsoft.com/office/word/2010/wordml" xmlns:w15="http://schemas.microsoft.com/office/word/2012/wordml" xmlns:w16cex="http://schemas.microsoft.com/office/word/2018/wordml/cex" xmlns:w16cid="http://schemas.microsoft.com/office/word/2016/wordml/cid" xmlns:w16="http://schemas.microsoft.com/office/word/2018/wordml" xmlns:w16sdtdh="http://schemas.microsoft.com/office/word/2020/wordml/sdtdatahash" xmlns:w16se="http://schemas.microsoft.com/office/word/2015/wordml/symex" xmlns:wpg="http://schemas.microsoft.com/office/word/2010/wordprocessingGroup" xmlns:wpi="http://schemas.microsoft.com/office/word/2010/wordprocessingInk" xmlns:wne="http://schemas.microsoft.com/office/word/2006/wordml" xmlns:wps="http://schemas.microsoft.com/office/word/2010/wordprocessingShape" mc:Ignorable="w14 w15 w16se w16cid w16 w16cex w16sdtdh wp14">
   <w:p>
     <w:pPr>
       <w:pStyle w:val="Encabezado"/>
@@ -19591,7 +19576,7 @@
 </file>
 
 <file path=word/numbering.xml><?xml version="1.0" encoding="utf-8"?>
-<w:numbering xmlns:wpc="http://schemas.microsoft.com/office/word/2010/wordprocessingCanvas" xmlns:cx="http://schemas.microsoft.com/office/drawing/2014/chartex" xmlns:cx1="http://schemas.microsoft.com/office/drawing/2015/9/8/chartex" xmlns:cx2="http://schemas.microsoft.com/office/drawing/2015/10/21/chartex" xmlns:cx3="http://schemas.microsoft.com/office/drawing/2016/5/9/chartex" xmlns:cx4="http://schemas.microsoft.com/office/drawing/2016/5/10/chartex" xmlns:cx5="http://schemas.microsoft.com/office/drawing/2016/5/11/chartex" xmlns:cx6="http://schemas.microsoft.com/office/drawing/2016/5/12/chartex" xmlns:cx7="http://schemas.microsoft.com/office/drawing/2016/5/13/chartex" xmlns:cx8="http://schemas.microsoft.com/office/drawing/2016/5/14/chartex" xmlns:mc="http://schemas.openxmlformats.org/markup-compatibility/2006" xmlns:aink="http://schemas.microsoft.com/office/drawing/2016/ink" xmlns:am3d="http://schemas.microsoft.com/office/drawing/2017/model3d" xmlns:o="urn:schemas-microsoft-com:office:office" xmlns:oel="http://schemas.microsoft.com/office/2019/extlst" xmlns:r="http://schemas.openxmlformats.org/officeDocument/2006/relationships" xmlns:m="http://schemas.openxmlformats.org/officeDocument/2006/math" xmlns:v="urn:schemas-microsoft-com:vml" xmlns:wp14="http://schemas.microsoft.com/office/word/2010/wordprocessingDrawing" xmlns:wp="http://schemas.openxmlformats.org/drawingml/2006/wordprocessingDrawing" xmlns:w10="urn:schemas-microsoft-com:office:word" xmlns:w="http://schemas.openxmlformats.org/wordprocessingml/2006/main" xmlns:w14="http://schemas.microsoft.com/office/word/2010/wordml" xmlns:w15="http://schemas.microsoft.com/office/word/2012/wordml" xmlns:w16cex="http://schemas.microsoft.com/office/word/2018/wordml/cex" xmlns:w16cid="http://schemas.microsoft.com/office/word/2016/wordml/cid" xmlns:w16="http://schemas.microsoft.com/office/word/2018/wordml" xmlns:w16du="http://schemas.microsoft.com/office/word/2023/wordml/word16du" xmlns:w16sdtdh="http://schemas.microsoft.com/office/word/2020/wordml/sdtdatahash" xmlns:w16sdtfl="http://schemas.microsoft.com/office/word/2024/wordml/sdtformatlock" xmlns:w16se="http://schemas.microsoft.com/office/word/2015/wordml/symex" xmlns:wpg="http://schemas.microsoft.com/office/word/2010/wordprocessingGroup" xmlns:wpi="http://schemas.microsoft.com/office/word/2010/wordprocessingInk" xmlns:wne="http://schemas.microsoft.com/office/word/2006/wordml" xmlns:wps="http://schemas.microsoft.com/office/word/2010/wordprocessingShape" mc:Ignorable="w14 w15 w16se w16cid w16 w16cex w16sdtdh w16sdtfl w16du wp14">
+<w:numbering xmlns:wpc="http://schemas.microsoft.com/office/word/2010/wordprocessingCanvas" xmlns:cx="http://schemas.microsoft.com/office/drawing/2014/chartex" xmlns:cx1="http://schemas.microsoft.com/office/drawing/2015/9/8/chartex" xmlns:cx2="http://schemas.microsoft.com/office/drawing/2015/10/21/chartex" xmlns:cx3="http://schemas.microsoft.com/office/drawing/2016/5/9/chartex" xmlns:cx4="http://schemas.microsoft.com/office/drawing/2016/5/10/chartex" xmlns:cx5="http://schemas.microsoft.com/office/drawing/2016/5/11/chartex" xmlns:cx6="http://schemas.microsoft.com/office/drawing/2016/5/12/chartex" xmlns:cx7="http://schemas.microsoft.com/office/drawing/2016/5/13/chartex" xmlns:cx8="http://schemas.microsoft.com/office/drawing/2016/5/14/chartex" xmlns:mc="http://schemas.openxmlformats.org/markup-compatibility/2006" xmlns:aink="http://schemas.microsoft.com/office/drawing/2016/ink" xmlns:am3d="http://schemas.microsoft.com/office/drawing/2017/model3d" xmlns:o="urn:schemas-microsoft-com:office:office" xmlns:r="http://schemas.openxmlformats.org/officeDocument/2006/relationships" xmlns:m="http://schemas.openxmlformats.org/officeDocument/2006/math" xmlns:v="urn:schemas-microsoft-com:vml" xmlns:wp14="http://schemas.microsoft.com/office/word/2010/wordprocessingDrawing" xmlns:wp="http://schemas.openxmlformats.org/drawingml/2006/wordprocessingDrawing" xmlns:w10="urn:schemas-microsoft-com:office:word" xmlns:w="http://schemas.openxmlformats.org/wordprocessingml/2006/main" xmlns:w14="http://schemas.microsoft.com/office/word/2010/wordml" xmlns:w15="http://schemas.microsoft.com/office/word/2012/wordml" xmlns:w16cex="http://schemas.microsoft.com/office/word/2018/wordml/cex" xmlns:w16cid="http://schemas.microsoft.com/office/word/2016/wordml/cid" xmlns:w16="http://schemas.microsoft.com/office/word/2018/wordml" xmlns:w16sdtdh="http://schemas.microsoft.com/office/word/2020/wordml/sdtdatahash" xmlns:w16se="http://schemas.microsoft.com/office/word/2015/wordml/symex" xmlns:wpg="http://schemas.microsoft.com/office/word/2010/wordprocessingGroup" xmlns:wpi="http://schemas.microsoft.com/office/word/2010/wordprocessingInk" xmlns:wne="http://schemas.microsoft.com/office/word/2006/wordml" xmlns:wps="http://schemas.microsoft.com/office/word/2010/wordprocessingShape" mc:Ignorable="w14 w15 w16se w16cid w16 w16cex w16sdtdh wp14">
   <w:numPicBullet w:numPicBulletId="0">
     <w:pict>
       <v:shapetype id="_x0000_t75" coordsize="21600,21600" o:spt="75" o:preferrelative="t" path="m@4@5l@4@11@9@11@9@5xe" filled="f" stroked="f">
@@ -19613,7 +19598,7 @@
         <v:path o:extrusionok="f" gradientshapeok="t" o:connecttype="rect"/>
         <o:lock v:ext="edit" aspectratio="t"/>
       </v:shapetype>
-      <v:shape id="_x0000_i1055" type="#_x0000_t75" style="width:7.45pt;height:7.45pt" o:bullet="t">
+      <v:shape id="_x0000_i1041" type="#_x0000_t75" style="width:7.5pt;height:7.5pt" o:bullet="t">
         <v:imagedata r:id="rId1" o:title="mso8C56"/>
       </v:shape>
     </w:pict>
@@ -24392,136 +24377,136 @@
       </w:rPr>
     </w:lvl>
   </w:abstractNum>
-  <w:num w:numId="1" w16cid:durableId="390737868">
+  <w:num w:numId="1">
     <w:abstractNumId w:val="42"/>
   </w:num>
-  <w:num w:numId="2" w16cid:durableId="88737015">
+  <w:num w:numId="2">
     <w:abstractNumId w:val="0"/>
   </w:num>
-  <w:num w:numId="3" w16cid:durableId="280117800">
+  <w:num w:numId="3">
     <w:abstractNumId w:val="10"/>
   </w:num>
-  <w:num w:numId="4" w16cid:durableId="384916124">
+  <w:num w:numId="4">
     <w:abstractNumId w:val="24"/>
   </w:num>
-  <w:num w:numId="5" w16cid:durableId="1272474083">
+  <w:num w:numId="5">
     <w:abstractNumId w:val="12"/>
   </w:num>
-  <w:num w:numId="6" w16cid:durableId="1570309307">
+  <w:num w:numId="6">
     <w:abstractNumId w:val="5"/>
   </w:num>
-  <w:num w:numId="7" w16cid:durableId="1809319901">
+  <w:num w:numId="7">
     <w:abstractNumId w:val="39"/>
   </w:num>
-  <w:num w:numId="8" w16cid:durableId="1988388452">
+  <w:num w:numId="8">
     <w:abstractNumId w:val="15"/>
   </w:num>
-  <w:num w:numId="9" w16cid:durableId="649822122">
+  <w:num w:numId="9">
     <w:abstractNumId w:val="23"/>
   </w:num>
-  <w:num w:numId="10" w16cid:durableId="1837458455">
+  <w:num w:numId="10">
     <w:abstractNumId w:val="22"/>
   </w:num>
-  <w:num w:numId="11" w16cid:durableId="54593595">
+  <w:num w:numId="11">
     <w:abstractNumId w:val="19"/>
   </w:num>
-  <w:num w:numId="12" w16cid:durableId="185143746">
+  <w:num w:numId="12">
     <w:abstractNumId w:val="7"/>
   </w:num>
-  <w:num w:numId="13" w16cid:durableId="203717013">
+  <w:num w:numId="13">
     <w:abstractNumId w:val="33"/>
   </w:num>
-  <w:num w:numId="14" w16cid:durableId="2034916164">
+  <w:num w:numId="14">
     <w:abstractNumId w:val="34"/>
   </w:num>
-  <w:num w:numId="15" w16cid:durableId="1914855572">
+  <w:num w:numId="15">
     <w:abstractNumId w:val="28"/>
   </w:num>
-  <w:num w:numId="16" w16cid:durableId="527526636">
+  <w:num w:numId="16">
     <w:abstractNumId w:val="41"/>
   </w:num>
-  <w:num w:numId="17" w16cid:durableId="587158216">
+  <w:num w:numId="17">
     <w:abstractNumId w:val="4"/>
   </w:num>
-  <w:num w:numId="18" w16cid:durableId="1430275247">
+  <w:num w:numId="18">
     <w:abstractNumId w:val="20"/>
   </w:num>
-  <w:num w:numId="19" w16cid:durableId="605692637">
+  <w:num w:numId="19">
     <w:abstractNumId w:val="21"/>
   </w:num>
-  <w:num w:numId="20" w16cid:durableId="1963340948">
+  <w:num w:numId="20">
     <w:abstractNumId w:val="6"/>
   </w:num>
-  <w:num w:numId="21" w16cid:durableId="856626460">
+  <w:num w:numId="21">
     <w:abstractNumId w:val="38"/>
   </w:num>
-  <w:num w:numId="22" w16cid:durableId="76095554">
+  <w:num w:numId="22">
     <w:abstractNumId w:val="11"/>
   </w:num>
-  <w:num w:numId="23" w16cid:durableId="1803036589">
+  <w:num w:numId="23">
     <w:abstractNumId w:val="17"/>
   </w:num>
-  <w:num w:numId="24" w16cid:durableId="256865576">
+  <w:num w:numId="24">
     <w:abstractNumId w:val="40"/>
   </w:num>
-  <w:num w:numId="25" w16cid:durableId="2019235859">
+  <w:num w:numId="25">
     <w:abstractNumId w:val="27"/>
   </w:num>
-  <w:num w:numId="26" w16cid:durableId="553005838">
+  <w:num w:numId="26">
     <w:abstractNumId w:val="9"/>
   </w:num>
-  <w:num w:numId="27" w16cid:durableId="906453332">
+  <w:num w:numId="27">
     <w:abstractNumId w:val="16"/>
   </w:num>
-  <w:num w:numId="28" w16cid:durableId="1971550687">
+  <w:num w:numId="28">
     <w:abstractNumId w:val="1"/>
   </w:num>
-  <w:num w:numId="29" w16cid:durableId="1340162167">
+  <w:num w:numId="29">
     <w:abstractNumId w:val="35"/>
   </w:num>
-  <w:num w:numId="30" w16cid:durableId="1677535717">
+  <w:num w:numId="30">
     <w:abstractNumId w:val="14"/>
   </w:num>
-  <w:num w:numId="31" w16cid:durableId="1206522812">
+  <w:num w:numId="31">
     <w:abstractNumId w:val="18"/>
   </w:num>
-  <w:num w:numId="32" w16cid:durableId="1583177610">
+  <w:num w:numId="32">
     <w:abstractNumId w:val="26"/>
   </w:num>
-  <w:num w:numId="33" w16cid:durableId="452553420">
+  <w:num w:numId="33">
     <w:abstractNumId w:val="29"/>
   </w:num>
-  <w:num w:numId="34" w16cid:durableId="1407995112">
+  <w:num w:numId="34">
     <w:abstractNumId w:val="8"/>
   </w:num>
-  <w:num w:numId="35" w16cid:durableId="1071345609">
+  <w:num w:numId="35">
     <w:abstractNumId w:val="3"/>
   </w:num>
-  <w:num w:numId="36" w16cid:durableId="231820594">
+  <w:num w:numId="36">
     <w:abstractNumId w:val="13"/>
   </w:num>
-  <w:num w:numId="37" w16cid:durableId="2014141488">
+  <w:num w:numId="37">
     <w:abstractNumId w:val="31"/>
   </w:num>
-  <w:num w:numId="38" w16cid:durableId="929847947">
+  <w:num w:numId="38">
     <w:abstractNumId w:val="30"/>
   </w:num>
-  <w:num w:numId="39" w16cid:durableId="802574369">
+  <w:num w:numId="39">
     <w:abstractNumId w:val="36"/>
   </w:num>
-  <w:num w:numId="40" w16cid:durableId="1845897509">
+  <w:num w:numId="40">
     <w:abstractNumId w:val="43"/>
   </w:num>
-  <w:num w:numId="41" w16cid:durableId="840119859">
+  <w:num w:numId="41">
     <w:abstractNumId w:val="2"/>
   </w:num>
-  <w:num w:numId="42" w16cid:durableId="1874034546">
+  <w:num w:numId="42">
     <w:abstractNumId w:val="25"/>
   </w:num>
-  <w:num w:numId="43" w16cid:durableId="1886747784">
+  <w:num w:numId="43">
     <w:abstractNumId w:val="32"/>
   </w:num>
-  <w:num w:numId="44" w16cid:durableId="1943567957">
+  <w:num w:numId="44">
     <w:abstractNumId w:val="37"/>
   </w:num>
   <w:numIdMacAtCleanup w:val="41"/>
@@ -24529,7 +24514,7 @@
 </file>
 
 <file path=word/styles.xml><?xml version="1.0" encoding="utf-8"?>
-<w:styles xmlns:mc="http://schemas.openxmlformats.org/markup-compatibility/2006" xmlns:r="http://schemas.openxmlformats.org/officeDocument/2006/relationships" xmlns:w="http://schemas.openxmlformats.org/wordprocessingml/2006/main" xmlns:w14="http://schemas.microsoft.com/office/word/2010/wordml" xmlns:w15="http://schemas.microsoft.com/office/word/2012/wordml" xmlns:w16cex="http://schemas.microsoft.com/office/word/2018/wordml/cex" xmlns:w16cid="http://schemas.microsoft.com/office/word/2016/wordml/cid" xmlns:w16="http://schemas.microsoft.com/office/word/2018/wordml" xmlns:w16du="http://schemas.microsoft.com/office/word/2023/wordml/word16du" xmlns:w16sdtdh="http://schemas.microsoft.com/office/word/2020/wordml/sdtdatahash" xmlns:w16sdtfl="http://schemas.microsoft.com/office/word/2024/wordml/sdtformatlock" xmlns:w16se="http://schemas.microsoft.com/office/word/2015/wordml/symex" mc:Ignorable="w14 w15 w16se w16cid w16 w16cex w16sdtdh w16sdtfl w16du">
+<w:styles xmlns:mc="http://schemas.openxmlformats.org/markup-compatibility/2006" xmlns:r="http://schemas.openxmlformats.org/officeDocument/2006/relationships" xmlns:w="http://schemas.openxmlformats.org/wordprocessingml/2006/main" xmlns:w14="http://schemas.microsoft.com/office/word/2010/wordml" xmlns:w15="http://schemas.microsoft.com/office/word/2012/wordml" xmlns:w16cex="http://schemas.microsoft.com/office/word/2018/wordml/cex" xmlns:w16cid="http://schemas.microsoft.com/office/word/2016/wordml/cid" xmlns:w16="http://schemas.microsoft.com/office/word/2018/wordml" xmlns:w16sdtdh="http://schemas.microsoft.com/office/word/2020/wordml/sdtdatahash" xmlns:w16se="http://schemas.microsoft.com/office/word/2015/wordml/symex" mc:Ignorable="w14 w15 w16se w16cid w16 w16cex w16sdtdh">
   <w:docDefaults>
     <w:rPrDefault>
       <w:rPr>
@@ -26250,54 +26235,26 @@
 </file>
 
 <file path=customXml/item1.xml><?xml version="1.0" encoding="utf-8"?>
-<?mso-contentType ?>
-<FormTemplates xmlns="http://schemas.microsoft.com/sharepoint/v3/contenttype/forms">
-  <Display>DocumentLibraryForm</Display>
-  <Edit>DocumentLibraryForm</Edit>
-  <New>DocumentLibraryForm</New>
-</FormTemplates>
-</file>
-
-<file path=customXml/item2.xml><?xml version="1.0" encoding="utf-8"?>
-<b:Sources xmlns:b="http://schemas.openxmlformats.org/officeDocument/2006/bibliography" xmlns="http://schemas.openxmlformats.org/officeDocument/2006/bibliography" SelectedStyle="\APASixthEditionOfficeOnline.xsl" StyleName="APA" Version="6"/>
-</file>
-
-<file path=customXml/item3.xml><?xml version="1.0" encoding="utf-8"?>
-<p:properties xmlns:p="http://schemas.microsoft.com/office/2006/metadata/properties" xmlns:xsi="http://www.w3.org/2001/XMLSchema-instance" xmlns:pc="http://schemas.microsoft.com/office/infopath/2007/PartnerControls">
-  <documentManagement>
-    <TaxCatchAll xmlns="cb45339b-ced9-4d0d-8f64-77573914d53b" xsi:nil="true"/>
-    <lcf76f155ced4ddcb4097134ff3c332f xmlns="43a3ca16-9c26-4813-b83f-4aec9927b43f">
-      <Terms xmlns="http://schemas.microsoft.com/office/infopath/2007/PartnerControls"/>
-    </lcf76f155ced4ddcb4097134ff3c332f>
-  </documentManagement>
-</p:properties>
-</file>
-
-<file path=customXml/item4.xml><?xml version="1.0" encoding="utf-8"?>
-<ct:contentTypeSchema xmlns:ct="http://schemas.microsoft.com/office/2006/metadata/contentType" xmlns:ma="http://schemas.microsoft.com/office/2006/metadata/properties/metaAttributes" ct:_="" ma:_="" ma:contentTypeName="Documento" ma:contentTypeID="0x01010049282E1EDBE9234EA9E6D38F720E265F" ma:contentTypeVersion="15" ma:contentTypeDescription="Crear nuevo documento." ma:contentTypeScope="" ma:versionID="b31c7aa9eaf043a08b87120b3c4916e3">
-  <xsd:schema xmlns:xsd="http://www.w3.org/2001/XMLSchema" xmlns:xs="http://www.w3.org/2001/XMLSchema" xmlns:p="http://schemas.microsoft.com/office/2006/metadata/properties" xmlns:ns2="cb45339b-ced9-4d0d-8f64-77573914d53b" xmlns:ns3="43a3ca16-9c26-4813-b83f-4aec9927b43f" targetNamespace="http://schemas.microsoft.com/office/2006/metadata/properties" ma:root="true" ma:fieldsID="3533d065b04d75c457075bc55f1f5315" ns2:_="" ns3:_="">
-    <xsd:import namespace="cb45339b-ced9-4d0d-8f64-77573914d53b"/>
-    <xsd:import namespace="43a3ca16-9c26-4813-b83f-4aec9927b43f"/>
+<ct:contentTypeSchema xmlns:ct="http://schemas.microsoft.com/office/2006/metadata/contentType" xmlns:ma="http://schemas.microsoft.com/office/2006/metadata/properties/metaAttributes" ct:_="" ma:_="" ma:contentTypeName="Documento" ma:contentTypeID="0x0101005D7421CBAB376F47AC1876466873BE0C" ma:contentTypeVersion="11" ma:contentTypeDescription="Crear nuevo documento." ma:contentTypeScope="" ma:versionID="2b4f891a1a5ad88e3e621500c8553ae4">
+  <xsd:schema xmlns:xsd="http://www.w3.org/2001/XMLSchema" xmlns:xs="http://www.w3.org/2001/XMLSchema" xmlns:p="http://schemas.microsoft.com/office/2006/metadata/properties" xmlns:ns2="55abea07-cd72-4a95-add0-1082a24cf9e9" xmlns:ns3="285d351f-f218-493a-825f-85a9dfbde315" targetNamespace="http://schemas.microsoft.com/office/2006/metadata/properties" ma:root="true" ma:fieldsID="4883b2e7c543eac85f1b7e21127c6f20" ns2:_="" ns3:_="">
+    <xsd:import namespace="55abea07-cd72-4a95-add0-1082a24cf9e9"/>
+    <xsd:import namespace="285d351f-f218-493a-825f-85a9dfbde315"/>
     <xsd:element name="properties">
       <xsd:complexType>
         <xsd:sequence>
           <xsd:element name="documentManagement">
             <xsd:complexType>
               <xsd:all>
-                <xsd:element ref="ns2:SharedWithUsers" minOccurs="0"/>
-                <xsd:element ref="ns2:SharedWithDetails" minOccurs="0"/>
-                <xsd:element ref="ns3:MediaServiceMetadata" minOccurs="0"/>
-                <xsd:element ref="ns3:MediaServiceFastMetadata" minOccurs="0"/>
-                <xsd:element ref="ns3:MediaServiceDateTaken" minOccurs="0"/>
-                <xsd:element ref="ns3:MediaServiceObjectDetectorVersions" minOccurs="0"/>
-                <xsd:element ref="ns3:MediaLengthInSeconds" minOccurs="0"/>
-                <xsd:element ref="ns3:MediaServiceLocation" minOccurs="0"/>
-                <xsd:element ref="ns3:MediaServiceGenerationTime" minOccurs="0"/>
-                <xsd:element ref="ns3:MediaServiceEventHashCode" minOccurs="0"/>
-                <xsd:element ref="ns3:lcf76f155ced4ddcb4097134ff3c332f" minOccurs="0"/>
-                <xsd:element ref="ns2:TaxCatchAll" minOccurs="0"/>
-                <xsd:element ref="ns3:MediaServiceOCR" minOccurs="0"/>
-                <xsd:element ref="ns3:MediaServiceSearchProperties" minOccurs="0"/>
+                <xsd:element ref="ns2:MediaServiceMetadata" minOccurs="0"/>
+                <xsd:element ref="ns2:MediaServiceFastMetadata" minOccurs="0"/>
+                <xsd:element ref="ns2:MediaServiceSearchProperties" minOccurs="0"/>
+                <xsd:element ref="ns2:MediaServiceDateTaken" minOccurs="0"/>
+                <xsd:element ref="ns2:lcf76f155ced4ddcb4097134ff3c332f" minOccurs="0"/>
+                <xsd:element ref="ns3:TaxCatchAll" minOccurs="0"/>
+                <xsd:element ref="ns2:MediaServiceOCR" minOccurs="0"/>
+                <xsd:element ref="ns2:MediaServiceGenerationTime" minOccurs="0"/>
+                <xsd:element ref="ns2:MediaServiceEventHashCode" minOccurs="0"/>
+                <xsd:element ref="ns2:MediaLengthInSeconds" minOccurs="0"/>
               </xsd:all>
             </xsd:complexType>
           </xsd:element>
@@ -26305,78 +26262,41 @@
       </xsd:complexType>
     </xsd:element>
   </xsd:schema>
-  <xsd:schema xmlns:xsd="http://www.w3.org/2001/XMLSchema" xmlns:xs="http://www.w3.org/2001/XMLSchema" xmlns:dms="http://schemas.microsoft.com/office/2006/documentManagement/types" xmlns:pc="http://schemas.microsoft.com/office/infopath/2007/PartnerControls" targetNamespace="cb45339b-ced9-4d0d-8f64-77573914d53b" elementFormDefault="qualified">
+  <xsd:schema xmlns:xsd="http://www.w3.org/2001/XMLSchema" xmlns:xs="http://www.w3.org/2001/XMLSchema" xmlns:dms="http://schemas.microsoft.com/office/2006/documentManagement/types" xmlns:pc="http://schemas.microsoft.com/office/infopath/2007/PartnerControls" targetNamespace="55abea07-cd72-4a95-add0-1082a24cf9e9" elementFormDefault="qualified">
     <xsd:import namespace="http://schemas.microsoft.com/office/2006/documentManagement/types"/>
     <xsd:import namespace="http://schemas.microsoft.com/office/infopath/2007/PartnerControls"/>
-    <xsd:element name="SharedWithUsers" ma:index="8" nillable="true" ma:displayName="Compartido con" ma:internalName="SharedWithUsers" ma:readOnly="true">
+    <xsd:element name="MediaServiceMetadata" ma:index="8" nillable="true" ma:displayName="MediaServiceMetadata" ma:hidden="true" ma:internalName="MediaServiceMetadata" ma:readOnly="true">
+      <xsd:simpleType>
+        <xsd:restriction base="dms:Note"/>
+      </xsd:simpleType>
+    </xsd:element>
+    <xsd:element name="MediaServiceFastMetadata" ma:index="9" nillable="true" ma:displayName="MediaServiceFastMetadata" ma:hidden="true" ma:internalName="MediaServiceFastMetadata" ma:readOnly="true">
+      <xsd:simpleType>
+        <xsd:restriction base="dms:Note"/>
+      </xsd:simpleType>
+    </xsd:element>
+    <xsd:element name="MediaServiceSearchProperties" ma:index="10" nillable="true" ma:displayName="MediaServiceSearchProperties" ma:hidden="true" ma:internalName="MediaServiceSearchProperties" ma:readOnly="true">
+      <xsd:simpleType>
+        <xsd:restriction base="dms:Note"/>
+      </xsd:simpleType>
+    </xsd:element>
+    <xsd:element name="MediaServiceDateTaken" ma:index="11" nillable="true" ma:displayName="MediaServiceDateTaken" ma:hidden="true" ma:indexed="true" ma:internalName="MediaServiceDateTaken" ma:readOnly="true">
+      <xsd:simpleType>
+        <xsd:restriction base="dms:Text"/>
+      </xsd:simpleType>
+    </xsd:element>
+    <xsd:element name="lcf76f155ced4ddcb4097134ff3c332f" ma:index="13" nillable="true" ma:taxonomy="true" ma:internalName="lcf76f155ced4ddcb4097134ff3c332f" ma:taxonomyFieldName="MediaServiceImageTags" ma:displayName="Etiquetas de imagen" ma:readOnly="false" ma:fieldId="{5cf76f15-5ced-4ddc-b409-7134ff3c332f}" ma:taxonomyMulti="true" ma:sspId="d33c8c81-5745-4931-bcc4-c2aeafe86780" ma:termSetId="09814cd3-568e-fe90-9814-8d621ff8fb84" ma:anchorId="fba54fb3-c3e1-fe81-a776-ca4b69148c4d" ma:open="true" ma:isKeyword="false">
       <xsd:complexType>
-        <xsd:complexContent>
-          <xsd:extension base="dms:UserMulti">
-            <xsd:sequence>
-              <xsd:element name="UserInfo" minOccurs="0" maxOccurs="unbounded">
-                <xsd:complexType>
-                  <xsd:sequence>
-                    <xsd:element name="DisplayName" type="xsd:string" minOccurs="0"/>
-                    <xsd:element name="AccountId" type="dms:UserId" minOccurs="0" nillable="true"/>
-                    <xsd:element name="AccountType" type="xsd:string" minOccurs="0"/>
-                  </xsd:sequence>
-                </xsd:complexType>
-              </xsd:element>
-            </xsd:sequence>
-          </xsd:extension>
-        </xsd:complexContent>
+        <xsd:sequence>
+          <xsd:element ref="pc:Terms" minOccurs="0" maxOccurs="1"/>
+        </xsd:sequence>
       </xsd:complexType>
     </xsd:element>
-    <xsd:element name="SharedWithDetails" ma:index="9" nillable="true" ma:displayName="Detalles de uso compartido" ma:internalName="SharedWithDetails" ma:readOnly="true">
+    <xsd:element name="MediaServiceOCR" ma:index="15" nillable="true" ma:displayName="Extracted Text" ma:internalName="MediaServiceOCR" ma:readOnly="true">
       <xsd:simpleType>
         <xsd:restriction base="dms:Note">
           <xsd:maxLength value="255"/>
         </xsd:restriction>
-      </xsd:simpleType>
-    </xsd:element>
-    <xsd:element name="TaxCatchAll" ma:index="20" nillable="true" ma:displayName="Taxonomy Catch All Column" ma:hidden="true" ma:list="{2f40a149-578b-41a1-8845-c88bc1831770}" ma:internalName="TaxCatchAll" ma:showField="CatchAllData" ma:web="cb45339b-ced9-4d0d-8f64-77573914d53b">
-      <xsd:complexType>
-        <xsd:complexContent>
-          <xsd:extension base="dms:MultiChoiceLookup">
-            <xsd:sequence>
-              <xsd:element name="Value" type="dms:Lookup" maxOccurs="unbounded" minOccurs="0" nillable="true"/>
-            </xsd:sequence>
-          </xsd:extension>
-        </xsd:complexContent>
-      </xsd:complexType>
-    </xsd:element>
-  </xsd:schema>
-  <xsd:schema xmlns:xsd="http://www.w3.org/2001/XMLSchema" xmlns:xs="http://www.w3.org/2001/XMLSchema" xmlns:dms="http://schemas.microsoft.com/office/2006/documentManagement/types" xmlns:pc="http://schemas.microsoft.com/office/infopath/2007/PartnerControls" targetNamespace="43a3ca16-9c26-4813-b83f-4aec9927b43f" elementFormDefault="qualified">
-    <xsd:import namespace="http://schemas.microsoft.com/office/2006/documentManagement/types"/>
-    <xsd:import namespace="http://schemas.microsoft.com/office/infopath/2007/PartnerControls"/>
-    <xsd:element name="MediaServiceMetadata" ma:index="10" nillable="true" ma:displayName="MediaServiceMetadata" ma:hidden="true" ma:internalName="MediaServiceMetadata" ma:readOnly="true">
-      <xsd:simpleType>
-        <xsd:restriction base="dms:Note"/>
-      </xsd:simpleType>
-    </xsd:element>
-    <xsd:element name="MediaServiceFastMetadata" ma:index="11" nillable="true" ma:displayName="MediaServiceFastMetadata" ma:hidden="true" ma:internalName="MediaServiceFastMetadata" ma:readOnly="true">
-      <xsd:simpleType>
-        <xsd:restriction base="dms:Note"/>
-      </xsd:simpleType>
-    </xsd:element>
-    <xsd:element name="MediaServiceDateTaken" ma:index="12" nillable="true" ma:displayName="MediaServiceDateTaken" ma:hidden="true" ma:indexed="true" ma:internalName="MediaServiceDateTaken" ma:readOnly="true">
-      <xsd:simpleType>
-        <xsd:restriction base="dms:Text"/>
-      </xsd:simpleType>
-    </xsd:element>
-    <xsd:element name="MediaServiceObjectDetectorVersions" ma:index="13" nillable="true" ma:displayName="MediaServiceObjectDetectorVersions" ma:hidden="true" ma:indexed="true" ma:internalName="MediaServiceObjectDetectorVersions" ma:readOnly="true">
-      <xsd:simpleType>
-        <xsd:restriction base="dms:Text"/>
-      </xsd:simpleType>
-    </xsd:element>
-    <xsd:element name="MediaLengthInSeconds" ma:index="14" nillable="true" ma:displayName="MediaLengthInSeconds" ma:hidden="true" ma:internalName="MediaLengthInSeconds" ma:readOnly="true">
-      <xsd:simpleType>
-        <xsd:restriction base="dms:Unknown"/>
-      </xsd:simpleType>
-    </xsd:element>
-    <xsd:element name="MediaServiceLocation" ma:index="15" nillable="true" ma:displayName="Location" ma:indexed="true" ma:internalName="MediaServiceLocation" ma:readOnly="true">
-      <xsd:simpleType>
-        <xsd:restriction base="dms:Text"/>
       </xsd:simpleType>
     </xsd:element>
     <xsd:element name="MediaServiceGenerationTime" ma:index="16" nillable="true" ma:displayName="MediaServiceGenerationTime" ma:hidden="true" ma:internalName="MediaServiceGenerationTime" ma:readOnly="true">
@@ -26389,24 +26309,25 @@
         <xsd:restriction base="dms:Text"/>
       </xsd:simpleType>
     </xsd:element>
-    <xsd:element name="lcf76f155ced4ddcb4097134ff3c332f" ma:index="19" nillable="true" ma:taxonomy="true" ma:internalName="lcf76f155ced4ddcb4097134ff3c332f" ma:taxonomyFieldName="MediaServiceImageTags" ma:displayName="Etiquetas de imagen" ma:readOnly="false" ma:fieldId="{5cf76f15-5ced-4ddc-b409-7134ff3c332f}" ma:taxonomyMulti="true" ma:sspId="d33c8c81-5745-4931-bcc4-c2aeafe86780" ma:termSetId="09814cd3-568e-fe90-9814-8d621ff8fb84" ma:anchorId="fba54fb3-c3e1-fe81-a776-ca4b69148c4d" ma:open="true" ma:isKeyword="false">
-      <xsd:complexType>
-        <xsd:sequence>
-          <xsd:element ref="pc:Terms" minOccurs="0" maxOccurs="1"/>
-        </xsd:sequence>
-      </xsd:complexType>
-    </xsd:element>
-    <xsd:element name="MediaServiceOCR" ma:index="21" nillable="true" ma:displayName="Extracted Text" ma:internalName="MediaServiceOCR" ma:readOnly="true">
+    <xsd:element name="MediaLengthInSeconds" ma:index="18" nillable="true" ma:displayName="MediaLengthInSeconds" ma:hidden="true" ma:internalName="MediaLengthInSeconds" ma:readOnly="true">
       <xsd:simpleType>
-        <xsd:restriction base="dms:Note">
-          <xsd:maxLength value="255"/>
-        </xsd:restriction>
+        <xsd:restriction base="dms:Unknown"/>
       </xsd:simpleType>
     </xsd:element>
-    <xsd:element name="MediaServiceSearchProperties" ma:index="22" nillable="true" ma:displayName="MediaServiceSearchProperties" ma:hidden="true" ma:internalName="MediaServiceSearchProperties" ma:readOnly="true">
-      <xsd:simpleType>
-        <xsd:restriction base="dms:Note"/>
-      </xsd:simpleType>
+  </xsd:schema>
+  <xsd:schema xmlns:xsd="http://www.w3.org/2001/XMLSchema" xmlns:xs="http://www.w3.org/2001/XMLSchema" xmlns:dms="http://schemas.microsoft.com/office/2006/documentManagement/types" xmlns:pc="http://schemas.microsoft.com/office/infopath/2007/PartnerControls" targetNamespace="285d351f-f218-493a-825f-85a9dfbde315" elementFormDefault="qualified">
+    <xsd:import namespace="http://schemas.microsoft.com/office/2006/documentManagement/types"/>
+    <xsd:import namespace="http://schemas.microsoft.com/office/infopath/2007/PartnerControls"/>
+    <xsd:element name="TaxCatchAll" ma:index="14" nillable="true" ma:displayName="Taxonomy Catch All Column" ma:hidden="true" ma:list="{5d57ac59-ec13-4ab6-8bf8-a162ea89df9b}" ma:internalName="TaxCatchAll" ma:showField="CatchAllData" ma:web="285d351f-f218-493a-825f-85a9dfbde315">
+      <xsd:complexType>
+        <xsd:complexContent>
+          <xsd:extension base="dms:MultiChoiceLookup">
+            <xsd:sequence>
+              <xsd:element name="Value" type="dms:Lookup" maxOccurs="unbounded" minOccurs="0" nillable="true"/>
+            </xsd:sequence>
+          </xsd:extension>
+        </xsd:complexContent>
+      </xsd:complexType>
     </xsd:element>
   </xsd:schema>
   <xsd:schema xmlns="http://schemas.openxmlformats.org/package/2006/metadata/core-properties" xmlns:xsd="http://www.w3.org/2001/XMLSchema" xmlns:xsi="http://www.w3.org/2001/XMLSchema-instance" xmlns:dc="http://purl.org/dc/elements/1.1/" xmlns:dcterms="http://purl.org/dc/terms/" xmlns:odoc="http://schemas.microsoft.com/internal/obd" targetNamespace="http://schemas.openxmlformats.org/package/2006/metadata/core-properties" elementFormDefault="qualified" attributeFormDefault="unqualified" blockDefault="#all">
@@ -26508,23 +26429,35 @@
 </ct:contentTypeSchema>
 </file>
 
+<file path=customXml/item2.xml><?xml version="1.0" encoding="utf-8"?>
+<p:properties xmlns:p="http://schemas.microsoft.com/office/2006/metadata/properties" xmlns:xsi="http://www.w3.org/2001/XMLSchema-instance" xmlns:pc="http://schemas.microsoft.com/office/infopath/2007/PartnerControls">
+  <documentManagement>
+    <TaxCatchAll xmlns="285d351f-f218-493a-825f-85a9dfbde315" xsi:nil="true"/>
+    <lcf76f155ced4ddcb4097134ff3c332f xmlns="55abea07-cd72-4a95-add0-1082a24cf9e9">
+      <Terms xmlns="http://schemas.microsoft.com/office/infopath/2007/PartnerControls"/>
+    </lcf76f155ced4ddcb4097134ff3c332f>
+  </documentManagement>
+</p:properties>
+</file>
+
+<file path=customXml/item3.xml><?xml version="1.0" encoding="utf-8"?>
+<?mso-contentType ?>
+<FormTemplates xmlns="http://schemas.microsoft.com/sharepoint/v3/contenttype/forms">
+  <Display>DocumentLibraryForm</Display>
+  <Edit>DocumentLibraryForm</Edit>
+  <New>DocumentLibraryForm</New>
+</FormTemplates>
+</file>
+
+<file path=customXml/item4.xml><?xml version="1.0" encoding="utf-8"?>
+<b:Sources xmlns:b="http://schemas.openxmlformats.org/officeDocument/2006/bibliography" xmlns="http://schemas.openxmlformats.org/officeDocument/2006/bibliography" SelectedStyle="\APASixthEditionOfficeOnline.xsl" StyleName="APA" Version="6"/>
+</file>
+
 <file path=customXml/itemProps1.xml><?xml version="1.0" encoding="utf-8"?>
-<ds:datastoreItem xmlns:ds="http://schemas.openxmlformats.org/officeDocument/2006/customXml" ds:itemID="{D00A4A46-BDBD-48AC-87B9-2BA42D9CC06F}">
-  <ds:schemaRefs>
-    <ds:schemaRef ds:uri="http://schemas.microsoft.com/sharepoint/v3/contenttype/forms"/>
-  </ds:schemaRefs>
-</ds:datastoreItem>
+<ds:datastoreItem xmlns:ds="http://schemas.openxmlformats.org/officeDocument/2006/customXml" ds:itemID="{8DA6F908-9380-4D18-8B82-55619AF18A9E}"/>
 </file>
 
 <file path=customXml/itemProps2.xml><?xml version="1.0" encoding="utf-8"?>
-<ds:datastoreItem xmlns:ds="http://schemas.openxmlformats.org/officeDocument/2006/customXml" ds:itemID="{A9F2CEBA-C824-4C86-81A8-E32CBD0EB92D}">
-  <ds:schemaRefs>
-    <ds:schemaRef ds:uri="http://schemas.openxmlformats.org/officeDocument/2006/bibliography"/>
-  </ds:schemaRefs>
-</ds:datastoreItem>
-</file>
-
-<file path=customXml/itemProps3.xml><?xml version="1.0" encoding="utf-8"?>
 <ds:datastoreItem xmlns:ds="http://schemas.openxmlformats.org/officeDocument/2006/customXml" ds:itemID="{26259216-AD86-464A-AEAD-95B1F9E17392}">
   <ds:schemaRefs>
     <ds:schemaRef ds:uri="http://schemas.microsoft.com/office/2006/metadata/properties"/>
@@ -26535,21 +26468,18 @@
 </ds:datastoreItem>
 </file>
 
+<file path=customXml/itemProps3.xml><?xml version="1.0" encoding="utf-8"?>
+<ds:datastoreItem xmlns:ds="http://schemas.openxmlformats.org/officeDocument/2006/customXml" ds:itemID="{D00A4A46-BDBD-48AC-87B9-2BA42D9CC06F}">
+  <ds:schemaRefs>
+    <ds:schemaRef ds:uri="http://schemas.microsoft.com/sharepoint/v3/contenttype/forms"/>
+  </ds:schemaRefs>
+</ds:datastoreItem>
+</file>
+
 <file path=customXml/itemProps4.xml><?xml version="1.0" encoding="utf-8"?>
-<ds:datastoreItem xmlns:ds="http://schemas.openxmlformats.org/officeDocument/2006/customXml" ds:itemID="{0BC4A0A4-89EA-4C0C-9011-C1B351E892BC}">
+<ds:datastoreItem xmlns:ds="http://schemas.openxmlformats.org/officeDocument/2006/customXml" ds:itemID="{A9F2CEBA-C824-4C86-81A8-E32CBD0EB92D}">
   <ds:schemaRefs>
-    <ds:schemaRef ds:uri="http://schemas.microsoft.com/office/2006/metadata/contentType"/>
-    <ds:schemaRef ds:uri="http://schemas.microsoft.com/office/2006/metadata/properties/metaAttributes"/>
-    <ds:schemaRef ds:uri="http://www.w3.org/2001/XMLSchema"/>
-    <ds:schemaRef ds:uri="http://schemas.microsoft.com/office/2006/metadata/properties"/>
-    <ds:schemaRef ds:uri="cb45339b-ced9-4d0d-8f64-77573914d53b"/>
-    <ds:schemaRef ds:uri="43a3ca16-9c26-4813-b83f-4aec9927b43f"/>
-    <ds:schemaRef ds:uri="http://schemas.microsoft.com/office/2006/documentManagement/types"/>
-    <ds:schemaRef ds:uri="http://schemas.microsoft.com/office/infopath/2007/PartnerControls"/>
-    <ds:schemaRef ds:uri="http://schemas.openxmlformats.org/package/2006/metadata/core-properties"/>
-    <ds:schemaRef ds:uri="http://purl.org/dc/elements/1.1/"/>
-    <ds:schemaRef ds:uri="http://purl.org/dc/terms/"/>
-    <ds:schemaRef ds:uri="http://schemas.microsoft.com/internal/obd"/>
+    <ds:schemaRef ds:uri="http://schemas.openxmlformats.org/officeDocument/2006/bibliography"/>
   </ds:schemaRefs>
 </ds:datastoreItem>
 </file>